--- a/Service-Specification-for-route-exchange-ed1.2.docx
+++ b/Service-Specification-for-route-exchange-ed1.2.docx
@@ -2,6 +2,7 @@
 <file path=word/document.xml><?xml version="1.0" encoding="utf-8"?>
 <w:document xmlns:wpc="http://schemas.microsoft.com/office/word/2010/wordprocessingCanvas" xmlns:cx="http://schemas.microsoft.com/office/drawing/2014/chartex" xmlns:cx1="http://schemas.microsoft.com/office/drawing/2015/9/8/chartex" xmlns:cx2="http://schemas.microsoft.com/office/drawing/2015/10/21/chartex" xmlns:cx3="http://schemas.microsoft.com/office/drawing/2016/5/9/chartex" xmlns:cx4="http://schemas.microsoft.com/office/drawing/2016/5/10/chartex" xmlns:cx5="http://schemas.microsoft.com/office/drawing/2016/5/11/chartex" xmlns:cx6="http://schemas.microsoft.com/office/drawing/2016/5/12/chartex" xmlns:cx7="http://schemas.microsoft.com/office/drawing/2016/5/13/chartex" xmlns:cx8="http://schemas.microsoft.com/office/drawing/2016/5/14/chartex" xmlns:mc="http://schemas.openxmlformats.org/markup-compatibility/2006" xmlns:aink="http://schemas.microsoft.com/office/drawing/2016/ink" xmlns:am3d="http://schemas.microsoft.com/office/drawing/2017/model3d" xmlns:o="urn:schemas-microsoft-com:office:office" xmlns:oel="http://schemas.microsoft.com/office/2019/extlst" xmlns:r="http://schemas.openxmlformats.org/officeDocument/2006/relationships" xmlns:m="http://schemas.openxmlformats.org/officeDocument/2006/math" xmlns:v="urn:schemas-microsoft-com:vml" xmlns:wp14="http://schemas.microsoft.com/office/word/2010/wordprocessingDrawing" xmlns:wp="http://schemas.openxmlformats.org/drawingml/2006/wordprocessingDrawing" xmlns:w10="urn:schemas-microsoft-com:office:word" xmlns:w="http://schemas.openxmlformats.org/wordprocessingml/2006/main" xmlns:w14="http://schemas.microsoft.com/office/word/2010/wordml" xmlns:w15="http://schemas.microsoft.com/office/word/2012/wordml" xmlns:w16cex="http://schemas.microsoft.com/office/word/2018/wordml/cex" xmlns:w16cid="http://schemas.microsoft.com/office/word/2016/wordml/cid" xmlns:w16="http://schemas.microsoft.com/office/word/2018/wordml" xmlns:w16du="http://schemas.microsoft.com/office/word/2023/wordml/word16du" xmlns:w16sdtdh="http://schemas.microsoft.com/office/word/2020/wordml/sdtdatahash" xmlns:w16sdtfl="http://schemas.microsoft.com/office/word/2024/wordml/sdtformatlock" xmlns:w16se="http://schemas.microsoft.com/office/word/2015/wordml/symex" xmlns:wpg="http://schemas.microsoft.com/office/word/2010/wordprocessingGroup" xmlns:wpi="http://schemas.microsoft.com/office/word/2010/wordprocessingInk" xmlns:wne="http://schemas.microsoft.com/office/word/2006/wordml" xmlns:wps="http://schemas.microsoft.com/office/word/2010/wordprocessingShape" mc:Ignorable="w14 w15 w16se w16cid w16 w16cex w16sdtdh w16sdtfl w16du wp14">
   <w:body>
+    <w:bookmarkStart w:id="0" w:name="Title_2"/>
     <w:p>
       <w:pPr>
         <w:pStyle w:val="BodyText"/>
@@ -9,7 +10,6 @@
           <w:color w:val="FFFFFF" w:themeColor="background1"/>
         </w:rPr>
       </w:pPr>
-      <w:bookmarkStart w:id="0" w:name="Title_2"/>
       <w:r>
         <w:rPr>
           <w:noProof/>
@@ -620,7 +620,7 @@
         </w:rPr>
         <w:t>.</w:t>
       </w:r>
-      <w:ins w:id="3" w:author="Ramin Miraftabi" w:date="2026-02-24T08:59:00Z" w16du:dateUtc="2026-02-24T06:59:00Z">
+      <w:ins w:id="2" w:author="Ramin Miraftabi" w:date="2026-02-24T08:59:00Z" w16du:dateUtc="2026-02-24T06:59:00Z">
         <w:r>
           <w:rPr>
             <w:rFonts w:ascii="Calibri" w:eastAsiaTheme="minorEastAsia" w:hAnsi="Calibri" w:cs="Calibri"/>
@@ -630,7 +630,7 @@
           <w:t>2</w:t>
         </w:r>
       </w:ins>
-      <w:del w:id="4" w:author="Ramin Miraftabi" w:date="2026-02-24T08:59:00Z" w16du:dateUtc="2026-02-24T06:59:00Z">
+      <w:del w:id="3" w:author="Ramin Miraftabi" w:date="2026-02-24T08:59:00Z" w16du:dateUtc="2026-02-24T06:59:00Z">
         <w:r>
           <w:rPr>
             <w:rFonts w:ascii="Calibri" w:eastAsiaTheme="minorEastAsia" w:hAnsi="Calibri" w:cs="Calibri" w:hint="eastAsia"/>
@@ -651,7 +651,7 @@
           <w:lang w:eastAsia="ko-KR"/>
         </w:rPr>
       </w:pPr>
-      <w:ins w:id="5" w:author="Ramin Miraftabi" w:date="2026-02-24T08:59:00Z" w16du:dateUtc="2026-02-24T06:59:00Z">
+      <w:ins w:id="4" w:author="Ramin Miraftabi" w:date="2026-02-24T08:59:00Z" w16du:dateUtc="2026-02-24T06:59:00Z">
         <w:r>
           <w:rPr>
             <w:rFonts w:ascii="Calibri" w:eastAsia="Batang" w:hAnsi="Calibri" w:cs="Calibri"/>
@@ -661,7 +661,7 @@
           <w:t>March</w:t>
         </w:r>
       </w:ins>
-      <w:del w:id="6" w:author="Ramin Miraftabi" w:date="2026-02-24T08:59:00Z" w16du:dateUtc="2026-02-24T06:59:00Z">
+      <w:del w:id="5" w:author="Ramin Miraftabi" w:date="2026-02-24T08:59:00Z" w16du:dateUtc="2026-02-24T06:59:00Z">
         <w:r>
           <w:rPr>
             <w:rFonts w:ascii="Calibri" w:eastAsia="Batang" w:hAnsi="Calibri" w:cs="Calibri" w:hint="eastAsia"/>
@@ -687,7 +687,7 @@
         </w:rPr>
         <w:t>202</w:t>
       </w:r>
-      <w:ins w:id="7" w:author="Ramin Miraftabi" w:date="2026-02-24T08:59:00Z" w16du:dateUtc="2026-02-24T06:59:00Z">
+      <w:ins w:id="6" w:author="Ramin Miraftabi" w:date="2026-02-24T08:59:00Z" w16du:dateUtc="2026-02-24T06:59:00Z">
         <w:r>
           <w:rPr>
             <w:rFonts w:ascii="Calibri" w:eastAsia="Batang" w:hAnsi="Calibri" w:cs="Calibri"/>
@@ -697,7 +697,7 @@
           <w:t>6</w:t>
         </w:r>
       </w:ins>
-      <w:del w:id="8" w:author="Ramin Miraftabi" w:date="2026-02-24T08:59:00Z" w16du:dateUtc="2026-02-24T06:59:00Z">
+      <w:del w:id="7" w:author="Ramin Miraftabi" w:date="2026-02-24T08:59:00Z" w16du:dateUtc="2026-02-24T06:59:00Z">
         <w:r>
           <w:rPr>
             <w:rFonts w:ascii="Calibri" w:eastAsia="Batang" w:hAnsi="Calibri" w:cs="Calibri" w:hint="eastAsia"/>
@@ -728,23 +728,13 @@
           <w:color w:val="1F4E79" w:themeColor="accent5" w:themeShade="80"/>
         </w:rPr>
       </w:pPr>
-      <w:proofErr w:type="gramStart"/>
       <w:r>
         <w:rPr>
           <w:b/>
           <w:bCs/>
           <w:color w:val="1F4E79" w:themeColor="accent5" w:themeShade="80"/>
         </w:rPr>
-        <w:t>urn:mrn</w:t>
-      </w:r>
-      <w:proofErr w:type="gramEnd"/>
-      <w:r>
-        <w:rPr>
-          <w:b/>
-          <w:bCs/>
-          <w:color w:val="1F4E79" w:themeColor="accent5" w:themeShade="80"/>
-        </w:rPr>
-        <w:t>:iala:techsvc:ss</w:t>
+        <w:t>urn:mrn:iala:techsvc:ss</w:t>
       </w:r>
       <w:r>
         <w:rPr>
@@ -774,7 +764,7 @@
         </w:rPr>
         <w:t>.</w:t>
       </w:r>
-      <w:ins w:id="9" w:author="Ramin Miraftabi" w:date="2026-02-24T08:59:00Z" w16du:dateUtc="2026-02-24T06:59:00Z">
+      <w:ins w:id="8" w:author="Ramin Miraftabi" w:date="2026-02-24T08:59:00Z" w16du:dateUtc="2026-02-24T06:59:00Z">
         <w:r>
           <w:rPr>
             <w:rFonts w:eastAsiaTheme="minorEastAsia"/>
@@ -786,7 +776,7 @@
           <w:t>2</w:t>
         </w:r>
       </w:ins>
-      <w:del w:id="10" w:author="Ramin Miraftabi" w:date="2026-02-24T08:59:00Z" w16du:dateUtc="2026-02-24T06:59:00Z">
+      <w:del w:id="9" w:author="Ramin Miraftabi" w:date="2026-02-24T08:59:00Z" w16du:dateUtc="2026-02-24T06:59:00Z">
         <w:r>
           <w:rPr>
             <w:rFonts w:eastAsiaTheme="minorEastAsia" w:hint="eastAsia"/>
@@ -1155,7 +1145,7 @@
               <w:pStyle w:val="Tabletext"/>
               <w:jc w:val="both"/>
             </w:pPr>
-            <w:ins w:id="11" w:author="Ramin Miraftabi" w:date="2026-02-24T09:00:00Z" w16du:dateUtc="2026-02-24T07:00:00Z">
+            <w:ins w:id="10" w:author="Ramin Miraftabi" w:date="2026-02-24T09:00:00Z" w16du:dateUtc="2026-02-24T07:00:00Z">
               <w:r>
                 <w:t>March 2026</w:t>
               </w:r>
@@ -1171,7 +1161,7 @@
             <w:pPr>
               <w:pStyle w:val="Tabletext"/>
             </w:pPr>
-            <w:ins w:id="12" w:author="Ramin Miraftabi" w:date="2026-02-24T09:00:00Z" w16du:dateUtc="2026-02-24T07:00:00Z">
+            <w:ins w:id="11" w:author="Ramin Miraftabi" w:date="2026-02-24T09:00:00Z" w16du:dateUtc="2026-02-24T07:00:00Z">
               <w:r>
                 <w:t>Added section 5.6</w:t>
               </w:r>
@@ -6495,21 +6485,7 @@
                 <w:rStyle w:val="Hyperlink"/>
                 <w:noProof/>
               </w:rPr>
-              <w:t>Handling exte</w:t>
-            </w:r>
-            <w:r>
-              <w:rPr>
-                <w:rStyle w:val="Hyperlink"/>
-                <w:noProof/>
-              </w:rPr>
-              <w:t>n</w:t>
-            </w:r>
-            <w:r>
-              <w:rPr>
-                <w:rStyle w:val="Hyperlink"/>
-                <w:noProof/>
-              </w:rPr>
-              <w:t>sions</w:t>
+              <w:t>Handling extensions</w:t>
             </w:r>
             <w:r>
               <w:rPr>
@@ -9157,7 +9133,7 @@
           <w:lang w:val="en-GB"/>
         </w:rPr>
       </w:pPr>
-      <w:bookmarkStart w:id="15" w:name="_Toc196502176"/>
+      <w:bookmarkStart w:id="14" w:name="_Toc196502176"/>
       <w:r>
         <w:rPr>
           <w:noProof w:val="0"/>
@@ -9166,11 +9142,58 @@
         <w:lastRenderedPageBreak/>
         <w:t>introduction</w:t>
       </w:r>
+      <w:bookmarkEnd w:id="14"/>
+    </w:p>
+    <w:p>
+      <w:pPr>
+        <w:pStyle w:val="Heading1separationline"/>
+      </w:pPr>
+    </w:p>
+    <w:p>
+      <w:pPr>
+        <w:pStyle w:val="BodyText"/>
+      </w:pPr>
+      <w:r>
+        <w:t>This document was produced as part of the work of IALA VTS task group on development of technical service specifications for VTS.</w:t>
+      </w:r>
+      <w:r>
+        <w:t xml:space="preserve"> </w:t>
+      </w:r>
+      <w:r>
+        <w:t xml:space="preserve">The document is structured according to the IALA Guideline G1128 The Specification of e-Navigation Technical Services </w:t>
+      </w:r>
+      <w:r>
+        <w:fldChar w:fldCharType="begin"/>
+      </w:r>
+      <w:r>
+        <w:instrText xml:space="preserve"> REF _Ref196500408 \r \h </w:instrText>
+      </w:r>
+      <w:r>
+        <w:fldChar w:fldCharType="separate"/>
+      </w:r>
+      <w:r>
+        <w:t>[1]</w:t>
+      </w:r>
+      <w:r>
+        <w:fldChar w:fldCharType="end"/>
+      </w:r>
+      <w:r>
+        <w:t>.</w:t>
+      </w:r>
+    </w:p>
+    <w:p>
+      <w:pPr>
+        <w:pStyle w:val="Heading2"/>
+      </w:pPr>
+      <w:bookmarkStart w:id="15" w:name="_Toc196502177"/>
+      <w:r>
+        <w:t>Purpose</w:t>
+      </w:r>
       <w:bookmarkEnd w:id="15"/>
     </w:p>
     <w:p>
       <w:pPr>
-        <w:pStyle w:val="Heading1separationline"/>
+        <w:pStyle w:val="Heading2separationline"/>
       </w:pPr>
     </w:p>
     <w:p>
@@ -9178,303 +9201,231 @@
         <w:pStyle w:val="BodyText"/>
       </w:pPr>
       <w:r>
-        <w:t>This document was produced as part of the work of IALA VTS task group on development of technical service specifications for VTS.</w:t>
-      </w:r>
-      <w:r>
-        <w:t xml:space="preserve"> </w:t>
-      </w:r>
-      <w:r>
-        <w:t xml:space="preserve">The document is structured according to the IALA Guideline G1128 The Specification of e-Navigation Technical Services </w:t>
+        <w:t xml:space="preserve">The purpose of this Service Specification is to provide a holistic overview of the digital service of </w:t>
+      </w:r>
+      <w:r>
+        <w:t>VTS – Vessel Route Exchange</w:t>
+      </w:r>
+      <w:r>
+        <w:t xml:space="preserve"> and its building blocks in a technology-independent way, according to the guidelines given in G1128. It describes a well-defined baseline of the service by clearly identifying the service version.</w:t>
+      </w:r>
+    </w:p>
+    <w:p>
+      <w:r>
+        <w:t xml:space="preserve">The aim is to document the key aspects of the </w:t>
+      </w:r>
+      <w:r>
+        <w:t>VTS- Vessel Route Exchange</w:t>
+      </w:r>
+      <w:r>
+        <w:t xml:space="preserve"> at the logical level</w:t>
+      </w:r>
+      <w:r>
+        <w:t>, including</w:t>
+      </w:r>
+      <w:r>
+        <w:t>:</w:t>
+      </w:r>
+    </w:p>
+    <w:p>
+      <w:pPr>
+        <w:pStyle w:val="Bullet1"/>
+      </w:pPr>
+      <w:r>
+        <w:t>the operational and business context of the service:</w:t>
+      </w:r>
+    </w:p>
+    <w:p>
+      <w:pPr>
+        <w:pStyle w:val="Bullet2"/>
+      </w:pPr>
+      <w:r>
+        <w:t>requirements for the service (e.g., information exchange requirements);</w:t>
+      </w:r>
+    </w:p>
+    <w:p>
+      <w:pPr>
+        <w:pStyle w:val="Bullet2"/>
+      </w:pPr>
+      <w:r>
+        <w:t>involved nodes: which operational components provide/consume the service;</w:t>
+      </w:r>
+    </w:p>
+    <w:p>
+      <w:pPr>
+        <w:pStyle w:val="Bullet2"/>
+      </w:pPr>
+      <w:r>
+        <w:t>operational activities supported by the service; and</w:t>
+      </w:r>
+    </w:p>
+    <w:p>
+      <w:pPr>
+        <w:pStyle w:val="Bullet2"/>
+      </w:pPr>
+      <w:r>
+        <w:t>relation of the service to other services.</w:t>
+      </w:r>
+    </w:p>
+    <w:p>
+      <w:pPr>
+        <w:pStyle w:val="Bullet1"/>
+      </w:pPr>
+      <w:r>
+        <w:t>the service description:</w:t>
+      </w:r>
+    </w:p>
+    <w:p>
+      <w:pPr>
+        <w:pStyle w:val="Bullet2"/>
+      </w:pPr>
+      <w:r>
+        <w:t>service use cases;</w:t>
+      </w:r>
+    </w:p>
+    <w:p>
+      <w:pPr>
+        <w:pStyle w:val="Bullet2"/>
+      </w:pPr>
+      <w:r>
+        <w:t>service operational sequence;</w:t>
+      </w:r>
+    </w:p>
+    <w:p>
+      <w:pPr>
+        <w:pStyle w:val="Bullet2"/>
+      </w:pPr>
+      <w:r>
+        <w:t>logical operations;</w:t>
+      </w:r>
+    </w:p>
+    <w:p>
+      <w:pPr>
+        <w:pStyle w:val="Bullet2"/>
+      </w:pPr>
+      <w:r>
+        <w:t>logical data model; and</w:t>
+      </w:r>
+    </w:p>
+    <w:p>
+      <w:pPr>
+        <w:pStyle w:val="Bullet2"/>
+      </w:pPr>
+      <w:r>
+        <w:t>dynamic behaviour.</w:t>
+      </w:r>
+    </w:p>
+    <w:p>
+      <w:pPr>
+        <w:pStyle w:val="Heading2"/>
+      </w:pPr>
+      <w:bookmarkStart w:id="16" w:name="_Toc196502178"/>
+      <w:r>
+        <w:t>Intended readership</w:t>
+      </w:r>
+      <w:bookmarkEnd w:id="16"/>
+    </w:p>
+    <w:p>
+      <w:pPr>
+        <w:pStyle w:val="Heading2separationline"/>
+      </w:pPr>
+    </w:p>
+    <w:p>
+      <w:pPr>
+        <w:pStyle w:val="BodyText"/>
+      </w:pPr>
+      <w:r>
+        <w:t xml:space="preserve">This Service Specification is intended to be read by service architects, system engineers and developers in charge of designing and developing an instance of the </w:t>
+      </w:r>
+      <w:r>
+        <w:t>VTS – Vessel Route Exchange.</w:t>
+      </w:r>
+    </w:p>
+    <w:p>
+      <w:pPr>
+        <w:pStyle w:val="BodyText"/>
+      </w:pPr>
+      <w:r>
+        <w:t>Furthermore, this Service Specification is intended to be read by enterprise architects, service architects, information architects, system engineers and developers in pursuing architecting, designing and development activities of other related services.</w:t>
+      </w:r>
+    </w:p>
+    <w:p>
+      <w:pPr>
+        <w:pStyle w:val="Heading2"/>
+      </w:pPr>
+      <w:bookmarkStart w:id="17" w:name="_Toc196502179"/>
+      <w:r>
+        <w:t>Input from other sources</w:t>
+      </w:r>
+      <w:bookmarkEnd w:id="17"/>
+    </w:p>
+    <w:p>
+      <w:pPr>
+        <w:pStyle w:val="Heading2separationline"/>
+      </w:pPr>
+    </w:p>
+    <w:p>
+      <w:r>
+        <w:t xml:space="preserve">This service is based on the work and the use cases outlined in SECOM </w:t>
       </w:r>
       <w:r>
         <w:fldChar w:fldCharType="begin"/>
       </w:r>
       <w:r>
-        <w:instrText xml:space="preserve"> REF _Ref196500408 \r \h </w:instrText>
+        <w:instrText xml:space="preserve"> REF _Ref196500518 \r \h </w:instrText>
       </w:r>
       <w:r>
         <w:fldChar w:fldCharType="separate"/>
       </w:r>
       <w:r>
-        <w:t>[1]</w:t>
+        <w:t>[6]</w:t>
       </w:r>
       <w:r>
         <w:fldChar w:fldCharType="end"/>
       </w:r>
       <w:r>
-        <w:t>.</w:t>
-      </w:r>
-    </w:p>
-    <w:p>
-      <w:pPr>
-        <w:pStyle w:val="Heading2"/>
-      </w:pPr>
-      <w:bookmarkStart w:id="16" w:name="_Toc196502177"/>
-      <w:r>
-        <w:t>Purpose</w:t>
-      </w:r>
-      <w:bookmarkEnd w:id="16"/>
-    </w:p>
-    <w:p>
-      <w:pPr>
-        <w:pStyle w:val="Heading2separationline"/>
-      </w:pPr>
-    </w:p>
-    <w:p>
-      <w:pPr>
-        <w:pStyle w:val="BodyText"/>
-      </w:pPr>
-      <w:r>
-        <w:t xml:space="preserve">The purpose of this Service Specification is to provide a holistic overview of the digital service of </w:t>
-      </w:r>
-      <w:r>
-        <w:t>VTS – Vessel Route Exchange</w:t>
-      </w:r>
-      <w:r>
-        <w:t xml:space="preserve"> and its building blocks in a technology-independent way, according to the guidelines given in G1128. It describes a well-defined baseline of the service by clearly identifying the service version.</w:t>
-      </w:r>
-    </w:p>
-    <w:p>
-      <w:r>
-        <w:t xml:space="preserve">The aim is to document the key aspects of the </w:t>
-      </w:r>
-      <w:r>
-        <w:t>VTS- Vessel Route Exchange</w:t>
-      </w:r>
-      <w:r>
-        <w:t xml:space="preserve"> at the logical level</w:t>
-      </w:r>
-      <w:r>
-        <w:t>, including</w:t>
-      </w:r>
-      <w:r>
-        <w:t>:</w:t>
-      </w:r>
-    </w:p>
-    <w:p>
-      <w:pPr>
-        <w:pStyle w:val="Bullet1"/>
-      </w:pPr>
-      <w:r>
-        <w:t>the operational and business context of the service:</w:t>
-      </w:r>
-    </w:p>
-    <w:p>
-      <w:pPr>
-        <w:pStyle w:val="Bullet2"/>
-      </w:pPr>
-      <w:r>
-        <w:t>requirements for the service (e.g., information exchange requirements</w:t>
-      </w:r>
-      <w:proofErr w:type="gramStart"/>
-      <w:r>
-        <w:t>);</w:t>
-      </w:r>
-      <w:proofErr w:type="gramEnd"/>
-    </w:p>
-    <w:p>
-      <w:pPr>
-        <w:pStyle w:val="Bullet2"/>
-      </w:pPr>
-      <w:r>
-        <w:t xml:space="preserve">involved nodes: which operational components provide/consume the </w:t>
-      </w:r>
-      <w:proofErr w:type="gramStart"/>
-      <w:r>
-        <w:t>service;</w:t>
-      </w:r>
-      <w:proofErr w:type="gramEnd"/>
-    </w:p>
-    <w:p>
-      <w:pPr>
-        <w:pStyle w:val="Bullet2"/>
-      </w:pPr>
-      <w:r>
-        <w:t>operational activities supported by the service; and</w:t>
-      </w:r>
-    </w:p>
-    <w:p>
-      <w:pPr>
-        <w:pStyle w:val="Bullet2"/>
-      </w:pPr>
-      <w:r>
-        <w:t>relation of the service to other services.</w:t>
-      </w:r>
-    </w:p>
-    <w:p>
-      <w:pPr>
-        <w:pStyle w:val="Bullet1"/>
-      </w:pPr>
-      <w:r>
-        <w:t>the service description:</w:t>
-      </w:r>
-    </w:p>
-    <w:p>
-      <w:pPr>
-        <w:pStyle w:val="Bullet2"/>
-      </w:pPr>
-      <w:r>
-        <w:t xml:space="preserve">service use </w:t>
-      </w:r>
-      <w:proofErr w:type="gramStart"/>
-      <w:r>
-        <w:t>cases;</w:t>
-      </w:r>
-      <w:proofErr w:type="gramEnd"/>
-    </w:p>
-    <w:p>
-      <w:pPr>
-        <w:pStyle w:val="Bullet2"/>
-      </w:pPr>
-      <w:r>
-        <w:t xml:space="preserve">service operational </w:t>
-      </w:r>
-      <w:proofErr w:type="gramStart"/>
-      <w:r>
-        <w:t>sequence;</w:t>
-      </w:r>
-      <w:proofErr w:type="gramEnd"/>
-    </w:p>
-    <w:p>
-      <w:pPr>
-        <w:pStyle w:val="Bullet2"/>
-      </w:pPr>
-      <w:r>
-        <w:t xml:space="preserve">logical </w:t>
-      </w:r>
-      <w:proofErr w:type="gramStart"/>
-      <w:r>
-        <w:t>operations;</w:t>
-      </w:r>
-      <w:proofErr w:type="gramEnd"/>
-    </w:p>
-    <w:p>
-      <w:pPr>
-        <w:pStyle w:val="Bullet2"/>
-      </w:pPr>
-      <w:r>
-        <w:t>logical data model; and</w:t>
-      </w:r>
-    </w:p>
-    <w:p>
-      <w:pPr>
-        <w:pStyle w:val="Bullet2"/>
-      </w:pPr>
-      <w:r>
-        <w:t>dynamic behaviour.</w:t>
-      </w:r>
-    </w:p>
-    <w:p>
-      <w:pPr>
-        <w:pStyle w:val="Heading2"/>
-      </w:pPr>
-      <w:bookmarkStart w:id="17" w:name="_Toc196502178"/>
-      <w:r>
-        <w:t>Intended readership</w:t>
-      </w:r>
-      <w:bookmarkEnd w:id="17"/>
-    </w:p>
-    <w:p>
-      <w:pPr>
-        <w:pStyle w:val="Heading2separationline"/>
-      </w:pPr>
-    </w:p>
-    <w:p>
-      <w:pPr>
-        <w:pStyle w:val="BodyText"/>
-      </w:pPr>
-      <w:r>
-        <w:t xml:space="preserve">This Service Specification is intended to be read by service architects, system engineers and developers in charge of designing and developing an instance of the </w:t>
-      </w:r>
-      <w:r>
-        <w:t>VTS – Vessel Route Exchange.</w:t>
-      </w:r>
-    </w:p>
-    <w:p>
-      <w:pPr>
-        <w:pStyle w:val="BodyText"/>
-      </w:pPr>
-      <w:r>
-        <w:t>Furthermore, this Service Specification is intended to be read by enterprise architects, service architects, information architects, system engineers and developers in pursuing architecting, designing and development activities of other related services.</w:t>
-      </w:r>
-    </w:p>
-    <w:p>
-      <w:pPr>
-        <w:pStyle w:val="Heading2"/>
-      </w:pPr>
-      <w:bookmarkStart w:id="18" w:name="_Toc196502179"/>
-      <w:r>
-        <w:t>Input from other sources</w:t>
-      </w:r>
-      <w:bookmarkEnd w:id="18"/>
-    </w:p>
-    <w:p>
-      <w:pPr>
-        <w:pStyle w:val="Heading2separationline"/>
-      </w:pPr>
-    </w:p>
-    <w:p>
-      <w:r>
-        <w:t xml:space="preserve">This service is based on the work and the use cases outlined in SECOM </w:t>
+        <w:t xml:space="preserve"> and S-421 </w:t>
       </w:r>
       <w:r>
         <w:fldChar w:fldCharType="begin"/>
       </w:r>
       <w:r>
-        <w:instrText xml:space="preserve"> REF _Ref196500518 \r \h </w:instrText>
+        <w:instrText xml:space="preserve"> REF _Ref196500527 \r \h </w:instrText>
       </w:r>
       <w:r>
         <w:fldChar w:fldCharType="separate"/>
       </w:r>
       <w:r>
-        <w:t>[6]</w:t>
+        <w:t>[5]</w:t>
       </w:r>
       <w:r>
         <w:fldChar w:fldCharType="end"/>
       </w:r>
       <w:r>
-        <w:t xml:space="preserve"> and S-421 </w:t>
+        <w:t xml:space="preserve"> and the outcome of the IEC TC 80 WG 17 October 2024 meeting.</w:t>
+      </w:r>
+    </w:p>
+    <w:p/>
+    <w:p>
+      <w:r>
+        <w:t xml:space="preserve">When developing this service, the outcome from IEC TC 80 MT7 in their meeting in December 2024 and their work on IEC 61174-1 </w:t>
       </w:r>
       <w:r>
         <w:fldChar w:fldCharType="begin"/>
       </w:r>
       <w:r>
-        <w:instrText xml:space="preserve"> REF _Ref196500527 \r \h </w:instrText>
+        <w:instrText xml:space="preserve"> REF _Ref196500547 \r \h </w:instrText>
       </w:r>
       <w:r>
         <w:fldChar w:fldCharType="separate"/>
       </w:r>
       <w:r>
-        <w:t>[5]</w:t>
+        <w:t>[9]</w:t>
       </w:r>
       <w:r>
         <w:fldChar w:fldCharType="end"/>
       </w:r>
       <w:r>
-        <w:t xml:space="preserve"> and the outcome of the IEC TC 80 WG 17 October 2024 meeting.</w:t>
-      </w:r>
-    </w:p>
-    <w:p/>
-    <w:p>
-      <w:r>
-        <w:t xml:space="preserve">When developing this service, the outcome from IEC TC 80 MT7 in their meeting in December 2024 and their work on IEC 61174-1 </w:t>
-      </w:r>
-      <w:r>
-        <w:fldChar w:fldCharType="begin"/>
-      </w:r>
-      <w:r>
-        <w:instrText xml:space="preserve"> REF _Ref196500547 \r \h </w:instrText>
-      </w:r>
-      <w:r>
-        <w:fldChar w:fldCharType="separate"/>
-      </w:r>
-      <w:r>
-        <w:t>[9]</w:t>
-      </w:r>
-      <w:r>
-        <w:fldChar w:fldCharType="end"/>
-      </w:r>
-      <w:r>
         <w:t xml:space="preserve"> has been taken into consideration.</w:t>
       </w:r>
     </w:p>
@@ -9482,12 +9433,12 @@
       <w:pPr>
         <w:pStyle w:val="Heading1"/>
       </w:pPr>
-      <w:bookmarkStart w:id="19" w:name="_Toc196502180"/>
+      <w:bookmarkStart w:id="18" w:name="_Toc196502180"/>
       <w:r>
         <w:lastRenderedPageBreak/>
         <w:t>Service Identification</w:t>
       </w:r>
-      <w:bookmarkEnd w:id="19"/>
+      <w:bookmarkEnd w:id="18"/>
     </w:p>
     <w:p>
       <w:pPr>
@@ -9608,7 +9559,7 @@
                 <w:color w:val="00558C"/>
               </w:rPr>
             </w:pPr>
-            <w:bookmarkStart w:id="20" w:name="_Hlk196362966"/>
+            <w:bookmarkStart w:id="19" w:name="_Hlk196362966"/>
             <w:r>
               <w:rPr>
                 <w:b/>
@@ -9692,13 +9643,8 @@
               </w:numPr>
               <w:spacing w:line="240" w:lineRule="auto"/>
             </w:pPr>
-            <w:proofErr w:type="gramStart"/>
-            <w:r>
-              <w:t>urn:mrn</w:t>
-            </w:r>
-            <w:proofErr w:type="gramEnd"/>
-            <w:r>
-              <w:t>:iala:techsvc:ss:vts-res:1.</w:t>
+            <w:r>
+              <w:t>urn:mrn:iala:techsvc:ss:vts-res:1.</w:t>
             </w:r>
             <w:r>
               <w:t>1</w:t>
@@ -9964,13 +9910,13 @@
       <w:pPr>
         <w:pStyle w:val="Heading1"/>
       </w:pPr>
-      <w:bookmarkStart w:id="21" w:name="_Toc196502181"/>
-      <w:bookmarkEnd w:id="20"/>
+      <w:bookmarkStart w:id="20" w:name="_Toc196502181"/>
+      <w:bookmarkEnd w:id="19"/>
       <w:r>
         <w:lastRenderedPageBreak/>
         <w:t>Operational context</w:t>
       </w:r>
-      <w:bookmarkEnd w:id="21"/>
+      <w:bookmarkEnd w:id="20"/>
     </w:p>
     <w:p>
       <w:pPr>
@@ -9986,26 +9932,12 @@
           <w:lang w:val="en-US"/>
         </w:rPr>
       </w:pPr>
-      <w:bookmarkStart w:id="22" w:name="_Hlk196363732"/>
-      <w:r>
-        <w:rPr>
-          <w:lang w:val="en-US"/>
-        </w:rPr>
-        <w:t xml:space="preserve">The route and schedule </w:t>
-      </w:r>
-      <w:proofErr w:type="gramStart"/>
-      <w:r>
-        <w:rPr>
-          <w:lang w:val="en-US"/>
-        </w:rPr>
-        <w:t>is</w:t>
-      </w:r>
-      <w:proofErr w:type="gramEnd"/>
-      <w:r>
-        <w:rPr>
-          <w:lang w:val="en-US"/>
-        </w:rPr>
-        <w:t xml:space="preserve"> a key element of the vessel's voyage and can be used to optimize safety and processes, as well as for the interaction of participants and stakeholders. The core element of the voyage plan is a route. The exchange of route plans between vessel and shore may improve situational awareness for the purpose to facilitat</w:t>
+      <w:bookmarkStart w:id="21" w:name="_Hlk196363732"/>
+      <w:r>
+        <w:rPr>
+          <w:lang w:val="en-US"/>
+        </w:rPr>
+        <w:t>The route and schedule is a key element of the vessel's voyage and can be used to optimize safety and processes, as well as for the interaction of participants and stakeholders. The core element of the voyage plan is a route. The exchange of route plans between vessel and shore may improve situational awareness for the purpose to facilitat</w:t>
       </w:r>
       <w:r>
         <w:rPr>
@@ -10022,39 +9954,24 @@
         <w:t>reduced nu</w:t>
       </w:r>
       <w:r>
-        <w:t xml:space="preserve">mber of accidents and incidents by knowing the intentions of vessels by </w:t>
-      </w:r>
-      <w:proofErr w:type="gramStart"/>
-      <w:r>
-        <w:t>VTS;</w:t>
-      </w:r>
-      <w:proofErr w:type="gramEnd"/>
+        <w:t>mber of accidents and incidents by knowing the intentions of vessels by VTS;</w:t>
+      </w:r>
     </w:p>
     <w:p>
       <w:pPr>
         <w:pStyle w:val="Bullet1"/>
       </w:pPr>
       <w:r>
-        <w:t xml:space="preserve">optimized fairway utilization by knowing the intentions of </w:t>
-      </w:r>
-      <w:proofErr w:type="gramStart"/>
-      <w:r>
-        <w:t>vessels;</w:t>
-      </w:r>
-      <w:proofErr w:type="gramEnd"/>
+        <w:t>optimized fairway utilization by knowing the intentions of vessels;</w:t>
+      </w:r>
     </w:p>
     <w:p>
       <w:pPr>
         <w:pStyle w:val="Bullet1"/>
       </w:pPr>
       <w:r>
-        <w:t xml:space="preserve">predictability of arrivals and departures by early information sharing enabling better planning for involved actors leading to reduced idle time for </w:t>
-      </w:r>
-      <w:proofErr w:type="gramStart"/>
-      <w:r>
-        <w:t>resources;</w:t>
-      </w:r>
-      <w:proofErr w:type="gramEnd"/>
+        <w:t>predictability of arrivals and departures by early information sharing enabling better planning for involved actors leading to reduced idle time for resources;</w:t>
+      </w:r>
     </w:p>
     <w:p>
       <w:pPr>
@@ -10080,15 +9997,7 @@
         <w:pStyle w:val="Bullet2"/>
       </w:pPr>
       <w:r>
-        <w:t xml:space="preserve">One of the </w:t>
-      </w:r>
-      <w:proofErr w:type="gramStart"/>
-      <w:r>
-        <w:t>core</w:t>
-      </w:r>
-      <w:proofErr w:type="gramEnd"/>
-      <w:r>
-        <w:t xml:space="preserve"> means for future MASS and other highly automated vessels to communicate intentions and creating its voyage plan,</w:t>
+        <w:t>One of the core means for future MASS and other highly automated vessels to communicate intentions and creating its voyage plan,</w:t>
       </w:r>
     </w:p>
     <w:p>
@@ -10096,15 +10005,7 @@
         <w:pStyle w:val="Bullet2"/>
       </w:pPr>
       <w:r>
-        <w:t xml:space="preserve">Contributor of </w:t>
-      </w:r>
-      <w:proofErr w:type="gramStart"/>
-      <w:r>
-        <w:t>berth to berth</w:t>
-      </w:r>
-      <w:proofErr w:type="gramEnd"/>
-      <w:r>
-        <w:t xml:space="preserve"> navigation and JIT operations.</w:t>
+        <w:t>Contributor of berth to berth navigation and JIT operations.</w:t>
       </w:r>
     </w:p>
     <w:p>
@@ -10112,15 +10013,7 @@
         <w:pStyle w:val="BodyText"/>
       </w:pPr>
       <w:r>
-        <w:t xml:space="preserve">It its envisioned that </w:t>
-      </w:r>
-      <w:proofErr w:type="gramStart"/>
-      <w:r>
-        <w:t>a large number of</w:t>
-      </w:r>
-      <w:proofErr w:type="gramEnd"/>
-      <w:r>
-        <w:t xml:space="preserve"> proposed services within not only the VTS domain will need, use, compute, communicate route and schedule information such as Weather routing, Pilot Routes/passage plans, Ice navigation services, Fleet management, Remote operations, Reporting, Coastal surveillance and other use cases.</w:t>
+        <w:t>It its envisioned that a large number of proposed services within not only the VTS domain will need, use, compute, communicate route and schedule information such as Weather routing, Pilot Routes/passage plans, Ice navigation services, Fleet management, Remote operations, Reporting, Coastal surveillance and other use cases.</w:t>
       </w:r>
     </w:p>
     <w:p>
@@ -10128,15 +10021,7 @@
         <w:pStyle w:val="BodyText"/>
       </w:pPr>
       <w:r>
-        <w:t xml:space="preserve">Route Exchange Service functions as a backbone facilitating the sharing of route between vessel and VTS </w:t>
-      </w:r>
-      <w:proofErr w:type="gramStart"/>
-      <w:r>
-        <w:t>in order to</w:t>
-      </w:r>
-      <w:proofErr w:type="gramEnd"/>
-      <w:r>
-        <w:t xml:space="preserve"> enable the following VTS services:</w:t>
+        <w:t>Route Exchange Service functions as a backbone facilitating the sharing of route between vessel and VTS in order to enable the following VTS services:</w:t>
       </w:r>
     </w:p>
     <w:p>
@@ -10342,23 +10227,7 @@
         <w:pStyle w:val="BodyText"/>
       </w:pPr>
       <w:r>
-        <w:t xml:space="preserve">In order to facilitate the route exchange from mariner or vessel, this service specification requires the use of </w:t>
-      </w:r>
-      <w:proofErr w:type="gramStart"/>
-      <w:r>
-        <w:t>ECDIS</w:t>
-      </w:r>
-      <w:proofErr w:type="gramEnd"/>
-      <w:r>
-        <w:t xml:space="preserve"> and the device used on board for planning (planning station) or other compatible ship systems. This service defines how the route plan exchange defined in IEC 63173-1 Annex A use cases are to be implemented </w:t>
-      </w:r>
-      <w:proofErr w:type="gramStart"/>
-      <w:r>
-        <w:t>in order to</w:t>
-      </w:r>
-      <w:proofErr w:type="gramEnd"/>
-      <w:r>
-        <w:t xml:space="preserve"> ensure interoperability between ship systems and VTS systems. </w:t>
+        <w:t xml:space="preserve">In order to facilitate the route exchange from mariner or vessel, this service specification requires the use of ECDIS and the device used on board for planning (planning station) or other compatible ship systems. This service defines how the route plan exchange defined in IEC 63173-1 Annex A use cases are to be implemented in order to ensure interoperability between ship systems and VTS systems. </w:t>
       </w:r>
     </w:p>
     <w:p>
@@ -10385,31 +10254,30 @@
           <w:lang w:val="en-US"/>
         </w:rPr>
       </w:pPr>
-      <w:bookmarkStart w:id="23" w:name="_Toc196502182"/>
+      <w:bookmarkStart w:id="22" w:name="_Toc196502182"/>
+      <w:bookmarkEnd w:id="21"/>
+      <w:commentRangeStart w:id="23"/>
+      <w:r>
+        <w:rPr>
+          <w:lang w:val="en-US"/>
+        </w:rPr>
+        <w:t xml:space="preserve">Use cases for </w:t>
+      </w:r>
+      <w:r>
+        <w:rPr>
+          <w:lang w:val="en-US"/>
+        </w:rPr>
+        <w:t>VTS – Vessel Route Exchange</w:t>
+      </w:r>
       <w:bookmarkEnd w:id="22"/>
-      <w:commentRangeStart w:id="24"/>
-      <w:r>
-        <w:rPr>
-          <w:lang w:val="en-US"/>
-        </w:rPr>
-        <w:t xml:space="preserve">Use cases for </w:t>
-      </w:r>
-      <w:r>
-        <w:rPr>
-          <w:lang w:val="en-US"/>
-        </w:rPr>
-        <w:t>VTS – Vessel Route Exchange</w:t>
-      </w:r>
-      <w:bookmarkEnd w:id="23"/>
-      <w:commentRangeEnd w:id="24"/>
+      <w:commentRangeEnd w:id="23"/>
       <w:r>
         <w:rPr>
           <w:rStyle w:val="CommentReference"/>
-          <w:b w:val="0"/>
-          <w:smallCaps w:val="0"/>
-          <w:color w:val="auto"/>
-        </w:rPr>
-        <w:commentReference w:id="24"/>
+          <w:sz w:val="22"/>
+          <w:lang w:val="en-US"/>
+        </w:rPr>
+        <w:commentReference w:id="23"/>
       </w:r>
     </w:p>
     <w:p>
@@ -10543,7 +10411,7 @@
       <w:pPr>
         <w:pStyle w:val="Caption"/>
       </w:pPr>
-      <w:bookmarkStart w:id="25" w:name="_Toc196500260"/>
+      <w:bookmarkStart w:id="24" w:name="_Toc196500260"/>
       <w:r>
         <w:t xml:space="preserve">Figure </w:t>
       </w:r>
@@ -10558,33 +10426,33 @@
       <w:r>
         <w:t xml:space="preserve"> High-level view of route exchange use cases</w:t>
       </w:r>
+      <w:bookmarkEnd w:id="24"/>
+    </w:p>
+    <w:p>
+      <w:pPr>
+        <w:pStyle w:val="BodyText"/>
+        <w:rPr>
+          <w:lang w:val="en-US"/>
+        </w:rPr>
+      </w:pPr>
+    </w:p>
+    <w:p>
+      <w:pPr>
+        <w:pStyle w:val="Heading3"/>
+        <w:rPr>
+          <w:lang w:val="en-US"/>
+        </w:rPr>
+      </w:pPr>
+      <w:bookmarkStart w:id="25" w:name="_Ref196500825"/>
+      <w:bookmarkStart w:id="26" w:name="_Toc196502183"/>
+      <w:r>
+        <w:rPr>
+          <w:lang w:val="en-US"/>
+        </w:rPr>
+        <w:t>Use case 1 - Initial sharing of the route from Vessel to VTS</w:t>
+      </w:r>
       <w:bookmarkEnd w:id="25"/>
-    </w:p>
-    <w:p>
-      <w:pPr>
-        <w:pStyle w:val="BodyText"/>
-        <w:rPr>
-          <w:lang w:val="en-US"/>
-        </w:rPr>
-      </w:pPr>
-    </w:p>
-    <w:p>
-      <w:pPr>
-        <w:pStyle w:val="Heading3"/>
-        <w:rPr>
-          <w:lang w:val="en-US"/>
-        </w:rPr>
-      </w:pPr>
-      <w:bookmarkStart w:id="26" w:name="_Ref196500825"/>
-      <w:bookmarkStart w:id="27" w:name="_Toc196502183"/>
-      <w:r>
-        <w:rPr>
-          <w:lang w:val="en-US"/>
-        </w:rPr>
-        <w:t>Use case 1 - Initial sharing of the route from Vessel to VTS</w:t>
-      </w:r>
       <w:bookmarkEnd w:id="26"/>
-      <w:bookmarkEnd w:id="27"/>
     </w:p>
     <w:p>
       <w:pPr>
@@ -10779,20 +10647,42 @@
         <w:rPr>
           <w:lang w:val="en-US"/>
         </w:rPr>
-        <w:t xml:space="preserve"> (including cross track distance limit (</w:t>
-      </w:r>
-      <w:r>
-        <w:rPr>
-          <w:lang w:val="en-US"/>
-        </w:rPr>
-        <w:t>C</w:t>
-      </w:r>
-      <w:r>
-        <w:rPr>
-          <w:lang w:val="en-US"/>
-        </w:rPr>
-        <w:t>L)</w:t>
-      </w:r>
+        <w:t xml:space="preserve"> (including cross track distance </w:t>
+      </w:r>
+      <w:ins w:id="27" w:author="Ramin Miraftabi" w:date="2026-07-07T11:37:00Z" w16du:dateUtc="2026-07-07T09:37:00Z">
+        <w:r>
+          <w:rPr>
+            <w:lang w:val="en-US"/>
+          </w:rPr>
+          <w:t xml:space="preserve">check </w:t>
+        </w:r>
+      </w:ins>
+      <w:r>
+        <w:rPr>
+          <w:lang w:val="en-US"/>
+        </w:rPr>
+        <w:t xml:space="preserve">limit </w:t>
+      </w:r>
+      <w:del w:id="28" w:author="Ramin Miraftabi" w:date="2026-07-07T11:37:00Z" w16du:dateUtc="2026-07-07T09:37:00Z">
+        <w:r>
+          <w:rPr>
+            <w:lang w:val="en-US"/>
+          </w:rPr>
+          <w:delText>(</w:delText>
+        </w:r>
+        <w:r>
+          <w:rPr>
+            <w:lang w:val="en-US"/>
+          </w:rPr>
+          <w:delText>C</w:delText>
+        </w:r>
+        <w:r>
+          <w:rPr>
+            <w:lang w:val="en-US"/>
+          </w:rPr>
+          <w:delText>L)</w:delText>
+        </w:r>
+      </w:del>
     </w:p>
     <w:p>
       <w:pPr>
@@ -10912,16 +10802,16 @@
           <w:lang w:val="en-US"/>
         </w:rPr>
       </w:pPr>
-      <w:bookmarkStart w:id="28" w:name="_Ref196500874"/>
-      <w:bookmarkStart w:id="29" w:name="_Toc196502184"/>
+      <w:bookmarkStart w:id="29" w:name="_Ref196500874"/>
+      <w:bookmarkStart w:id="30" w:name="_Toc196502184"/>
       <w:r>
         <w:rPr>
           <w:lang w:val="en-US"/>
         </w:rPr>
         <w:t>Use case 2 - VTS gives route recommendation to vessel within a geographically defined area</w:t>
       </w:r>
-      <w:bookmarkEnd w:id="28"/>
       <w:bookmarkEnd w:id="29"/>
+      <w:bookmarkEnd w:id="30"/>
     </w:p>
     <w:p>
       <w:pPr>
@@ -11130,13 +11020,8 @@
       <w:pPr>
         <w:pStyle w:val="Bullet1"/>
       </w:pPr>
-      <w:proofErr w:type="spellStart"/>
-      <w:r>
-        <w:t>RouteInfoDescription</w:t>
-      </w:r>
-      <w:proofErr w:type="spellEnd"/>
-      <w:r>
-        <w:t xml:space="preserve"> should be changed to include rationale and other assistance</w:t>
+      <w:r>
+        <w:t>RouteInfoDescription should be changed to include rationale and other assistance</w:t>
       </w:r>
     </w:p>
     <w:p>
@@ -11182,15 +11067,7 @@
         <w:ind w:left="709" w:hanging="425"/>
       </w:pPr>
       <w:r>
-        <w:t xml:space="preserve">Mariner updates the route after receiving recommendations. The route edition must be </w:t>
-      </w:r>
-      <w:proofErr w:type="gramStart"/>
-      <w:r>
-        <w:t>changed</w:t>
-      </w:r>
-      <w:proofErr w:type="gramEnd"/>
-      <w:r>
-        <w:t xml:space="preserve"> and the status of the route must still be “planned.” The updated route is shared with VTS.</w:t>
+        <w:t>Mariner updates the route after receiving recommendations. The route edition must be changed and the status of the route must still be “planned.” The updated route is shared with VTS.</w:t>
       </w:r>
       <w:r>
         <w:t xml:space="preserve"> </w:t>
@@ -11228,50 +11105,14 @@
           <w:lang w:val="fr-FR"/>
         </w:rPr>
       </w:pPr>
-      <w:bookmarkStart w:id="30" w:name="_Toc196502185"/>
+      <w:bookmarkStart w:id="31" w:name="_Toc196502185"/>
       <w:r>
         <w:rPr>
           <w:lang w:val="fr-FR"/>
         </w:rPr>
-        <w:t xml:space="preserve">Use case 3 - VTS </w:t>
-      </w:r>
-      <w:proofErr w:type="spellStart"/>
-      <w:r>
-        <w:rPr>
-          <w:lang w:val="fr-FR"/>
-        </w:rPr>
-        <w:t>requests</w:t>
-      </w:r>
-      <w:proofErr w:type="spellEnd"/>
-      <w:r>
-        <w:rPr>
-          <w:lang w:val="fr-FR"/>
-        </w:rPr>
-        <w:t xml:space="preserve"> route updates </w:t>
-      </w:r>
-      <w:proofErr w:type="spellStart"/>
-      <w:r>
-        <w:rPr>
-          <w:lang w:val="fr-FR"/>
-        </w:rPr>
-        <w:t>from</w:t>
-      </w:r>
-      <w:proofErr w:type="spellEnd"/>
-      <w:r>
-        <w:rPr>
-          <w:lang w:val="fr-FR"/>
-        </w:rPr>
-        <w:t xml:space="preserve"> </w:t>
-      </w:r>
-      <w:proofErr w:type="spellStart"/>
-      <w:r>
-        <w:rPr>
-          <w:lang w:val="fr-FR"/>
-        </w:rPr>
-        <w:t>vessel</w:t>
-      </w:r>
-      <w:bookmarkEnd w:id="30"/>
-      <w:proofErr w:type="spellEnd"/>
+        <w:t>Use case 3 - VTS requests route updates from vessel</w:t>
+      </w:r>
+      <w:bookmarkEnd w:id="31"/>
     </w:p>
     <w:p>
       <w:pPr>
@@ -11396,11 +11237,11 @@
       <w:pPr>
         <w:pStyle w:val="Heading3"/>
       </w:pPr>
-      <w:bookmarkStart w:id="31" w:name="_Toc196502186"/>
+      <w:bookmarkStart w:id="32" w:name="_Toc196502186"/>
       <w:r>
         <w:t>Use case 4 – Vessel’s route changes</w:t>
       </w:r>
-      <w:bookmarkEnd w:id="31"/>
+      <w:bookmarkEnd w:id="32"/>
     </w:p>
     <w:p>
       <w:pPr>
@@ -11484,7 +11325,7 @@
       <w:pPr>
         <w:pStyle w:val="Bullet1"/>
         <w:rPr>
-          <w:ins w:id="32" w:author="Ramin Miraftabi" w:date="2026-03-02T14:08:00Z" w16du:dateUtc="2026-03-02T13:08:00Z"/>
+          <w:ins w:id="33" w:author="Ramin Miraftabi" w:date="2026-03-02T14:08:00Z" w16du:dateUtc="2026-03-02T13:08:00Z"/>
         </w:rPr>
       </w:pPr>
       <w:r>
@@ -11501,7 +11342,7 @@
       <w:pPr>
         <w:pStyle w:val="Bullet1"/>
       </w:pPr>
-      <w:ins w:id="33" w:author="Ramin Miraftabi" w:date="2026-03-02T14:08:00Z" w16du:dateUtc="2026-03-02T13:08:00Z">
+      <w:ins w:id="34" w:author="Ramin Miraftabi" w:date="2026-03-02T14:08:00Z" w16du:dateUtc="2026-03-02T13:08:00Z">
         <w:r>
           <w:t>The service checks that the route is valid according to the schema and</w:t>
         </w:r>
@@ -11509,7 +11350,7 @@
           <w:t xml:space="preserve"> the requirements listed in </w:t>
         </w:r>
       </w:ins>
-      <w:ins w:id="34" w:author="Ramin Miraftabi" w:date="2026-03-02T14:09:00Z" w16du:dateUtc="2026-03-02T13:09:00Z">
+      <w:ins w:id="35" w:author="Ramin Miraftabi" w:date="2026-03-02T14:09:00Z" w16du:dateUtc="2026-03-02T13:09:00Z">
         <w:r>
           <w:t>RESF007</w:t>
         </w:r>
@@ -11607,11 +11448,11 @@
       <w:pPr>
         <w:pStyle w:val="Heading3"/>
       </w:pPr>
-      <w:bookmarkStart w:id="35" w:name="_Toc196502187"/>
+      <w:bookmarkStart w:id="36" w:name="_Toc196502187"/>
       <w:r>
         <w:t>Use case 5 – Vessel does not arrive to VTS area as planned</w:t>
       </w:r>
-      <w:bookmarkEnd w:id="35"/>
+      <w:bookmarkEnd w:id="36"/>
     </w:p>
     <w:p>
       <w:pPr>
@@ -11674,23 +11515,7 @@
         <w:ind w:left="709" w:hanging="425"/>
       </w:pPr>
       <w:r>
-        <w:t xml:space="preserve">Vessel sends cancellation to the service with status set to “terminated”. In this case only the </w:t>
-      </w:r>
-      <w:proofErr w:type="spellStart"/>
-      <w:r>
-        <w:t>RouteInfo</w:t>
-      </w:r>
-      <w:proofErr w:type="spellEnd"/>
-      <w:r>
-        <w:t xml:space="preserve"> element must be </w:t>
-      </w:r>
-      <w:proofErr w:type="gramStart"/>
-      <w:r>
-        <w:t>sent</w:t>
-      </w:r>
-      <w:proofErr w:type="gramEnd"/>
-      <w:r>
-        <w:t xml:space="preserve"> and the waypoints must not be sent.</w:t>
+        <w:t>Vessel sends cancellation to the service with status set to “terminated”. In this case only the RouteInfo element must be sent and the waypoints must not be sent.</w:t>
       </w:r>
     </w:p>
     <w:p>
@@ -11726,7 +11551,7 @@
           <w:lang w:val="en-US"/>
         </w:rPr>
       </w:pPr>
-      <w:bookmarkStart w:id="36" w:name="_Toc196502188"/>
+      <w:bookmarkStart w:id="37" w:name="_Toc196502188"/>
       <w:r>
         <w:rPr>
           <w:lang w:val="en-US"/>
@@ -11757,7 +11582,7 @@
         </w:rPr>
         <w:t>the route with help from other services</w:t>
       </w:r>
-      <w:bookmarkEnd w:id="36"/>
+      <w:bookmarkEnd w:id="37"/>
     </w:p>
     <w:p>
       <w:pPr>
@@ -11876,18 +11701,10 @@
         <w:ind w:left="709" w:hanging="425"/>
       </w:pPr>
       <w:r>
-        <w:t xml:space="preserve">VTS system sends the </w:t>
-      </w:r>
-      <w:proofErr w:type="gramStart"/>
-      <w:r>
-        <w:t xml:space="preserve">route to </w:t>
-      </w:r>
-      <w:r>
-        <w:t>Route</w:t>
-      </w:r>
-      <w:proofErr w:type="gramEnd"/>
-      <w:r>
-        <w:t xml:space="preserve"> Crosscheck Service (RCS)</w:t>
+        <w:t xml:space="preserve">VTS system sends the route to </w:t>
+      </w:r>
+      <w:r>
+        <w:t>Route Crosscheck Service (RCS)</w:t>
       </w:r>
       <w:r>
         <w:t xml:space="preserve"> if available to checks the route</w:t>
@@ -11980,15 +11797,7 @@
         <w:pStyle w:val="Bullet1"/>
       </w:pPr>
       <w:r>
-        <w:t xml:space="preserve">Only the </w:t>
-      </w:r>
-      <w:proofErr w:type="spellStart"/>
-      <w:r>
-        <w:t>RouteInfo</w:t>
-      </w:r>
-      <w:proofErr w:type="spellEnd"/>
-      <w:r>
-        <w:t>-part of the route must be sent. No other parts of the route must be present.</w:t>
+        <w:t>Only the RouteInfo-part of the route must be sent. No other parts of the route must be present.</w:t>
       </w:r>
     </w:p>
     <w:p>
@@ -12049,11 +11858,11 @@
         <w:pStyle w:val="Heading3"/>
         <w:ind w:left="855" w:hanging="855"/>
       </w:pPr>
-      <w:bookmarkStart w:id="37" w:name="_Toc196502189"/>
+      <w:bookmarkStart w:id="38" w:name="_Toc196502189"/>
       <w:r>
         <w:t>Use case 7 - VTS personnel acknowledge the route without the use of other services</w:t>
       </w:r>
-      <w:bookmarkEnd w:id="37"/>
+      <w:bookmarkEnd w:id="38"/>
     </w:p>
     <w:p>
       <w:pPr>
@@ -12186,13 +11995,13 @@
       <w:pPr>
         <w:pStyle w:val="Heading3"/>
       </w:pPr>
-      <w:bookmarkStart w:id="38" w:name="_Toc193450697"/>
-      <w:bookmarkStart w:id="39" w:name="_Toc196502190"/>
+      <w:bookmarkStart w:id="39" w:name="_Toc193450697"/>
+      <w:bookmarkStart w:id="40" w:name="_Toc196502190"/>
       <w:r>
         <w:t>Use Case 8 - VTS sends route back with comments</w:t>
       </w:r>
-      <w:bookmarkEnd w:id="38"/>
       <w:bookmarkEnd w:id="39"/>
+      <w:bookmarkEnd w:id="40"/>
     </w:p>
     <w:p>
       <w:pPr>
@@ -12301,15 +12110,7 @@
         <w:pStyle w:val="Bullet1"/>
       </w:pPr>
       <w:r>
-        <w:t xml:space="preserve">The </w:t>
-      </w:r>
-      <w:proofErr w:type="spellStart"/>
-      <w:r>
-        <w:t>routeInfoDescription</w:t>
-      </w:r>
-      <w:proofErr w:type="spellEnd"/>
-      <w:r>
-        <w:t xml:space="preserve"> must contain a description that describes the issues.</w:t>
+        <w:t>The routeInfoDescription must contain a description that describes the issues.</w:t>
       </w:r>
     </w:p>
     <w:p>
@@ -12317,15 +12118,7 @@
         <w:pStyle w:val="Bullet1"/>
       </w:pPr>
       <w:r>
-        <w:t xml:space="preserve">Additional problems with specific legs should be described in the applicable leg’s </w:t>
-      </w:r>
-      <w:proofErr w:type="spellStart"/>
-      <w:r>
-        <w:t>routeWaypointLegIssue</w:t>
-      </w:r>
-      <w:proofErr w:type="spellEnd"/>
-      <w:r>
-        <w:t>.</w:t>
+        <w:t>Additional problems with specific legs should be described in the applicable leg’s routeWaypointLegIssue.</w:t>
       </w:r>
     </w:p>
     <w:p>
@@ -12355,31 +12148,23 @@
         <w:ind w:left="709" w:hanging="425"/>
       </w:pPr>
       <w:r>
-        <w:t xml:space="preserve">Vessel plans </w:t>
-      </w:r>
-      <w:proofErr w:type="gramStart"/>
-      <w:r>
-        <w:t>changes</w:t>
-      </w:r>
-      <w:proofErr w:type="gramEnd"/>
-      <w:r>
-        <w:t xml:space="preserve"> to its route [go to use case 4]</w:t>
+        <w:t>Vessel plans changes to its route [go to use case 4]</w:t>
       </w:r>
     </w:p>
     <w:p>
       <w:pPr>
         <w:pStyle w:val="Heading3"/>
       </w:pPr>
-      <w:bookmarkStart w:id="40" w:name="_Toc193450698"/>
-      <w:bookmarkStart w:id="41" w:name="_Toc196502191"/>
+      <w:bookmarkStart w:id="41" w:name="_Toc193450698"/>
+      <w:bookmarkStart w:id="42" w:name="_Toc196502191"/>
       <w:r>
         <w:t xml:space="preserve">Use Case 9 - </w:t>
       </w:r>
       <w:r>
         <w:t>Vessel gets multiple changes to their route</w:t>
       </w:r>
-      <w:bookmarkEnd w:id="40"/>
       <w:bookmarkEnd w:id="41"/>
+      <w:bookmarkEnd w:id="42"/>
     </w:p>
     <w:p>
       <w:pPr>
@@ -12472,11 +12257,11 @@
         <w:pStyle w:val="Heading3"/>
         <w:ind w:left="855" w:hanging="855"/>
       </w:pPr>
-      <w:bookmarkStart w:id="42" w:name="_Toc196502192"/>
+      <w:bookmarkStart w:id="43" w:name="_Toc196502192"/>
       <w:r>
         <w:t>Use case 10 - VTS requests route from vessel</w:t>
       </w:r>
-      <w:bookmarkEnd w:id="42"/>
+      <w:bookmarkEnd w:id="43"/>
       <w:r>
         <w:t xml:space="preserve"> </w:t>
       </w:r>
@@ -12607,24 +12392,13 @@
         </w:rPr>
       </w:pPr>
       <w:r>
-        <w:t xml:space="preserve">The whole </w:t>
-      </w:r>
-      <w:proofErr w:type="spellStart"/>
-      <w:r>
-        <w:t>ro</w:t>
-      </w:r>
-      <w:r>
-        <w:rPr>
-          <w:lang w:val="en-US"/>
-        </w:rPr>
-        <w:t>ute</w:t>
-      </w:r>
-      <w:proofErr w:type="spellEnd"/>
-      <w:r>
-        <w:rPr>
-          <w:lang w:val="en-US"/>
-        </w:rPr>
-        <w:t xml:space="preserve"> must be shared.</w:t>
+        <w:t>The whole ro</w:t>
+      </w:r>
+      <w:r>
+        <w:rPr>
+          <w:lang w:val="en-US"/>
+        </w:rPr>
+        <w:t>ute must be shared.</w:t>
       </w:r>
     </w:p>
     <w:p>
@@ -12651,15 +12425,7 @@
         <w:t>Only</w:t>
       </w:r>
       <w:r>
-        <w:t xml:space="preserve"> the </w:t>
-      </w:r>
-      <w:proofErr w:type="spellStart"/>
-      <w:r>
-        <w:t>routeInfo</w:t>
-      </w:r>
-      <w:proofErr w:type="spellEnd"/>
-      <w:r>
-        <w:t xml:space="preserve"> element</w:t>
+        <w:t xml:space="preserve"> the routeInfo element</w:t>
       </w:r>
     </w:p>
     <w:p>
@@ -12684,27 +12450,13 @@
         <w:rPr>
           <w:lang w:val="en-US"/>
         </w:rPr>
-        <w:t xml:space="preserve"> status </w:t>
-      </w:r>
-      <w:proofErr w:type="gramStart"/>
-      <w:r>
-        <w:rPr>
-          <w:lang w:val="en-US"/>
-        </w:rPr>
-        <w:t xml:space="preserve">as </w:t>
-      </w:r>
-      <w:r>
-        <w:rPr>
-          <w:lang w:val="en-US"/>
-        </w:rPr>
-        <w:t>”Checked</w:t>
-      </w:r>
-      <w:proofErr w:type="gramEnd"/>
-      <w:r>
-        <w:rPr>
-          <w:lang w:val="en-US"/>
-        </w:rPr>
-        <w:t>”</w:t>
+        <w:t xml:space="preserve"> status as </w:t>
+      </w:r>
+      <w:r>
+        <w:rPr>
+          <w:lang w:val="en-US"/>
+        </w:rPr>
+        <w:t>”Checked”</w:t>
       </w:r>
     </w:p>
     <w:p>
@@ -12744,14 +12496,14 @@
           <w:lang w:val="en-US"/>
         </w:rPr>
       </w:pPr>
-      <w:bookmarkStart w:id="43" w:name="_Toc196502193"/>
+      <w:bookmarkStart w:id="44" w:name="_Toc196502193"/>
       <w:r>
         <w:rPr>
           <w:lang w:val="en-US"/>
         </w:rPr>
         <w:t>Use Case 11 – Route exchange with the use of automated services</w:t>
       </w:r>
-      <w:bookmarkEnd w:id="43"/>
+      <w:bookmarkEnd w:id="44"/>
     </w:p>
     <w:p>
       <w:pPr>
@@ -12778,21 +12530,7 @@
         <w:rPr>
           <w:lang w:val="en-US"/>
         </w:rPr>
-        <w:t xml:space="preserve">This service specification can also be used to create services that allow the sharing of the route to automated route services (e.g. cross-check, optimization). In this case, the requirements for the route shared from the vessel are </w:t>
-      </w:r>
-      <w:proofErr w:type="gramStart"/>
-      <w:r>
-        <w:rPr>
-          <w:lang w:val="en-US"/>
-        </w:rPr>
-        <w:t>exactly the same</w:t>
-      </w:r>
-      <w:proofErr w:type="gramEnd"/>
-      <w:r>
-        <w:rPr>
-          <w:lang w:val="en-US"/>
-        </w:rPr>
-        <w:t xml:space="preserve"> as when sharing the route with VTS personnel and must comply with the requirements of RESF007.</w:t>
+        <w:t>This service specification can also be used to create services that allow the sharing of the route to automated route services (e.g. cross-check, optimization). In this case, the requirements for the route shared from the vessel are exactly the same as when sharing the route with VTS personnel and must comply with the requirements of RESF007.</w:t>
       </w:r>
     </w:p>
     <w:p>
@@ -12839,7 +12577,7 @@
         </w:numPr>
         <w:ind w:left="709" w:hanging="349"/>
         <w:rPr>
-          <w:ins w:id="44" w:author="Ramin Miraftabi" w:date="2026-03-02T14:11:00Z" w16du:dateUtc="2026-03-02T13:11:00Z"/>
+          <w:ins w:id="45" w:author="Ramin Miraftabi" w:date="2026-03-02T14:11:00Z" w16du:dateUtc="2026-03-02T13:11:00Z"/>
         </w:rPr>
       </w:pPr>
       <w:r>
@@ -12853,7 +12591,7 @@
           <w:ilvl w:val="1"/>
           <w:numId w:val="27"/>
         </w:numPr>
-        <w:pPrChange w:id="45" w:author="Ramin Miraftabi" w:date="2026-03-02T14:11:00Z" w16du:dateUtc="2026-03-02T13:11:00Z">
+        <w:pPrChange w:id="46" w:author="Ramin Miraftabi" w:date="2026-03-02T14:11:00Z" w16du:dateUtc="2026-03-02T13:11:00Z">
           <w:pPr>
             <w:pStyle w:val="ListParagraph"/>
             <w:numPr>
@@ -12863,7 +12601,7 @@
           </w:pPr>
         </w:pPrChange>
       </w:pPr>
-      <w:ins w:id="46" w:author="Ramin Miraftabi" w:date="2026-03-02T14:10:00Z" w16du:dateUtc="2026-03-02T13:10:00Z">
+      <w:ins w:id="47" w:author="Ramin Miraftabi" w:date="2026-03-02T14:10:00Z" w16du:dateUtc="2026-03-02T13:10:00Z">
         <w:r>
           <w:t>The service checks that the route is valid according to the schema and</w:t>
         </w:r>
@@ -12909,21 +12647,8 @@
         <w:t>If no ch</w:t>
       </w:r>
       <w:r>
-        <w:t xml:space="preserve">anges are done to the route, the returned route may only consist of the </w:t>
-      </w:r>
-      <w:proofErr w:type="spellStart"/>
-      <w:r>
-        <w:t>routeInfo</w:t>
-      </w:r>
-      <w:proofErr w:type="spellEnd"/>
-      <w:r>
-        <w:t xml:space="preserve"> element with the appropriate status and an automatically filled </w:t>
-      </w:r>
-      <w:proofErr w:type="spellStart"/>
-      <w:r>
-        <w:t>routeInfoDescription</w:t>
-      </w:r>
-      <w:proofErr w:type="spellEnd"/>
+        <w:t>anges are done to the route, the returned route may only consist of the routeInfo element with the appropriate status and an automatically filled routeInfoDescription</w:t>
+      </w:r>
     </w:p>
     <w:p>
       <w:pPr>
@@ -12949,11 +12674,11 @@
         <w:pStyle w:val="Heading3"/>
         <w:ind w:left="855" w:hanging="855"/>
       </w:pPr>
-      <w:bookmarkStart w:id="47" w:name="_Toc196502194"/>
+      <w:bookmarkStart w:id="48" w:name="_Toc196502194"/>
       <w:r>
         <w:t>Use Case 12 – Update route status from planning to monitoring</w:t>
       </w:r>
-      <w:bookmarkEnd w:id="47"/>
+      <w:bookmarkEnd w:id="48"/>
     </w:p>
     <w:p>
       <w:pPr>
@@ -13068,10 +12793,10 @@
         </w:numPr>
         <w:ind w:left="709" w:hanging="425"/>
         <w:rPr>
-          <w:ins w:id="48" w:author="Ramin Miraftabi" w:date="2026-03-02T14:11:00Z" w16du:dateUtc="2026-03-02T13:11:00Z"/>
-        </w:rPr>
-      </w:pPr>
-      <w:ins w:id="49" w:author="Ramin Miraftabi" w:date="2026-03-02T14:11:00Z" w16du:dateUtc="2026-03-02T13:11:00Z">
+          <w:ins w:id="49" w:author="Ramin Miraftabi" w:date="2026-03-02T14:11:00Z" w16du:dateUtc="2026-03-02T13:11:00Z"/>
+        </w:rPr>
+      </w:pPr>
+      <w:ins w:id="50" w:author="Ramin Miraftabi" w:date="2026-03-02T14:11:00Z" w16du:dateUtc="2026-03-02T13:11:00Z">
         <w:r>
           <w:t>Service receives the route update</w:t>
         </w:r>
@@ -13085,9 +12810,9 @@
           <w:numId w:val="27"/>
         </w:numPr>
         <w:rPr>
-          <w:ins w:id="50" w:author="Ramin Miraftabi" w:date="2026-03-02T14:11:00Z" w16du:dateUtc="2026-03-02T13:11:00Z"/>
-        </w:rPr>
-        <w:pPrChange w:id="51" w:author="Ramin Miraftabi" w:date="2026-03-02T14:11:00Z" w16du:dateUtc="2026-03-02T13:11:00Z">
+          <w:ins w:id="51" w:author="Ramin Miraftabi" w:date="2026-03-02T14:11:00Z" w16du:dateUtc="2026-03-02T13:11:00Z"/>
+        </w:rPr>
+        <w:pPrChange w:id="52" w:author="Ramin Miraftabi" w:date="2026-03-02T14:11:00Z" w16du:dateUtc="2026-03-02T13:11:00Z">
           <w:pPr>
             <w:pStyle w:val="ListParagraph"/>
             <w:numPr>
@@ -13097,7 +12822,7 @@
           </w:pPr>
         </w:pPrChange>
       </w:pPr>
-      <w:ins w:id="52" w:author="Ramin Miraftabi" w:date="2026-03-02T14:11:00Z" w16du:dateUtc="2026-03-02T13:11:00Z">
+      <w:ins w:id="53" w:author="Ramin Miraftabi" w:date="2026-03-02T14:11:00Z" w16du:dateUtc="2026-03-02T13:11:00Z">
         <w:r>
           <w:t>The service checks that the route is valid according to the schema and</w:t>
         </w:r>
@@ -13201,11 +12926,11 @@
       <w:pPr>
         <w:pStyle w:val="Heading3"/>
       </w:pPr>
-      <w:bookmarkStart w:id="53" w:name="_Toc196502195"/>
+      <w:bookmarkStart w:id="54" w:name="_Toc196502195"/>
       <w:r>
         <w:t>Use Case 13 – Route retrieval from VTS route library</w:t>
       </w:r>
-      <w:bookmarkEnd w:id="53"/>
+      <w:bookmarkEnd w:id="54"/>
     </w:p>
     <w:p>
       <w:pPr>
@@ -13285,42 +13010,13 @@
         <w:pStyle w:val="Bullet1"/>
       </w:pPr>
       <w:r>
-        <w:t>UN/</w:t>
-      </w:r>
-      <w:proofErr w:type="spellStart"/>
-      <w:r>
-        <w:t>Locode</w:t>
-      </w:r>
-      <w:proofErr w:type="spellEnd"/>
-      <w:r>
-        <w:t xml:space="preserve"> of the location</w:t>
-      </w:r>
-      <w:r>
-        <w:t>. The UN/</w:t>
-      </w:r>
-      <w:proofErr w:type="spellStart"/>
-      <w:r>
-        <w:t>Locode</w:t>
-      </w:r>
-      <w:proofErr w:type="spellEnd"/>
-      <w:r>
-        <w:t xml:space="preserve"> parameter may also be the first two characters of the UN/</w:t>
-      </w:r>
-      <w:proofErr w:type="spellStart"/>
-      <w:r>
-        <w:t>Locode</w:t>
-      </w:r>
-      <w:proofErr w:type="spellEnd"/>
-      <w:r>
-        <w:t xml:space="preserve"> (e.g. FI) to search for all UN/</w:t>
-      </w:r>
-      <w:proofErr w:type="spellStart"/>
-      <w:r>
-        <w:t>Locodes</w:t>
-      </w:r>
-      <w:proofErr w:type="spellEnd"/>
-      <w:r>
-        <w:t xml:space="preserve"> in that country.</w:t>
+        <w:t>UN/Locode of the location</w:t>
+      </w:r>
+      <w:r>
+        <w:t>. The UN/Locode</w:t>
+      </w:r>
+      <w:r>
+        <w:t xml:space="preserve"> parameter may also be the first two characters of the UN/Locode (e.g. FI) to search for all UN/Locodes in that country.</w:t>
       </w:r>
     </w:p>
     <w:p>
@@ -13361,14 +13057,14 @@
       <w:pPr>
         <w:pStyle w:val="Heading3"/>
       </w:pPr>
-      <w:bookmarkStart w:id="54" w:name="_Toc196502196"/>
+      <w:bookmarkStart w:id="55" w:name="_Toc196502196"/>
       <w:r>
         <w:t xml:space="preserve">Use case 14 </w:t>
       </w:r>
       <w:r>
         <w:t>– Vessel can discover compatible route services</w:t>
       </w:r>
-      <w:bookmarkEnd w:id="54"/>
+      <w:bookmarkEnd w:id="55"/>
     </w:p>
     <w:p>
       <w:pPr>
@@ -13458,11 +13154,11 @@
         <w:pStyle w:val="Heading3"/>
         <w:ind w:left="855" w:hanging="855"/>
       </w:pPr>
-      <w:bookmarkStart w:id="55" w:name="_Toc196502197"/>
+      <w:bookmarkStart w:id="56" w:name="_Toc196502197"/>
       <w:r>
         <w:t>Use Case 15 – VTS requests route after it has been shared</w:t>
       </w:r>
-      <w:bookmarkEnd w:id="55"/>
+      <w:bookmarkEnd w:id="56"/>
     </w:p>
     <w:p>
       <w:pPr>
@@ -13538,12 +13234,12 @@
       <w:r>
         <w:t xml:space="preserve">ECDIS sends the route </w:t>
       </w:r>
-      <w:del w:id="56" w:author="Ramin Miraftabi" w:date="2026-03-02T14:12:00Z" w16du:dateUtc="2026-03-02T13:12:00Z">
+      <w:del w:id="57" w:author="Ramin Miraftabi" w:date="2026-03-02T14:12:00Z" w16du:dateUtc="2026-03-02T13:12:00Z">
         <w:r>
           <w:delText>automatically to the service without mariner interaction</w:delText>
         </w:r>
       </w:del>
-      <w:ins w:id="57" w:author="Ramin Miraftabi" w:date="2026-03-02T14:12:00Z" w16du:dateUtc="2026-03-02T13:12:00Z">
+      <w:ins w:id="58" w:author="Ramin Miraftabi" w:date="2026-03-02T14:12:00Z" w16du:dateUtc="2026-03-02T13:12:00Z">
         <w:r>
           <w:t>if the mariner approves the sharing of current route</w:t>
         </w:r>
@@ -13608,11 +13304,11 @@
       <w:pPr>
         <w:pStyle w:val="Heading2"/>
       </w:pPr>
-      <w:bookmarkStart w:id="58" w:name="_Toc196502198"/>
+      <w:bookmarkStart w:id="59" w:name="_Toc196502198"/>
       <w:r>
         <w:t>Data flows</w:t>
       </w:r>
-      <w:bookmarkEnd w:id="58"/>
+      <w:bookmarkEnd w:id="59"/>
     </w:p>
     <w:p>
       <w:pPr>
@@ -13693,7 +13389,7 @@
       <w:pPr>
         <w:pStyle w:val="Caption"/>
       </w:pPr>
-      <w:bookmarkStart w:id="59" w:name="_Toc196500261"/>
+      <w:bookmarkStart w:id="60" w:name="_Toc196500261"/>
       <w:r>
         <w:t xml:space="preserve">Figure </w:t>
       </w:r>
@@ -13708,7 +13404,7 @@
       <w:r>
         <w:t xml:space="preserve"> Route Exchange Business Process</w:t>
       </w:r>
-      <w:bookmarkEnd w:id="59"/>
+      <w:bookmarkEnd w:id="60"/>
     </w:p>
     <w:p>
       <w:pPr>
@@ -13717,7 +13413,7 @@
           <w:lang w:val="en-US"/>
         </w:rPr>
       </w:pPr>
-      <w:bookmarkStart w:id="60" w:name="_Toc196502199"/>
+      <w:bookmarkStart w:id="61" w:name="_Toc196502199"/>
       <w:r>
         <w:rPr>
           <w:lang w:val="en-US"/>
@@ -13737,7 +13433,7 @@
         </w:rPr>
         <w:t>l and non-functional requirements</w:t>
       </w:r>
-      <w:bookmarkEnd w:id="60"/>
+      <w:bookmarkEnd w:id="61"/>
     </w:p>
     <w:p>
       <w:pPr>
@@ -13754,16 +13450,16 @@
           <w:lang w:val="en-US"/>
         </w:rPr>
       </w:pPr>
-      <w:bookmarkStart w:id="61" w:name="_Ref196500691"/>
-      <w:bookmarkStart w:id="62" w:name="_Toc196502200"/>
+      <w:bookmarkStart w:id="62" w:name="_Ref196500691"/>
+      <w:bookmarkStart w:id="63" w:name="_Toc196502200"/>
       <w:r>
         <w:rPr>
           <w:lang w:val="en-US"/>
         </w:rPr>
         <w:t>Functional requirements</w:t>
       </w:r>
-      <w:bookmarkEnd w:id="61"/>
       <w:bookmarkEnd w:id="62"/>
+      <w:bookmarkEnd w:id="63"/>
     </w:p>
     <w:tbl>
       <w:tblPr>
@@ -14476,15 +14172,7 @@
               <w:spacing w:line="240" w:lineRule="auto"/>
             </w:pPr>
             <w:r>
-              <w:t xml:space="preserve">The service must facilitate the sending of an acknowledgment of a route from VTS to the vessel. The acknowledgment must not include the whole route but only the </w:t>
-            </w:r>
-            <w:proofErr w:type="spellStart"/>
-            <w:r>
-              <w:t>RouteInfo</w:t>
-            </w:r>
-            <w:proofErr w:type="spellEnd"/>
-            <w:r>
-              <w:t>-section of the data model.</w:t>
+              <w:t>The service must facilitate the sending of an acknowledgment of a route from VTS to the vessel. The acknowledgment must not include the whole route but only the RouteInfo-section of the data model.</w:t>
             </w:r>
           </w:p>
         </w:tc>
@@ -14799,15 +14487,7 @@
               <w:spacing w:line="240" w:lineRule="auto"/>
             </w:pPr>
             <w:r>
-              <w:t xml:space="preserve">The geometry is used to find the available route exchange services along the route of the vessel. The geometry can also be used by the vessel to filter the data sent from the vessel if </w:t>
-            </w:r>
-            <w:proofErr w:type="gramStart"/>
-            <w:r>
-              <w:t>so</w:t>
-            </w:r>
-            <w:proofErr w:type="gramEnd"/>
-            <w:r>
-              <w:t xml:space="preserve"> requested by the VTS.</w:t>
+              <w:t>The geometry is used to find the available route exchange services along the route of the vessel. The geometry can also be used by the vessel to filter the data sent from the vessel if so requested by the VTS.</w:t>
             </w:r>
           </w:p>
         </w:tc>
@@ -15491,7 +15171,7 @@
                 <w:color w:val="00558C"/>
               </w:rPr>
             </w:pPr>
-            <w:bookmarkStart w:id="63" w:name="_Hlk196459993"/>
+            <w:bookmarkStart w:id="64" w:name="_Hlk196459993"/>
             <w:r>
               <w:rPr>
                 <w:b/>
@@ -15659,7 +15339,20 @@
               <w:ind w:left="1080"/>
             </w:pPr>
             <w:r>
-              <w:t>All waypoints must have at least one associated schedule element</w:t>
+              <w:t xml:space="preserve">All waypoints must have </w:t>
+            </w:r>
+            <w:del w:id="65" w:author="Ramin Miraftabi" w:date="2026-07-07T11:17:00Z" w16du:dateUtc="2026-07-07T09:17:00Z">
+              <w:r>
+                <w:delText>at least</w:delText>
+              </w:r>
+            </w:del>
+            <w:ins w:id="66" w:author="Ramin Miraftabi" w:date="2026-07-07T11:17:00Z" w16du:dateUtc="2026-07-07T09:17:00Z">
+              <w:r>
+                <w:t>only</w:t>
+              </w:r>
+            </w:ins>
+            <w:r>
+              <w:t xml:space="preserve"> one associated schedule element</w:t>
             </w:r>
           </w:p>
           <w:p>
@@ -15720,11 +15413,21 @@
             <w:r>
               <w:t xml:space="preserve">All legs must have both port and starboard </w:t>
             </w:r>
-            <w:r>
-              <w:t>C</w:t>
-            </w:r>
-            <w:r>
-              <w:t>L defined</w:t>
+            <w:ins w:id="67" w:author="Ramin Miraftabi" w:date="2026-07-07T11:35:00Z" w16du:dateUtc="2026-07-07T09:35:00Z">
+              <w:r>
+                <w:t xml:space="preserve">check limit </w:t>
+              </w:r>
+            </w:ins>
+            <w:del w:id="68" w:author="Ramin Miraftabi" w:date="2026-07-07T11:35:00Z" w16du:dateUtc="2026-07-07T09:35:00Z">
+              <w:r>
+                <w:delText>C</w:delText>
+              </w:r>
+              <w:r>
+                <w:delText>L</w:delText>
+              </w:r>
+            </w:del>
+            <w:r>
+              <w:t xml:space="preserve"> defined</w:t>
             </w:r>
           </w:p>
           <w:p>
@@ -15734,13 +15437,8 @@
               <w:ind w:left="1080"/>
             </w:pPr>
             <w:r>
-              <w:t xml:space="preserve">All legs must have </w:t>
-            </w:r>
-            <w:proofErr w:type="spellStart"/>
-            <w:r>
-              <w:t>routeWaypointLegDraft</w:t>
-            </w:r>
-            <w:proofErr w:type="spellEnd"/>
+              <w:t>All legs must have routeWaypointLegDraft</w:t>
+            </w:r>
             <w:r>
               <w:t xml:space="preserve"> </w:t>
             </w:r>
@@ -15755,15 +15453,7 @@
               <w:ind w:left="1080"/>
             </w:pPr>
             <w:r>
-              <w:t xml:space="preserve">All </w:t>
-            </w:r>
-            <w:proofErr w:type="spellStart"/>
-            <w:r>
-              <w:t>waypointIDs</w:t>
-            </w:r>
-            <w:proofErr w:type="spellEnd"/>
-            <w:r>
-              <w:t xml:space="preserve"> must be unique in the route.</w:t>
+              <w:t>All waypointIDs must be unique in the route.</w:t>
             </w:r>
           </w:p>
           <w:p>
@@ -15802,21 +15492,8 @@
               <w:spacing w:before="0"/>
               <w:ind w:left="1080" w:hanging="360"/>
             </w:pPr>
-            <w:proofErr w:type="spellStart"/>
-            <w:r>
-              <w:t>routeInfoVesselHeight</w:t>
-            </w:r>
-            <w:proofErr w:type="spellEnd"/>
-            <w:r>
-              <w:t xml:space="preserve"> and </w:t>
-            </w:r>
-            <w:proofErr w:type="spellStart"/>
-            <w:r>
-              <w:t>RouteInfoVesselAirDraft</w:t>
-            </w:r>
-            <w:proofErr w:type="spellEnd"/>
-            <w:r>
-              <w:t xml:space="preserve"> must be set</w:t>
+            <w:r>
+              <w:t>routeInfoVesselHeight and RouteInfoVesselAirDraft must be set</w:t>
             </w:r>
           </w:p>
         </w:tc>
@@ -15878,15 +15555,7 @@
               <w:spacing w:line="240" w:lineRule="auto"/>
             </w:pPr>
             <w:r>
-              <w:t xml:space="preserve">This requirement also </w:t>
-            </w:r>
-            <w:proofErr w:type="gramStart"/>
-            <w:r>
-              <w:t>takes into account</w:t>
-            </w:r>
-            <w:proofErr w:type="gramEnd"/>
-            <w:r>
-              <w:t xml:space="preserve"> the business rules defined in S-421 [5] and the minimum requirements placed on ECDIS devices</w:t>
+              <w:t>This requirement also takes into account the business rules defined in S-421 [5] and the minimum requirements placed on ECDIS devices</w:t>
             </w:r>
           </w:p>
         </w:tc>
@@ -15938,7 +15607,7 @@
           </w:p>
         </w:tc>
       </w:tr>
-      <w:bookmarkEnd w:id="63"/>
+      <w:bookmarkEnd w:id="64"/>
     </w:tbl>
     <w:p>
       <w:pPr>
@@ -16103,23 +15772,7 @@
               <w:spacing w:line="240" w:lineRule="auto"/>
             </w:pPr>
             <w:r>
-              <w:t xml:space="preserve">When VTS acknowledges a route only the </w:t>
-            </w:r>
-            <w:proofErr w:type="spellStart"/>
-            <w:r>
-              <w:t>routeInfo</w:t>
-            </w:r>
-            <w:proofErr w:type="spellEnd"/>
-            <w:r>
-              <w:t xml:space="preserve"> element may be present in the reply to vessel. No other child elements of route are </w:t>
-            </w:r>
-            <w:proofErr w:type="gramStart"/>
-            <w:r>
-              <w:t>permitted</w:t>
-            </w:r>
-            <w:proofErr w:type="gramEnd"/>
-            <w:r>
-              <w:t xml:space="preserve"> and the vessel must ignore acknowledgment if any other route elements are present.</w:t>
+              <w:t>When VTS acknowledges a route only the routeInfo element may be present in the reply to vessel. No other child elements of route are permitted and the vessel must ignore acknowledgment if any other route elements are present.</w:t>
             </w:r>
           </w:p>
           <w:p>
@@ -16132,17 +15785,7 @@
               <w:spacing w:line="240" w:lineRule="auto"/>
             </w:pPr>
             <w:r>
-              <w:t xml:space="preserve">If VTS has comments on a route it is recommended that VTS modifies the route so that </w:t>
-            </w:r>
-            <w:proofErr w:type="spellStart"/>
-            <w:proofErr w:type="gramStart"/>
-            <w:r>
-              <w:t>a</w:t>
-            </w:r>
-            <w:proofErr w:type="spellEnd"/>
-            <w:proofErr w:type="gramEnd"/>
-            <w:r>
-              <w:t xml:space="preserve"> acceptable route is proposed instead. VTS is not required to send a proposal to the vessel and may send general information on problems in the route and request changes from vessel to fix them.</w:t>
+              <w:t>If VTS has comments on a route it is recommended that VTS modifies the route so that a acceptable route is proposed instead. VTS is not required to send a proposal to the vessel and may send general information on problems in the route and request changes from vessel to fix them.</w:t>
             </w:r>
           </w:p>
           <w:p>
@@ -16185,15 +15828,7 @@
               <w:ind w:left="1080"/>
             </w:pPr>
             <w:r>
-              <w:t xml:space="preserve">The </w:t>
-            </w:r>
-            <w:proofErr w:type="spellStart"/>
-            <w:r>
-              <w:t>routeInfoAuthor</w:t>
-            </w:r>
-            <w:proofErr w:type="spellEnd"/>
-            <w:r>
-              <w:t xml:space="preserve"> must be populated and the content should </w:t>
+              <w:t xml:space="preserve">The routeInfoAuthor must be populated and the content should </w:t>
             </w:r>
             <w:r>
               <w:t xml:space="preserve">include the </w:t>
@@ -16201,14 +15836,12 @@
             <w:r>
               <w:t xml:space="preserve">VTS </w:t>
             </w:r>
-            <w:proofErr w:type="gramStart"/>
             <w:r>
               <w:t xml:space="preserve">organization </w:t>
             </w:r>
             <w:r>
               <w:t>.</w:t>
             </w:r>
-            <w:proofErr w:type="gramEnd"/>
           </w:p>
           <w:p>
             <w:pPr>
@@ -16217,15 +15850,7 @@
               <w:ind w:left="1080"/>
             </w:pPr>
             <w:r>
-              <w:t xml:space="preserve">The </w:t>
-            </w:r>
-            <w:proofErr w:type="spellStart"/>
-            <w:r>
-              <w:t>routeInfoDesciption</w:t>
-            </w:r>
-            <w:proofErr w:type="spellEnd"/>
-            <w:r>
-              <w:t xml:space="preserve"> must always be filled with a description and rationale of changes.</w:t>
+              <w:t>The routeInfoDesciption must always be filled with a description and rationale of changes.</w:t>
             </w:r>
           </w:p>
           <w:p>
@@ -16235,15 +15860,7 @@
               <w:ind w:left="1080"/>
             </w:pPr>
             <w:r>
-              <w:t xml:space="preserve">If route recommendation contains temporal restrictions (e.g. under keel management, ice navigation) the validity period in </w:t>
-            </w:r>
-            <w:proofErr w:type="spellStart"/>
-            <w:r>
-              <w:t>routeInfo</w:t>
-            </w:r>
-            <w:proofErr w:type="spellEnd"/>
-            <w:r>
-              <w:t xml:space="preserve"> must be set.</w:t>
+              <w:t>If route recommendation contains temporal restrictions (e.g. under keel management, ice navigation) the validity period in routeInfo must be set.</w:t>
             </w:r>
           </w:p>
           <w:p>
@@ -16275,21 +15892,8 @@
             <w:r>
               <w:t xml:space="preserve">If </w:t>
             </w:r>
-            <w:proofErr w:type="spellStart"/>
-            <w:r>
-              <w:t>routeActionPointExternalReference</w:t>
-            </w:r>
-            <w:proofErr w:type="spellEnd"/>
-            <w:r>
-              <w:t xml:space="preserve"> or </w:t>
-            </w:r>
-            <w:proofErr w:type="spellStart"/>
-            <w:r>
-              <w:t>routeWaypointExternalReference</w:t>
-            </w:r>
-            <w:proofErr w:type="spellEnd"/>
-            <w:r>
-              <w:t xml:space="preserve"> is included, it must be </w:t>
+            <w:r>
+              <w:t xml:space="preserve">routeActionPointExternalReference or routeWaypointExternalReference is included, it must be </w:t>
             </w:r>
             <w:r>
               <w:t>an</w:t>
@@ -16344,15 +15948,7 @@
               <w:spacing w:line="240" w:lineRule="auto"/>
             </w:pPr>
             <w:r>
-              <w:t xml:space="preserve">The turn radius is dependent on many factors many of which may not be known to VTS. </w:t>
-            </w:r>
-            <w:proofErr w:type="gramStart"/>
-            <w:r>
-              <w:t>Thus</w:t>
-            </w:r>
-            <w:proofErr w:type="gramEnd"/>
-            <w:r>
-              <w:t xml:space="preserve"> it is important to clear the turn radius in all waypoints that have been created or changed by VTS to require a check and setting of the turn radius by the vessel. As S-421 does not allow a waypoint without a turn radius or empty turn radius, the value 0.0 is used to denote an unset turn radius.</w:t>
+              <w:t>The turn radius is dependent on many factors many of which may not be known to VTS. Thus it is important to clear the turn radius in all waypoints that have been created or changed by VTS to require a check and setting of the turn radius by the vessel. As S-421 does not allow a waypoint without a turn radius or empty turn radius, the value 0.0 is used to denote an unset turn radius.</w:t>
             </w:r>
           </w:p>
         </w:tc>
@@ -16441,7 +16037,7 @@
                 <w:color w:val="00558C"/>
               </w:rPr>
             </w:pPr>
-            <w:bookmarkStart w:id="64" w:name="_Hlk196460357"/>
+            <w:bookmarkStart w:id="69" w:name="_Hlk196460357"/>
             <w:r>
               <w:rPr>
                 <w:b/>
@@ -16616,15 +16212,7 @@
               <w:spacing w:line="240" w:lineRule="auto"/>
             </w:pPr>
             <w:r>
-              <w:t xml:space="preserve">The maritime identity certificate must include the vessel’s MMSI and IMO number and they must match with the MMSI and IMO number in the route. If vessel does not have an IMO </w:t>
-            </w:r>
-            <w:proofErr w:type="gramStart"/>
-            <w:r>
-              <w:t>number</w:t>
-            </w:r>
-            <w:proofErr w:type="gramEnd"/>
-            <w:r>
-              <w:t xml:space="preserve"> then only MMSI is required. If the certificate information and the identifying information in the route do not match an error must be returned and no further processing of the route is allowed.</w:t>
+              <w:t>The maritime identity certificate must include the vessel’s MMSI and IMO number and they must match with the MMSI and IMO number in the route. If vessel does not have an IMO number then only MMSI is required. If the certificate information and the identifying information in the route do not match an error must be returned and no further processing of the route is allowed.</w:t>
             </w:r>
           </w:p>
         </w:tc>
@@ -16738,7 +16326,7 @@
           </w:p>
         </w:tc>
       </w:tr>
-      <w:bookmarkEnd w:id="64"/>
+      <w:bookmarkEnd w:id="69"/>
     </w:tbl>
     <w:p>
       <w:pPr>
@@ -16918,15 +16506,7 @@
               <w:spacing w:line="240" w:lineRule="auto"/>
             </w:pPr>
             <w:r>
-              <w:t xml:space="preserve">The service must be able to verify the authenticity of the route from the actual vessel it identifies. Thus, the route must be signed with the signature of the same vessel it is </w:t>
-            </w:r>
-            <w:proofErr w:type="gramStart"/>
-            <w:r>
-              <w:t>from</w:t>
-            </w:r>
-            <w:proofErr w:type="gramEnd"/>
-            <w:r>
-              <w:t xml:space="preserve"> and the signature must be delivered to the service.</w:t>
+              <w:t>The service must be able to verify the authenticity of the route from the actual vessel it identifies. Thus, the route must be signed with the signature of the same vessel it is from and the signature must be delivered to the service.</w:t>
             </w:r>
           </w:p>
         </w:tc>
@@ -16975,15 +16555,7 @@
               <w:spacing w:line="240" w:lineRule="auto"/>
             </w:pPr>
             <w:r>
-              <w:t xml:space="preserve">ECDIS is mandated to verify the authenticity of all incoming external data. </w:t>
-            </w:r>
-            <w:proofErr w:type="gramStart"/>
-            <w:r>
-              <w:t>Thus</w:t>
-            </w:r>
-            <w:proofErr w:type="gramEnd"/>
-            <w:r>
-              <w:t xml:space="preserve"> the signature of a received route must be delivered to the ECDIS hand in hand with the route. See IACS UR E27 section 4.2.6 </w:t>
+              <w:t xml:space="preserve">ECDIS is mandated to verify the authenticity of all incoming external data. Thus the signature of a received route must be delivered to the ECDIS hand in hand with the route. See IACS UR E27 section 4.2.6 </w:t>
             </w:r>
             <w:r>
               <w:fldChar w:fldCharType="begin"/>
@@ -17011,15 +16583,7 @@
               <w:spacing w:line="240" w:lineRule="auto"/>
             </w:pPr>
             <w:r>
-              <w:t xml:space="preserve">VTS systems and other end users of shared routes must also be able to verify that the route they receive </w:t>
-            </w:r>
-            <w:proofErr w:type="gramStart"/>
-            <w:r>
-              <w:t>actually originates</w:t>
-            </w:r>
-            <w:proofErr w:type="gramEnd"/>
-            <w:r>
-              <w:t xml:space="preserve"> from the ship identified so that spoofing or any other kinds of bad actions from third parties can be prevented.</w:t>
+              <w:t>VTS systems and other end users of shared routes must also be able to verify that the route they receive actually originates from the ship identified so that spoofing or any other kinds of bad actions from third parties can be prevented.</w:t>
             </w:r>
           </w:p>
         </w:tc>
@@ -17108,7 +16672,7 @@
                 <w:color w:val="00558C"/>
               </w:rPr>
             </w:pPr>
-            <w:bookmarkStart w:id="65" w:name="_Hlk196460583"/>
+            <w:bookmarkStart w:id="70" w:name="_Hlk196460583"/>
             <w:r>
               <w:rPr>
                 <w:b/>
@@ -17248,21 +16812,8 @@
               <w:spacing w:before="0"/>
               <w:ind w:left="1080"/>
             </w:pPr>
-            <w:proofErr w:type="spellStart"/>
-            <w:r>
-              <w:t>routeID</w:t>
-            </w:r>
-            <w:proofErr w:type="spellEnd"/>
-            <w:r>
-              <w:t xml:space="preserve"> and </w:t>
-            </w:r>
-            <w:proofErr w:type="spellStart"/>
-            <w:r>
-              <w:t>routeEditionNo</w:t>
-            </w:r>
-            <w:proofErr w:type="spellEnd"/>
-            <w:r>
-              <w:t xml:space="preserve"> are set by publisher and must be changed by vessel if used directly</w:t>
+            <w:r>
+              <w:t>routeID and routeEditionNo are set by publisher and must be changed by vessel if used directly</w:t>
             </w:r>
           </w:p>
           <w:p>
@@ -17381,21 +16932,13 @@
               <w:t xml:space="preserve">list </w:t>
             </w:r>
             <w:r>
-              <w:t xml:space="preserve">above serves as the baseline for all reference routes. A reference route </w:t>
-            </w:r>
-            <w:proofErr w:type="gramStart"/>
-            <w:r>
-              <w:t>b</w:t>
+              <w:t>above serves as the baseline for all reference routes. A reference route b</w:t>
             </w:r>
             <w:r>
               <w:t>y</w:t>
             </w:r>
             <w:r>
-              <w:t xml:space="preserve"> definition will</w:t>
-            </w:r>
-            <w:proofErr w:type="gramEnd"/>
-            <w:r>
-              <w:t xml:space="preserve"> not have a schedule or any other vessel dependent information.</w:t>
+              <w:t xml:space="preserve"> definition will not have a schedule or any other vessel dependent information.</w:t>
             </w:r>
           </w:p>
         </w:tc>
@@ -17447,7 +16990,7 @@
           </w:p>
         </w:tc>
       </w:tr>
-      <w:bookmarkEnd w:id="65"/>
+      <w:bookmarkEnd w:id="70"/>
     </w:tbl>
     <w:p>
       <w:pPr>
@@ -17634,15 +17177,7 @@
               <w:spacing w:line="240" w:lineRule="auto"/>
             </w:pPr>
             <w:r>
-              <w:t xml:space="preserve">If route is still under </w:t>
-            </w:r>
-            <w:proofErr w:type="gramStart"/>
-            <w:r>
-              <w:t>planning</w:t>
-            </w:r>
-            <w:proofErr w:type="gramEnd"/>
-            <w:r>
-              <w:t xml:space="preserve"> then the following changes constitute a change that must be sent to VTS:</w:t>
+              <w:t>If route is still under planning then the following changes constitute a change that must be sent to VTS:</w:t>
             </w:r>
           </w:p>
           <w:p>
@@ -17684,8 +17219,23 @@
             <w:r>
               <w:t xml:space="preserve">The port or starboard </w:t>
             </w:r>
-            <w:r>
-              <w:t xml:space="preserve">CL </w:t>
+            <w:ins w:id="71" w:author="Ramin Miraftabi" w:date="2026-07-07T11:35:00Z" w16du:dateUtc="2026-07-07T09:35:00Z">
+              <w:r>
+                <w:t>check li</w:t>
+              </w:r>
+            </w:ins>
+            <w:ins w:id="72" w:author="Ramin Miraftabi" w:date="2026-07-07T11:36:00Z" w16du:dateUtc="2026-07-07T09:36:00Z">
+              <w:r>
+                <w:t>mit</w:t>
+              </w:r>
+            </w:ins>
+            <w:del w:id="73" w:author="Ramin Miraftabi" w:date="2026-07-07T11:35:00Z" w16du:dateUtc="2026-07-07T09:35:00Z">
+              <w:r>
+                <w:delText>CL</w:delText>
+              </w:r>
+            </w:del>
+            <w:r>
+              <w:t xml:space="preserve"> </w:t>
             </w:r>
             <w:r>
               <w:t>of a leg is changed</w:t>
@@ -17698,15 +17248,7 @@
               <w:ind w:left="1080"/>
             </w:pPr>
             <w:r>
-              <w:t xml:space="preserve">The </w:t>
-            </w:r>
-            <w:proofErr w:type="spellStart"/>
-            <w:r>
-              <w:t>routeWaypointLegDraft</w:t>
-            </w:r>
-            <w:proofErr w:type="spellEnd"/>
-            <w:r>
-              <w:t xml:space="preserve"> of a leg is changed</w:t>
+              <w:t>The routeWaypointLegDraft of a leg is changed</w:t>
             </w:r>
           </w:p>
           <w:p>
@@ -17716,15 +17258,7 @@
               <w:ind w:left="1080"/>
             </w:pPr>
             <w:r>
-              <w:t xml:space="preserve">Any required child of </w:t>
-            </w:r>
-            <w:proofErr w:type="spellStart"/>
-            <w:r>
-              <w:t>routeInfo</w:t>
-            </w:r>
-            <w:proofErr w:type="spellEnd"/>
-            <w:r>
-              <w:t xml:space="preserve"> is changed</w:t>
+              <w:t>Any required child of routeInfo is changed</w:t>
             </w:r>
           </w:p>
           <w:p>
@@ -17984,15 +17518,7 @@
               <w:spacing w:line="240" w:lineRule="auto"/>
             </w:pPr>
             <w:r>
-              <w:t xml:space="preserve">Changes to significant other required parts of the route are </w:t>
-            </w:r>
-            <w:proofErr w:type="gramStart"/>
-            <w:r>
-              <w:t>more clear</w:t>
-            </w:r>
-            <w:proofErr w:type="gramEnd"/>
-            <w:r>
-              <w:t xml:space="preserve"> cut and should not be a source for conflict.</w:t>
+              <w:t>Changes to significant other required parts of the route are more clear cut and should not be a source for conflict.</w:t>
             </w:r>
           </w:p>
         </w:tc>
@@ -18692,7 +18218,7 @@
           <w:lang w:val="en-US"/>
         </w:rPr>
       </w:pPr>
-      <w:bookmarkStart w:id="66" w:name="_Toc196502201"/>
+      <w:bookmarkStart w:id="74" w:name="_Toc196502201"/>
       <w:r>
         <w:rPr>
           <w:lang w:val="en-US"/>
@@ -18700,7 +18226,7 @@
         <w:lastRenderedPageBreak/>
         <w:t>Non-functional requirements</w:t>
       </w:r>
-      <w:bookmarkEnd w:id="66"/>
+      <w:bookmarkEnd w:id="74"/>
     </w:p>
     <w:tbl>
       <w:tblPr>
@@ -19814,14 +19340,14 @@
           <w:lang w:val="en-US"/>
         </w:rPr>
       </w:pPr>
-      <w:bookmarkStart w:id="67" w:name="_Toc196502202"/>
+      <w:bookmarkStart w:id="75" w:name="_Toc196502202"/>
       <w:r>
         <w:rPr>
           <w:lang w:val="en-US"/>
         </w:rPr>
         <w:t>Other constraints</w:t>
       </w:r>
-      <w:bookmarkEnd w:id="67"/>
+      <w:bookmarkEnd w:id="75"/>
     </w:p>
     <w:p>
       <w:pPr>
@@ -19838,14 +19364,14 @@
           <w:lang w:val="en-US"/>
         </w:rPr>
       </w:pPr>
-      <w:bookmarkStart w:id="68" w:name="_Toc196502203"/>
+      <w:bookmarkStart w:id="76" w:name="_Toc196502203"/>
       <w:r>
         <w:rPr>
           <w:lang w:val="en-US"/>
         </w:rPr>
         <w:t>Relevant Industrial Standards</w:t>
       </w:r>
-      <w:bookmarkEnd w:id="68"/>
+      <w:bookmarkEnd w:id="76"/>
     </w:p>
     <w:p>
       <w:pPr>
@@ -20021,7 +19547,7 @@
           <w:lang w:val="en-US"/>
         </w:rPr>
       </w:pPr>
-      <w:bookmarkStart w:id="69" w:name="_Toc196502204"/>
+      <w:bookmarkStart w:id="77" w:name="_Toc196502204"/>
       <w:r>
         <w:rPr>
           <w:lang w:val="en-US"/>
@@ -20029,7 +19555,7 @@
         <w:lastRenderedPageBreak/>
         <w:t>Operational nodes</w:t>
       </w:r>
-      <w:bookmarkEnd w:id="69"/>
+      <w:bookmarkEnd w:id="77"/>
     </w:p>
     <w:p>
       <w:pPr>
@@ -20130,7 +19656,6 @@
         <w:tc>
           <w:tcPr>
             <w:tcW w:w="2405" w:type="dxa"/>
-            <w:shd w:val="clear" w:color="auto" w:fill="auto"/>
           </w:tcPr>
           <w:p>
             <w:pPr>
@@ -20149,7 +19674,6 @@
         <w:tc>
           <w:tcPr>
             <w:tcW w:w="7336" w:type="dxa"/>
-            <w:shd w:val="clear" w:color="auto" w:fill="auto"/>
           </w:tcPr>
           <w:p>
             <w:pPr>
@@ -20177,7 +19701,6 @@
         <w:tc>
           <w:tcPr>
             <w:tcW w:w="2405" w:type="dxa"/>
-            <w:shd w:val="clear" w:color="auto" w:fill="auto"/>
           </w:tcPr>
           <w:p>
             <w:pPr>
@@ -20196,7 +19719,6 @@
         <w:tc>
           <w:tcPr>
             <w:tcW w:w="7336" w:type="dxa"/>
-            <w:shd w:val="clear" w:color="auto" w:fill="auto"/>
           </w:tcPr>
           <w:p>
             <w:pPr>
@@ -20226,7 +19748,6 @@
         <w:tc>
           <w:tcPr>
             <w:tcW w:w="2405" w:type="dxa"/>
-            <w:shd w:val="clear" w:color="auto" w:fill="auto"/>
           </w:tcPr>
           <w:p>
             <w:pPr>
@@ -20245,7 +19766,6 @@
         <w:tc>
           <w:tcPr>
             <w:tcW w:w="7336" w:type="dxa"/>
-            <w:shd w:val="clear" w:color="auto" w:fill="auto"/>
           </w:tcPr>
           <w:p>
             <w:pPr>
@@ -20266,7 +19786,6 @@
         <w:tc>
           <w:tcPr>
             <w:tcW w:w="2405" w:type="dxa"/>
-            <w:shd w:val="clear" w:color="auto" w:fill="auto"/>
           </w:tcPr>
           <w:p>
             <w:pPr>
@@ -20285,7 +19804,6 @@
         <w:tc>
           <w:tcPr>
             <w:tcW w:w="7336" w:type="dxa"/>
-            <w:shd w:val="clear" w:color="auto" w:fill="auto"/>
           </w:tcPr>
           <w:p>
             <w:pPr>
@@ -20303,13 +19821,8 @@
               </w:rPr>
               <w:t xml:space="preserve">Vessel traffic services (VTS) </w:t>
             </w:r>
-            <w:proofErr w:type="gramStart"/>
-            <w:r>
-              <w:t>means</w:t>
-            </w:r>
-            <w:proofErr w:type="gramEnd"/>
-            <w:r>
-              <w:t xml:space="preserve"> services implemented by a Government with the capability to interact with vessel traffic and respond to developing situations within a VTS area to improve safety and efficiency of navigation,</w:t>
+            <w:r>
+              <w:t>means services implemented by a Government with the capability to interact with vessel traffic and respond to developing situations within a VTS area to improve safety and efficiency of navigation,</w:t>
             </w:r>
             <w:r>
               <w:t xml:space="preserve"> </w:t>
@@ -20324,7 +19837,6 @@
         <w:tc>
           <w:tcPr>
             <w:tcW w:w="2405" w:type="dxa"/>
-            <w:shd w:val="clear" w:color="auto" w:fill="auto"/>
           </w:tcPr>
           <w:p>
             <w:pPr>
@@ -20343,7 +19855,6 @@
         <w:tc>
           <w:tcPr>
             <w:tcW w:w="7336" w:type="dxa"/>
-            <w:shd w:val="clear" w:color="auto" w:fill="auto"/>
           </w:tcPr>
           <w:p>
             <w:pPr>
@@ -20397,7 +19908,6 @@
         <w:tc>
           <w:tcPr>
             <w:tcW w:w="2405" w:type="dxa"/>
-            <w:shd w:val="clear" w:color="auto" w:fill="auto"/>
           </w:tcPr>
           <w:p>
             <w:pPr>
@@ -20416,7 +19926,6 @@
         <w:tc>
           <w:tcPr>
             <w:tcW w:w="7336" w:type="dxa"/>
-            <w:shd w:val="clear" w:color="auto" w:fill="auto"/>
           </w:tcPr>
           <w:p>
             <w:pPr>
@@ -20444,7 +19953,6 @@
         <w:tc>
           <w:tcPr>
             <w:tcW w:w="2405" w:type="dxa"/>
-            <w:shd w:val="clear" w:color="auto" w:fill="auto"/>
           </w:tcPr>
           <w:p>
             <w:pPr>
@@ -20463,7 +19971,6 @@
         <w:tc>
           <w:tcPr>
             <w:tcW w:w="7336" w:type="dxa"/>
-            <w:shd w:val="clear" w:color="auto" w:fill="auto"/>
           </w:tcPr>
           <w:p>
             <w:pPr>
@@ -20503,7 +20010,6 @@
         <w:tc>
           <w:tcPr>
             <w:tcW w:w="2405" w:type="dxa"/>
-            <w:shd w:val="clear" w:color="auto" w:fill="auto"/>
           </w:tcPr>
           <w:p>
             <w:pPr>
@@ -20522,7 +20028,6 @@
         <w:tc>
           <w:tcPr>
             <w:tcW w:w="7336" w:type="dxa"/>
-            <w:shd w:val="clear" w:color="auto" w:fill="auto"/>
           </w:tcPr>
           <w:p>
             <w:pPr>
@@ -20550,7 +20055,6 @@
         <w:tc>
           <w:tcPr>
             <w:tcW w:w="2405" w:type="dxa"/>
-            <w:shd w:val="clear" w:color="auto" w:fill="auto"/>
           </w:tcPr>
           <w:p>
             <w:pPr>
@@ -20569,7 +20073,6 @@
         <w:tc>
           <w:tcPr>
             <w:tcW w:w="7336" w:type="dxa"/>
-            <w:shd w:val="clear" w:color="auto" w:fill="auto"/>
           </w:tcPr>
           <w:p>
             <w:pPr>
@@ -20588,15 +20091,7 @@
               <w:t xml:space="preserve">The vessel system interacting with the service. </w:t>
             </w:r>
             <w:r>
-              <w:t xml:space="preserve">There may be a proxy server between the consumer and the service to facilitate data </w:t>
-            </w:r>
-            <w:proofErr w:type="gramStart"/>
-            <w:r>
-              <w:t>exchange</w:t>
-            </w:r>
-            <w:proofErr w:type="gramEnd"/>
-            <w:r>
-              <w:t xml:space="preserve"> but the consumer can always be understood as the on-board system(s) used to interact with the service.</w:t>
+              <w:t>There may be a proxy server between the consumer and the service to facilitate data exchange but the consumer can always be understood as the on-board system(s) used to interact with the service.</w:t>
             </w:r>
           </w:p>
         </w:tc>
@@ -20606,12 +20101,12 @@
       <w:pPr>
         <w:pStyle w:val="Heading1"/>
       </w:pPr>
-      <w:bookmarkStart w:id="70" w:name="_Toc196502205"/>
+      <w:bookmarkStart w:id="78" w:name="_Toc196502205"/>
       <w:r>
         <w:lastRenderedPageBreak/>
         <w:t>Service Overview</w:t>
       </w:r>
-      <w:bookmarkEnd w:id="70"/>
+      <w:bookmarkEnd w:id="78"/>
     </w:p>
     <w:p>
       <w:pPr>
@@ -20628,7 +20123,7 @@
           <w:lang w:val="en-US"/>
         </w:rPr>
       </w:pPr>
-      <w:bookmarkStart w:id="71" w:name="_Toc196502206"/>
+      <w:bookmarkStart w:id="79" w:name="_Toc196502206"/>
       <w:r>
         <w:rPr>
           <w:lang w:val="en-US"/>
@@ -20641,7 +20136,7 @@
         </w:rPr>
         <w:t>operations</w:t>
       </w:r>
-      <w:bookmarkEnd w:id="71"/>
+      <w:bookmarkEnd w:id="79"/>
     </w:p>
     <w:p>
       <w:pPr>
@@ -21773,14 +21268,14 @@
           <w:lang w:val="en-US"/>
         </w:rPr>
       </w:pPr>
-      <w:bookmarkStart w:id="72" w:name="_Toc196502207"/>
+      <w:bookmarkStart w:id="80" w:name="_Toc196502207"/>
       <w:r>
         <w:rPr>
           <w:lang w:val="en-US"/>
         </w:rPr>
         <w:t>Search Service Registry</w:t>
       </w:r>
-      <w:bookmarkEnd w:id="72"/>
+      <w:bookmarkEnd w:id="80"/>
     </w:p>
     <w:p>
       <w:pPr>
@@ -21950,14 +21445,14 @@
           <w:lang w:val="en-US"/>
         </w:rPr>
       </w:pPr>
-      <w:bookmarkStart w:id="73" w:name="_Toc196502208"/>
+      <w:bookmarkStart w:id="81" w:name="_Toc196502208"/>
       <w:r>
         <w:rPr>
           <w:lang w:val="en-US"/>
         </w:rPr>
         <w:t>Service registry updates</w:t>
       </w:r>
-      <w:bookmarkEnd w:id="73"/>
+      <w:bookmarkEnd w:id="81"/>
     </w:p>
     <w:p>
       <w:pPr>
@@ -22008,14 +21503,14 @@
           <w:lang w:val="en-US"/>
         </w:rPr>
       </w:pPr>
-      <w:bookmarkStart w:id="74" w:name="_Toc196502209"/>
+      <w:bookmarkStart w:id="82" w:name="_Toc196502209"/>
       <w:r>
         <w:rPr>
           <w:lang w:val="en-US"/>
         </w:rPr>
         <w:t>System status</w:t>
       </w:r>
-      <w:bookmarkEnd w:id="74"/>
+      <w:bookmarkEnd w:id="82"/>
     </w:p>
     <w:p>
       <w:pPr>
@@ -22039,14 +21534,14 @@
           <w:lang w:val="en-US"/>
         </w:rPr>
       </w:pPr>
-      <w:bookmarkStart w:id="75" w:name="_Toc196502210"/>
+      <w:bookmarkStart w:id="83" w:name="_Toc196502210"/>
       <w:r>
         <w:rPr>
           <w:lang w:val="en-US"/>
         </w:rPr>
         <w:t>Send and receive acknowledgment</w:t>
       </w:r>
-      <w:bookmarkEnd w:id="75"/>
+      <w:bookmarkEnd w:id="83"/>
     </w:p>
     <w:p>
       <w:pPr>
@@ -22110,14 +21605,14 @@
           <w:lang w:val="en-US"/>
         </w:rPr>
       </w:pPr>
-      <w:bookmarkStart w:id="76" w:name="_Toc196502211"/>
+      <w:bookmarkStart w:id="84" w:name="_Toc196502211"/>
       <w:r>
         <w:rPr>
           <w:lang w:val="en-US"/>
         </w:rPr>
         <w:t>Send route</w:t>
       </w:r>
-      <w:bookmarkEnd w:id="76"/>
+      <w:bookmarkEnd w:id="84"/>
     </w:p>
     <w:p>
       <w:pPr>
@@ -22140,14 +21635,14 @@
           <w:lang w:val="en-US"/>
         </w:rPr>
       </w:pPr>
-      <w:bookmarkStart w:id="77" w:name="_Toc196502212"/>
+      <w:bookmarkStart w:id="85" w:name="_Toc196502212"/>
       <w:r>
         <w:rPr>
           <w:lang w:val="en-US"/>
         </w:rPr>
         <w:t>Receive route</w:t>
       </w:r>
-      <w:bookmarkEnd w:id="77"/>
+      <w:bookmarkEnd w:id="85"/>
     </w:p>
     <w:p>
       <w:pPr>
@@ -22174,21 +21669,7 @@
         <w:rPr>
           <w:lang w:val="en-US"/>
         </w:rPr>
-        <w:t xml:space="preserve">The vessel may require that any routes it receives are related to an earlier shared route unless the route is returned </w:t>
-      </w:r>
-      <w:proofErr w:type="gramStart"/>
-      <w:r>
-        <w:rPr>
-          <w:lang w:val="en-US"/>
-        </w:rPr>
-        <w:t>as a result of</w:t>
-      </w:r>
-      <w:proofErr w:type="gramEnd"/>
-      <w:r>
-        <w:rPr>
-          <w:lang w:val="en-US"/>
-        </w:rPr>
-        <w:t xml:space="preserve"> a search to a VTS route library. In this case the message identifier of the message in which the route was initially shared by the vessel is passed as a parameter. The vessel must reject all incoming routes that do not come from a service with a valid maritime identity.</w:t>
+        <w:t>The vessel may require that any routes it receives are related to an earlier shared route unless the route is returned as a result of a search to a VTS route library. In this case the message identifier of the message in which the route was initially shared by the vessel is passed as a parameter. The vessel must reject all incoming routes that do not come from a service with a valid maritime identity.</w:t>
       </w:r>
     </w:p>
     <w:p>
@@ -22241,14 +21722,14 @@
           <w:lang w:val="en-US"/>
         </w:rPr>
       </w:pPr>
-      <w:bookmarkStart w:id="78" w:name="_Toc196502213"/>
+      <w:bookmarkStart w:id="86" w:name="_Toc196502213"/>
       <w:r>
         <w:rPr>
           <w:lang w:val="en-US"/>
         </w:rPr>
         <w:t>Subscribe to changes</w:t>
       </w:r>
-      <w:bookmarkEnd w:id="78"/>
+      <w:bookmarkEnd w:id="86"/>
     </w:p>
     <w:p>
       <w:pPr>
@@ -22271,7 +21752,7 @@
           <w:lang w:val="en-US"/>
         </w:rPr>
       </w:pPr>
-      <w:bookmarkStart w:id="79" w:name="_Toc196502214"/>
+      <w:bookmarkStart w:id="87" w:name="_Toc196502214"/>
       <w:r>
         <w:rPr>
           <w:lang w:val="en-US"/>
@@ -22279,7 +21760,7 @@
         <w:lastRenderedPageBreak/>
         <w:t>Route requests</w:t>
       </w:r>
-      <w:bookmarkEnd w:id="79"/>
+      <w:bookmarkEnd w:id="87"/>
     </w:p>
     <w:p>
       <w:pPr>
@@ -22292,35 +21773,7 @@
         <w:rPr>
           <w:lang w:val="en-US"/>
         </w:rPr>
-        <w:t xml:space="preserve">When requesting a </w:t>
-      </w:r>
-      <w:proofErr w:type="gramStart"/>
-      <w:r>
-        <w:rPr>
-          <w:lang w:val="en-US"/>
-        </w:rPr>
-        <w:t>route</w:t>
-      </w:r>
-      <w:proofErr w:type="gramEnd"/>
-      <w:r>
-        <w:rPr>
-          <w:lang w:val="en-US"/>
-        </w:rPr>
-        <w:t xml:space="preserve"> it can either be done as a search with search parameters or target a single known route based on some reference to the route. The search parameters may include a validity period, route reference, geometry or UN/</w:t>
-      </w:r>
-      <w:proofErr w:type="spellStart"/>
-      <w:r>
-        <w:rPr>
-          <w:lang w:val="en-US"/>
-        </w:rPr>
-        <w:t>Locode</w:t>
-      </w:r>
-      <w:proofErr w:type="spellEnd"/>
-      <w:r>
-        <w:rPr>
-          <w:lang w:val="en-US"/>
-        </w:rPr>
-        <w:t xml:space="preserve">. </w:t>
+        <w:t xml:space="preserve">When requesting a route it can either be done as a search with search parameters or target a single known route based on some reference to the route. The search parameters may include a validity period, route reference, geometry or UN/Locode. </w:t>
       </w:r>
     </w:p>
     <w:p>
@@ -22370,14 +21823,14 @@
           <w:lang w:val="en-US"/>
         </w:rPr>
       </w:pPr>
-      <w:bookmarkStart w:id="80" w:name="_Toc196502215"/>
+      <w:bookmarkStart w:id="88" w:name="_Toc196502215"/>
       <w:r>
         <w:rPr>
           <w:lang w:val="en-US"/>
         </w:rPr>
         <w:t>Discovering service functionality</w:t>
       </w:r>
-      <w:bookmarkEnd w:id="80"/>
+      <w:bookmarkEnd w:id="88"/>
     </w:p>
     <w:p>
       <w:pPr>
@@ -22402,21 +21855,7 @@
         <w:rPr>
           <w:lang w:val="en-US"/>
         </w:rPr>
-        <w:t xml:space="preserve">consumer must have the ability to discover </w:t>
-      </w:r>
-      <w:proofErr w:type="gramStart"/>
-      <w:r>
-        <w:rPr>
-          <w:lang w:val="en-US"/>
-        </w:rPr>
-        <w:t>all of</w:t>
-      </w:r>
-      <w:proofErr w:type="gramEnd"/>
-      <w:r>
-        <w:rPr>
-          <w:lang w:val="en-US"/>
-        </w:rPr>
-        <w:t xml:space="preserve"> the interfaces provided by the service. The service </w:t>
+        <w:t xml:space="preserve">consumer must have the ability to discover all of the interfaces provided by the service. The service </w:t>
       </w:r>
       <w:r>
         <w:rPr>
@@ -22438,14 +21877,14 @@
           <w:lang w:val="en-US"/>
         </w:rPr>
       </w:pPr>
-      <w:bookmarkStart w:id="81" w:name="_Toc196502216"/>
+      <w:bookmarkStart w:id="89" w:name="_Toc196502216"/>
       <w:r>
         <w:rPr>
           <w:lang w:val="en-US"/>
         </w:rPr>
         <w:t>Logical parameters</w:t>
       </w:r>
-      <w:bookmarkEnd w:id="81"/>
+      <w:bookmarkEnd w:id="89"/>
     </w:p>
     <w:p>
       <w:pPr>
@@ -22481,16 +21920,16 @@
           <w:lang w:val="en-US"/>
         </w:rPr>
       </w:pPr>
-      <w:bookmarkStart w:id="82" w:name="_Ref196501451"/>
-      <w:bookmarkStart w:id="83" w:name="_Toc196502217"/>
+      <w:bookmarkStart w:id="90" w:name="_Ref196501451"/>
+      <w:bookmarkStart w:id="91" w:name="_Toc196502217"/>
       <w:r>
         <w:rPr>
           <w:lang w:val="en-US"/>
         </w:rPr>
         <w:t>Callback</w:t>
       </w:r>
-      <w:bookmarkEnd w:id="82"/>
-      <w:bookmarkEnd w:id="83"/>
+      <w:bookmarkEnd w:id="90"/>
+      <w:bookmarkEnd w:id="91"/>
     </w:p>
     <w:p>
       <w:pPr>
@@ -22513,14 +21952,14 @@
           <w:lang w:val="en-US"/>
         </w:rPr>
       </w:pPr>
-      <w:bookmarkStart w:id="84" w:name="_Toc196502218"/>
+      <w:bookmarkStart w:id="92" w:name="_Toc196502218"/>
       <w:r>
         <w:rPr>
           <w:lang w:val="en-US"/>
         </w:rPr>
         <w:t>Geometry</w:t>
       </w:r>
-      <w:bookmarkEnd w:id="84"/>
+      <w:bookmarkEnd w:id="92"/>
     </w:p>
     <w:p>
       <w:pPr>
@@ -22607,14 +22046,14 @@
           <w:lang w:val="en-US"/>
         </w:rPr>
       </w:pPr>
-      <w:bookmarkStart w:id="85" w:name="_Toc196502219"/>
+      <w:bookmarkStart w:id="93" w:name="_Toc196502219"/>
       <w:r>
         <w:rPr>
           <w:lang w:val="en-US"/>
         </w:rPr>
         <w:t>Route</w:t>
       </w:r>
-      <w:bookmarkEnd w:id="85"/>
+      <w:bookmarkEnd w:id="93"/>
     </w:p>
     <w:p>
       <w:pPr>
@@ -22651,8 +22090,8 @@
           <w:lang w:val="en-US"/>
         </w:rPr>
       </w:pPr>
-      <w:bookmarkStart w:id="86" w:name="_Ref196501493"/>
-      <w:bookmarkStart w:id="87" w:name="_Toc196502220"/>
+      <w:bookmarkStart w:id="94" w:name="_Ref196501493"/>
+      <w:bookmarkStart w:id="95" w:name="_Toc196502220"/>
       <w:r>
         <w:rPr>
           <w:lang w:val="en-US"/>
@@ -22660,8 +22099,8 @@
         <w:lastRenderedPageBreak/>
         <w:t>Message identifier</w:t>
       </w:r>
-      <w:bookmarkEnd w:id="86"/>
-      <w:bookmarkEnd w:id="87"/>
+      <w:bookmarkEnd w:id="94"/>
+      <w:bookmarkEnd w:id="95"/>
     </w:p>
     <w:p>
       <w:pPr>
@@ -22684,14 +22123,14 @@
           <w:lang w:val="en-US"/>
         </w:rPr>
       </w:pPr>
-      <w:bookmarkStart w:id="88" w:name="_Toc196502221"/>
+      <w:bookmarkStart w:id="96" w:name="_Toc196502221"/>
       <w:r>
         <w:rPr>
           <w:lang w:val="en-US"/>
         </w:rPr>
         <w:t>Service discovery</w:t>
       </w:r>
-      <w:bookmarkEnd w:id="88"/>
+      <w:bookmarkEnd w:id="96"/>
     </w:p>
     <w:p>
       <w:pPr>
@@ -22725,12 +22164,12 @@
       <w:pPr>
         <w:pStyle w:val="Heading1"/>
       </w:pPr>
-      <w:bookmarkStart w:id="89" w:name="_Toc196502222"/>
+      <w:bookmarkStart w:id="97" w:name="_Toc196502222"/>
       <w:r>
         <w:lastRenderedPageBreak/>
         <w:t>Service Data Model</w:t>
       </w:r>
-      <w:bookmarkEnd w:id="89"/>
+      <w:bookmarkEnd w:id="97"/>
     </w:p>
     <w:p>
       <w:pPr>
@@ -22782,7 +22221,7 @@
           <w:lang w:val="de-DE" w:eastAsia="de-DE"/>
         </w:rPr>
         <w:drawing>
-          <wp:inline distT="0" distB="0" distL="0" distR="0" wp14:anchorId="18D4A4BF" wp14:editId="377B1B83">
+          <wp:inline distT="0" distB="0" distL="0" distR="0" wp14:anchorId="18D4A4BF" wp14:editId="36A801E1">
             <wp:extent cx="6188710" cy="4108760"/>
             <wp:effectExtent l="0" t="0" r="2540" b="6350"/>
             <wp:docPr id="1814049254" name="Picture 1" descr="A screenshot of a computer&#10;&#10;Description automatically generated"/>
@@ -22828,7 +22267,7 @@
       <w:pPr>
         <w:pStyle w:val="Caption"/>
       </w:pPr>
-      <w:bookmarkStart w:id="90" w:name="_Toc196500262"/>
+      <w:bookmarkStart w:id="98" w:name="_Toc196500262"/>
       <w:r>
         <w:t xml:space="preserve">Figure </w:t>
       </w:r>
@@ -22843,7 +22282,7 @@
       <w:r>
         <w:t xml:space="preserve"> Abstract object model of the route plan data</w:t>
       </w:r>
-      <w:bookmarkEnd w:id="90"/>
+      <w:bookmarkEnd w:id="98"/>
     </w:p>
     <w:p>
       <w:pPr>
@@ -22872,14 +22311,14 @@
           <w:lang w:val="en-US"/>
         </w:rPr>
       </w:pPr>
-      <w:bookmarkStart w:id="91" w:name="_Toc196502223"/>
+      <w:bookmarkStart w:id="99" w:name="_Toc196502223"/>
       <w:r>
         <w:rPr>
           <w:lang w:val="en-US"/>
         </w:rPr>
         <w:t>Container type</w:t>
       </w:r>
-      <w:bookmarkEnd w:id="91"/>
+      <w:bookmarkEnd w:id="99"/>
     </w:p>
     <w:p>
       <w:pPr>
@@ -22907,7 +22346,7 @@
       <w:pPr>
         <w:pStyle w:val="BodyText"/>
         <w:rPr>
-          <w:ins w:id="92" w:author="Ramin Miraftabi" w:date="2026-03-02T14:13:00Z" w16du:dateUtc="2026-03-02T13:13:00Z"/>
+          <w:ins w:id="100" w:author="Ramin Miraftabi" w:date="2026-03-02T14:13:00Z" w16du:dateUtc="2026-03-02T13:13:00Z"/>
           <w:lang w:val="en-US"/>
         </w:rPr>
       </w:pPr>
@@ -22932,7 +22371,7 @@
           <w:lang w:val="en-US"/>
         </w:rPr>
       </w:pPr>
-      <w:ins w:id="93" w:author="Ramin Miraftabi" w:date="2026-03-02T14:13:00Z" w16du:dateUtc="2026-03-02T13:13:00Z">
+      <w:ins w:id="101" w:author="Ramin Miraftabi" w:date="2026-03-02T14:13:00Z" w16du:dateUtc="2026-03-02T13:13:00Z">
         <w:r>
           <w:rPr>
             <w:lang w:val="en-US"/>
@@ -22948,14 +22387,14 @@
           <w:lang w:val="en-US"/>
         </w:rPr>
       </w:pPr>
-      <w:bookmarkStart w:id="94" w:name="_Toc196502224"/>
+      <w:bookmarkStart w:id="102" w:name="_Toc196502224"/>
       <w:r>
         <w:rPr>
           <w:lang w:val="en-US"/>
         </w:rPr>
         <w:t>End-to-end verification of data</w:t>
       </w:r>
-      <w:bookmarkEnd w:id="94"/>
+      <w:bookmarkEnd w:id="102"/>
     </w:p>
     <w:p>
       <w:pPr>
@@ -22986,24 +22425,23 @@
           <w:lang w:val="en-US"/>
         </w:rPr>
       </w:pPr>
-      <w:bookmarkStart w:id="95" w:name="_Toc196502225"/>
-      <w:commentRangeStart w:id="96"/>
+      <w:bookmarkStart w:id="103" w:name="_Toc196502225"/>
+      <w:commentRangeStart w:id="104"/>
       <w:r>
         <w:rPr>
           <w:lang w:val="en-US"/>
         </w:rPr>
         <w:t>Changing the route edition number</w:t>
       </w:r>
-      <w:bookmarkEnd w:id="95"/>
-      <w:commentRangeEnd w:id="96"/>
+      <w:bookmarkEnd w:id="103"/>
+      <w:commentRangeEnd w:id="104"/>
       <w:r>
         <w:rPr>
           <w:rStyle w:val="CommentReference"/>
-          <w:b w:val="0"/>
-          <w:smallCaps w:val="0"/>
-          <w:color w:val="auto"/>
-        </w:rPr>
-        <w:commentReference w:id="96"/>
+          <w:sz w:val="22"/>
+          <w:lang w:val="en-US"/>
+        </w:rPr>
+        <w:commentReference w:id="104"/>
       </w:r>
     </w:p>
     <w:p>
@@ -23025,21 +22463,7 @@
         <w:rPr>
           <w:lang w:val="en-US"/>
         </w:rPr>
-        <w:t xml:space="preserve">The </w:t>
-      </w:r>
-      <w:proofErr w:type="spellStart"/>
-      <w:r>
-        <w:rPr>
-          <w:lang w:val="en-US"/>
-        </w:rPr>
-        <w:t>routeEditionNo</w:t>
-      </w:r>
-      <w:proofErr w:type="spellEnd"/>
-      <w:r>
-        <w:rPr>
-          <w:lang w:val="en-US"/>
-        </w:rPr>
-        <w:t xml:space="preserve"> of a non-reference route must be updated whenever:</w:t>
+        <w:t>The routeEditionNo of a non-reference route must be updated whenever:</w:t>
       </w:r>
     </w:p>
     <w:p>
@@ -23105,14 +22529,14 @@
           <w:lang w:val="en-US"/>
         </w:rPr>
       </w:pPr>
-      <w:bookmarkStart w:id="97" w:name="_Toc196502226"/>
+      <w:bookmarkStart w:id="105" w:name="_Toc196502226"/>
       <w:r>
         <w:rPr>
           <w:lang w:val="en-US"/>
         </w:rPr>
         <w:t>Coordinate systems</w:t>
       </w:r>
-      <w:bookmarkEnd w:id="97"/>
+      <w:bookmarkEnd w:id="105"/>
     </w:p>
     <w:p>
       <w:pPr>
@@ -23157,14 +22581,14 @@
           <w:lang w:val="en-US"/>
         </w:rPr>
       </w:pPr>
-      <w:bookmarkStart w:id="98" w:name="_Toc196502227"/>
+      <w:bookmarkStart w:id="106" w:name="_Toc196502227"/>
       <w:r>
         <w:rPr>
           <w:lang w:val="en-US"/>
         </w:rPr>
         <w:t>Route status</w:t>
       </w:r>
-      <w:bookmarkEnd w:id="98"/>
+      <w:bookmarkEnd w:id="106"/>
     </w:p>
     <w:p>
       <w:pPr>
@@ -23213,31 +22637,7 @@
         <w:pStyle w:val="Bullet1"/>
       </w:pPr>
       <w:r>
-        <w:t xml:space="preserve">Recommended: Route has modifications by VTS that are recommended and solve </w:t>
-      </w:r>
-      <w:proofErr w:type="gramStart"/>
-      <w:r>
-        <w:t>all of</w:t>
-      </w:r>
-      <w:proofErr w:type="gramEnd"/>
-      <w:r>
-        <w:t xml:space="preserve"> the issues in the route. </w:t>
-      </w:r>
-      <w:proofErr w:type="spellStart"/>
-      <w:r>
-        <w:t>RouteInfoDescription</w:t>
-      </w:r>
-      <w:proofErr w:type="spellEnd"/>
-      <w:r>
-        <w:t xml:space="preserve">-element may contain comments on changes etc but not require any additional changes to route. </w:t>
-      </w:r>
-      <w:proofErr w:type="spellStart"/>
-      <w:r>
-        <w:t>RouteWaypointLegIssues</w:t>
-      </w:r>
-      <w:proofErr w:type="spellEnd"/>
-      <w:r>
-        <w:t>-elements must not be present.</w:t>
+        <w:t>Recommended: Route has modifications by VTS that are recommended and solve all of the issues in the route. RouteInfoDescription-element may contain comments on changes etc but not require any additional changes to route. RouteWaypointLegIssues-elements must not be present.</w:t>
       </w:r>
     </w:p>
     <w:p>
@@ -23246,31 +22646,7 @@
       </w:pPr>
       <w:r>
         <w:lastRenderedPageBreak/>
-        <w:t>Route issues: Route may have recommendations (see above</w:t>
-      </w:r>
-      <w:proofErr w:type="gramStart"/>
-      <w:r>
-        <w:t>)</w:t>
-      </w:r>
-      <w:proofErr w:type="gramEnd"/>
-      <w:r>
-        <w:t xml:space="preserve"> but it also has issues that VTS does not have a recommendation on how to solve. </w:t>
-      </w:r>
-      <w:proofErr w:type="spellStart"/>
-      <w:r>
-        <w:t>RouteInfoDescription</w:t>
-      </w:r>
-      <w:proofErr w:type="spellEnd"/>
-      <w:r>
-        <w:t xml:space="preserve">-element must have comment on issues and </w:t>
-      </w:r>
-      <w:proofErr w:type="spellStart"/>
-      <w:r>
-        <w:t>RouteWaypointLegIssue</w:t>
-      </w:r>
-      <w:proofErr w:type="spellEnd"/>
-      <w:r>
-        <w:t>-elements may be used to further identify issues.</w:t>
+        <w:t>Route issues: Route may have recommendations (see above) but it also has issues that VTS does not have a recommendation on how to solve. RouteInfoDescription-element must have comment on issues and RouteWaypointLegIssue-elements may be used to further identify issues.</w:t>
       </w:r>
     </w:p>
     <w:p>
@@ -23278,15 +22654,7 @@
         <w:pStyle w:val="Bullet1"/>
       </w:pPr>
       <w:r>
-        <w:t xml:space="preserve">Route incomplete: Route has too many issues for VTS to comment upon in detail. </w:t>
-      </w:r>
-      <w:proofErr w:type="spellStart"/>
-      <w:r>
-        <w:t>RouteInfoDescription</w:t>
-      </w:r>
-      <w:proofErr w:type="spellEnd"/>
-      <w:r>
-        <w:t xml:space="preserve"> must have some description on what is needed, but this status does not require detailed instructions on how to improve the route.</w:t>
+        <w:t>Route incomplete: Route has too many issues for VTS to comment upon in detail. RouteInfoDescription must have some description on what is needed, but this status does not require detailed instructions on how to improve the route.</w:t>
       </w:r>
     </w:p>
     <w:p>
@@ -23294,31 +22662,7 @@
         <w:pStyle w:val="Bullet1"/>
       </w:pPr>
       <w:r>
-        <w:t xml:space="preserve">Route errors: Route has errors identified by technical means. </w:t>
-      </w:r>
-      <w:proofErr w:type="gramStart"/>
-      <w:r>
-        <w:t>Specifically</w:t>
-      </w:r>
-      <w:proofErr w:type="gramEnd"/>
-      <w:r>
-        <w:t xml:space="preserve"> schema validation is passed but business rule validations have errors. </w:t>
-      </w:r>
-      <w:proofErr w:type="spellStart"/>
-      <w:r>
-        <w:t>RouteInfoDescription</w:t>
-      </w:r>
-      <w:proofErr w:type="spellEnd"/>
-      <w:r>
-        <w:t xml:space="preserve"> must have a human readable list of errors found. </w:t>
-      </w:r>
-      <w:proofErr w:type="spellStart"/>
-      <w:r>
-        <w:t>RouteWaypointLegIssue</w:t>
-      </w:r>
-      <w:proofErr w:type="spellEnd"/>
-      <w:r>
-        <w:t xml:space="preserve"> may also be used to pinpoint errors.</w:t>
+        <w:t>Route errors: Route has errors identified by technical means. Specifically schema validation is passed but business rule validations have errors. RouteInfoDescription must have a human readable list of errors found. RouteWaypointLegIssue may also be used to pinpoint errors.</w:t>
       </w:r>
     </w:p>
     <w:p>
@@ -23333,11 +22677,11 @@
       <w:pPr>
         <w:pStyle w:val="Heading2"/>
         <w:rPr>
-          <w:ins w:id="99" w:author="Ramin Miraftabi" w:date="2026-02-24T09:00:00Z" w16du:dateUtc="2026-02-24T07:00:00Z"/>
-        </w:rPr>
-      </w:pPr>
-      <w:bookmarkStart w:id="100" w:name="_Toc196502228"/>
-      <w:ins w:id="101" w:author="Ramin Miraftabi" w:date="2026-02-24T09:00:00Z" w16du:dateUtc="2026-02-24T07:00:00Z">
+          <w:ins w:id="107" w:author="Ramin Miraftabi" w:date="2026-02-24T09:00:00Z" w16du:dateUtc="2026-02-24T07:00:00Z"/>
+        </w:rPr>
+      </w:pPr>
+      <w:bookmarkStart w:id="108" w:name="_Toc196502228"/>
+      <w:ins w:id="109" w:author="Ramin Miraftabi" w:date="2026-02-24T09:00:00Z" w16du:dateUtc="2026-02-24T07:00:00Z">
         <w:r>
           <w:t>Fixed route waypoints</w:t>
         </w:r>
@@ -23347,45 +22691,42 @@
       <w:pPr>
         <w:pStyle w:val="Heading2separationline"/>
         <w:rPr>
-          <w:ins w:id="102" w:author="Ramin Miraftabi" w:date="2026-02-24T09:00:00Z" w16du:dateUtc="2026-02-24T07:00:00Z"/>
-        </w:rPr>
-      </w:pPr>
-    </w:p>
-    <w:p>
-      <w:pPr>
-        <w:rPr>
-          <w:ins w:id="103" w:author="Ramin Miraftabi" w:date="2026-02-24T09:00:00Z" w16du:dateUtc="2026-02-24T07:00:00Z"/>
-        </w:rPr>
-        <w:pPrChange w:id="104" w:author="Ramin Miraftabi" w:date="2026-02-24T09:01:00Z" w16du:dateUtc="2026-02-24T07:01:00Z">
+          <w:ins w:id="110" w:author="Ramin Miraftabi" w:date="2026-02-24T09:00:00Z" w16du:dateUtc="2026-02-24T07:00:00Z"/>
+        </w:rPr>
+      </w:pPr>
+    </w:p>
+    <w:p>
+      <w:pPr>
+        <w:rPr>
+          <w:ins w:id="111" w:author="Ramin Miraftabi" w:date="2026-02-24T09:00:00Z" w16du:dateUtc="2026-02-24T07:00:00Z"/>
+        </w:rPr>
+        <w:pPrChange w:id="112" w:author="Ramin Miraftabi" w:date="2026-02-24T09:01:00Z" w16du:dateUtc="2026-02-24T07:01:00Z">
           <w:pPr>
             <w:pStyle w:val="Heading2"/>
           </w:pPr>
         </w:pPrChange>
       </w:pPr>
-      <w:ins w:id="105" w:author="Ramin Miraftabi" w:date="2026-02-24T10:33:00Z" w16du:dateUtc="2026-02-24T08:33:00Z">
+      <w:ins w:id="113" w:author="Ramin Miraftabi" w:date="2026-02-24T10:33:00Z" w16du:dateUtc="2026-02-24T08:33:00Z">
         <w:r>
           <w:t xml:space="preserve">Setting a waypoint as fixed is used by both ship and shore to signify that the waypoint should not be moved. </w:t>
         </w:r>
       </w:ins>
-      <w:ins w:id="106" w:author="Ramin Miraftabi" w:date="2026-02-24T10:36:00Z" w16du:dateUtc="2026-02-24T08:36:00Z">
+      <w:ins w:id="114" w:author="Ramin Miraftabi" w:date="2026-02-24T10:36:00Z" w16du:dateUtc="2026-02-24T08:36:00Z">
         <w:r>
-          <w:t>This can be used to denote a position that is required for some reason, e.g. ice navigation or pilot boarding point.</w:t>
-        </w:r>
-        <w:r>
-          <w:t xml:space="preserve"> Setting the waypoint as fixed applies to the position of the waypoint and not any of the other </w:t>
+          <w:t xml:space="preserve">This can be used to denote a position that is required for some reason, e.g. ice navigation or pilot boarding point. Setting the waypoint as fixed applies to the position of the waypoint and not any of the other </w:t>
         </w:r>
       </w:ins>
-      <w:ins w:id="107" w:author="Ramin Miraftabi" w:date="2026-02-24T10:37:00Z" w16du:dateUtc="2026-02-24T08:37:00Z">
+      <w:ins w:id="115" w:author="Ramin Miraftabi" w:date="2026-02-24T10:37:00Z" w16du:dateUtc="2026-02-24T08:37:00Z">
         <w:r>
           <w:t>attributes</w:t>
         </w:r>
       </w:ins>
-      <w:ins w:id="108" w:author="Ramin Miraftabi" w:date="2026-02-24T10:36:00Z" w16du:dateUtc="2026-02-24T08:36:00Z">
+      <w:ins w:id="116" w:author="Ramin Miraftabi" w:date="2026-02-24T10:36:00Z" w16du:dateUtc="2026-02-24T08:36:00Z">
         <w:r>
           <w:t xml:space="preserve"> of the waypoint. </w:t>
         </w:r>
       </w:ins>
-      <w:ins w:id="109" w:author="Ramin Miraftabi" w:date="2026-02-24T10:37:00Z" w16du:dateUtc="2026-02-24T08:37:00Z">
+      <w:ins w:id="117" w:author="Ramin Miraftabi" w:date="2026-02-24T10:37:00Z" w16du:dateUtc="2026-02-24T08:37:00Z">
         <w:r>
           <w:t>Changing the location of a fixed waypoint should require a manual step from the user.</w:t>
         </w:r>
@@ -23395,10 +22736,10 @@
       <w:pPr>
         <w:pStyle w:val="Heading2"/>
         <w:rPr>
-          <w:ins w:id="110" w:author="Ramin Miraftabi" w:date="2026-02-27T09:38:00Z" w16du:dateUtc="2026-02-27T07:38:00Z"/>
-        </w:rPr>
-      </w:pPr>
-      <w:ins w:id="111" w:author="Ramin Miraftabi" w:date="2026-02-27T09:38:00Z" w16du:dateUtc="2026-02-27T07:38:00Z">
+          <w:ins w:id="118" w:author="Ramin Miraftabi" w:date="2026-02-27T09:38:00Z" w16du:dateUtc="2026-02-27T07:38:00Z"/>
+        </w:rPr>
+      </w:pPr>
+      <w:ins w:id="119" w:author="Ramin Miraftabi" w:date="2026-02-27T09:38:00Z" w16du:dateUtc="2026-02-27T07:38:00Z">
         <w:r>
           <w:t>Action Points</w:t>
         </w:r>
@@ -23408,7 +22749,7 @@
       <w:pPr>
         <w:pStyle w:val="Heading2separationline"/>
         <w:rPr>
-          <w:ins w:id="112" w:author="Ramin Miraftabi" w:date="2026-02-27T09:38:00Z" w16du:dateUtc="2026-02-27T07:38:00Z"/>
+          <w:ins w:id="120" w:author="Ramin Miraftabi" w:date="2026-02-27T09:38:00Z" w16du:dateUtc="2026-02-27T07:38:00Z"/>
         </w:rPr>
       </w:pPr>
     </w:p>
@@ -23416,37 +22757,49 @@
       <w:pPr>
         <w:pStyle w:val="BodyText"/>
         <w:rPr>
-          <w:ins w:id="113" w:author="Ramin Miraftabi" w:date="2026-02-27T09:38:00Z" w16du:dateUtc="2026-02-27T07:38:00Z"/>
-        </w:rPr>
-        <w:pPrChange w:id="114" w:author="Ramin Miraftabi" w:date="2026-02-27T09:38:00Z" w16du:dateUtc="2026-02-27T07:38:00Z">
+          <w:ins w:id="121" w:author="Ramin Miraftabi" w:date="2026-02-27T09:38:00Z" w16du:dateUtc="2026-02-27T07:38:00Z"/>
+        </w:rPr>
+        <w:pPrChange w:id="122" w:author="Ramin Miraftabi" w:date="2026-02-27T09:38:00Z" w16du:dateUtc="2026-02-27T07:38:00Z">
           <w:pPr>
             <w:pStyle w:val="Heading2"/>
           </w:pPr>
         </w:pPrChange>
       </w:pPr>
-      <w:ins w:id="115" w:author="Ramin Miraftabi" w:date="2026-02-27T09:38:00Z" w16du:dateUtc="2026-02-27T07:38:00Z">
+      <w:ins w:id="123" w:author="Ramin Miraftabi" w:date="2026-02-27T09:38:00Z" w16du:dateUtc="2026-02-27T07:38:00Z">
         <w:r>
           <w:t xml:space="preserve">While the data model at a schema level allows the positioning of action points in all possible coordinates, </w:t>
         </w:r>
       </w:ins>
-      <w:ins w:id="116" w:author="Ramin Miraftabi" w:date="2026-02-27T09:39:00Z" w16du:dateUtc="2026-02-27T07:39:00Z">
+      <w:ins w:id="124" w:author="Ramin Miraftabi" w:date="2026-02-27T09:39:00Z" w16du:dateUtc="2026-02-27T07:39:00Z">
         <w:r>
-          <w:t xml:space="preserve">to ensure the relevance of action points they should be placed on the route </w:t>
-        </w:r>
-        <w:proofErr w:type="spellStart"/>
-        <w:r>
-          <w:t>centerline</w:t>
-        </w:r>
-        <w:proofErr w:type="spellEnd"/>
-        <w:r>
-          <w:t>. Action points that are outside of the route crossche</w:t>
+          <w:t>to ensure the relevance of action points they should be placed on the route centerline. Action points that are outside of the route crossche</w:t>
         </w:r>
       </w:ins>
-      <w:ins w:id="117" w:author="Ramin Miraftabi" w:date="2026-02-27T09:40:00Z" w16du:dateUtc="2026-02-27T07:40:00Z">
+      <w:ins w:id="125" w:author="Ramin Miraftabi" w:date="2026-02-27T09:40:00Z" w16du:dateUtc="2026-02-27T07:40:00Z">
         <w:r>
-          <w:t>ck area may be ignored by recipients of the route.</w:t>
+          <w:t xml:space="preserve">ck area </w:t>
         </w:r>
       </w:ins>
+      <w:ins w:id="126" w:author="Ramin Miraftabi" w:date="2026-07-07T11:33:00Z" w16du:dateUtc="2026-07-07T09:33:00Z">
+        <w:r>
+          <w:t xml:space="preserve">(between port and starboard </w:t>
+        </w:r>
+      </w:ins>
+      <w:ins w:id="127" w:author="Ramin Miraftabi" w:date="2026-07-07T11:36:00Z" w16du:dateUtc="2026-07-07T09:36:00Z">
+        <w:r>
+          <w:t>crosstrack check limit</w:t>
+        </w:r>
+      </w:ins>
+      <w:ins w:id="128" w:author="Ramin Miraftabi" w:date="2026-07-07T11:33:00Z" w16du:dateUtc="2026-07-07T09:33:00Z">
+        <w:r>
+          <w:t xml:space="preserve">) </w:t>
+        </w:r>
+      </w:ins>
+      <w:ins w:id="129" w:author="Ramin Miraftabi" w:date="2026-02-27T09:40:00Z" w16du:dateUtc="2026-02-27T07:40:00Z">
+        <w:r>
+          <w:t>may be ignored by recipients of the route.</w:t>
+        </w:r>
+      </w:ins>
     </w:p>
     <w:p>
       <w:pPr>
@@ -23455,7 +22808,7 @@
       <w:r>
         <w:t>Handling extensions</w:t>
       </w:r>
-      <w:bookmarkEnd w:id="100"/>
+      <w:bookmarkEnd w:id="108"/>
     </w:p>
     <w:p>
       <w:pPr>
@@ -23488,12 +22841,12 @@
       <w:pPr>
         <w:pStyle w:val="Heading1"/>
       </w:pPr>
-      <w:bookmarkStart w:id="118" w:name="_Toc196502229"/>
+      <w:bookmarkStart w:id="130" w:name="_Toc196502229"/>
       <w:r>
         <w:lastRenderedPageBreak/>
         <w:t>Service Dynamic Behaviour</w:t>
       </w:r>
-      <w:bookmarkEnd w:id="118"/>
+      <w:bookmarkEnd w:id="130"/>
     </w:p>
     <w:p>
       <w:pPr>
@@ -23514,21 +22867,7 @@
         <w:rPr>
           <w:lang w:val="en-US"/>
         </w:rPr>
-        <w:t xml:space="preserve">In </w:t>
-      </w:r>
-      <w:proofErr w:type="gramStart"/>
-      <w:r>
-        <w:rPr>
-          <w:lang w:val="en-US"/>
-        </w:rPr>
-        <w:t>all of</w:t>
-      </w:r>
-      <w:proofErr w:type="gramEnd"/>
-      <w:r>
-        <w:rPr>
-          <w:lang w:val="en-US"/>
-        </w:rPr>
-        <w:t xml:space="preserve"> the following diagrams ship systems include the ECDIS and any other systems on-board that mariners can use to plan and change routes. It is a requirement that at least the ECDIS </w:t>
+        <w:t xml:space="preserve">In all of the following diagrams ship systems include the ECDIS and any other systems on-board that mariners can use to plan and change routes. It is a requirement that at least the ECDIS </w:t>
       </w:r>
       <w:r>
         <w:rPr>
@@ -23569,21 +22908,7 @@
         <w:rPr>
           <w:lang w:val="en-US"/>
         </w:rPr>
-        <w:t xml:space="preserve"> supports </w:t>
-      </w:r>
-      <w:proofErr w:type="gramStart"/>
-      <w:r>
-        <w:rPr>
-          <w:lang w:val="en-US"/>
-        </w:rPr>
-        <w:t>all of</w:t>
-      </w:r>
-      <w:proofErr w:type="gramEnd"/>
-      <w:r>
-        <w:rPr>
-          <w:lang w:val="en-US"/>
-        </w:rPr>
-        <w:t xml:space="preserve"> the functionality described in this specification, other on-board systems may communicate with route exchange service directly or via ECDIS.</w:t>
+        <w:t xml:space="preserve"> supports all of the functionality described in this specification, other on-board systems may communicate with route exchange service directly or via ECDIS.</w:t>
       </w:r>
     </w:p>
     <w:p>
@@ -23625,21 +22950,7 @@
         <w:rPr>
           <w:lang w:val="en-US"/>
         </w:rPr>
-        <w:t xml:space="preserve">While service discovery may be needed, it is left last in the description of dynamic </w:t>
-      </w:r>
-      <w:proofErr w:type="spellStart"/>
-      <w:r>
-        <w:rPr>
-          <w:lang w:val="en-US"/>
-        </w:rPr>
-        <w:t>behaviour</w:t>
-      </w:r>
-      <w:proofErr w:type="spellEnd"/>
-      <w:r>
-        <w:rPr>
-          <w:lang w:val="en-US"/>
-        </w:rPr>
-        <w:t xml:space="preserve"> as it is already described in more detail in G1128 and may not be a required part of each use case.</w:t>
+        <w:t>While service discovery may be needed, it is left last in the description of dynamic behaviour as it is already described in more detail in G1128 and may not be a required part of each use case.</w:t>
       </w:r>
     </w:p>
     <w:p>
@@ -23681,21 +22992,7 @@
         <w:rPr>
           <w:lang w:val="en-US"/>
         </w:rPr>
-        <w:t xml:space="preserve">Due to the nature of vessel connectivity, we do not assume that all connections between the service and on-board consumers are direct. There may be shore based intermediate components involved as well depending on the actual service design. These components are not of interest from the perspective of this specification but the addition of multiple components in a single message transmission (multi-hop) is </w:t>
-      </w:r>
-      <w:proofErr w:type="gramStart"/>
-      <w:r>
-        <w:rPr>
-          <w:lang w:val="en-US"/>
-        </w:rPr>
-        <w:t>taken into account</w:t>
-      </w:r>
-      <w:proofErr w:type="gramEnd"/>
-      <w:r>
-        <w:rPr>
-          <w:lang w:val="en-US"/>
-        </w:rPr>
-        <w:t xml:space="preserve"> and adds complexity to the specification and implementations.</w:t>
+        <w:t>Due to the nature of vessel connectivity, we do not assume that all connections between the service and on-board consumers are direct. There may be shore based intermediate components involved as well depending on the actual service design. These components are not of interest from the perspective of this specification but the addition of multiple components in a single message transmission (multi-hop) is taken into account and adds complexity to the specification and implementations.</w:t>
       </w:r>
     </w:p>
     <w:p>
@@ -23705,14 +23002,14 @@
           <w:lang w:val="en-US"/>
         </w:rPr>
       </w:pPr>
-      <w:bookmarkStart w:id="119" w:name="_Toc196502230"/>
+      <w:bookmarkStart w:id="131" w:name="_Toc196502230"/>
       <w:r>
         <w:rPr>
           <w:lang w:val="en-US"/>
         </w:rPr>
         <w:t>Acknowledgement messages</w:t>
       </w:r>
-      <w:bookmarkEnd w:id="119"/>
+      <w:bookmarkEnd w:id="131"/>
     </w:p>
     <w:p>
       <w:pPr>
@@ -23757,16 +23054,16 @@
           <w:lang w:val="en-US"/>
         </w:rPr>
       </w:pPr>
-      <w:bookmarkStart w:id="120" w:name="_Toc196502231"/>
-      <w:bookmarkStart w:id="121" w:name="_Ref222907664"/>
+      <w:bookmarkStart w:id="132" w:name="_Toc196502231"/>
+      <w:bookmarkStart w:id="133" w:name="_Ref222907664"/>
       <w:r>
         <w:rPr>
           <w:lang w:val="en-US"/>
         </w:rPr>
         <w:t>Sharing of route</w:t>
       </w:r>
-      <w:bookmarkEnd w:id="120"/>
-      <w:bookmarkEnd w:id="121"/>
+      <w:bookmarkEnd w:id="132"/>
+      <w:bookmarkEnd w:id="133"/>
     </w:p>
     <w:p>
       <w:pPr>
@@ -23801,35 +23098,7 @@
         <w:rPr>
           <w:lang w:val="en-US"/>
         </w:rPr>
-        <w:t xml:space="preserve">Use case 1 describes the interaction between the vessel and a single VTS while use case 9 expands upon this and considers how the </w:t>
-      </w:r>
-      <w:proofErr w:type="spellStart"/>
-      <w:r>
-        <w:rPr>
-          <w:lang w:val="en-US"/>
-        </w:rPr>
-        <w:t>behaviour</w:t>
-      </w:r>
-      <w:proofErr w:type="spellEnd"/>
-      <w:r>
-        <w:rPr>
-          <w:lang w:val="en-US"/>
-        </w:rPr>
-        <w:t xml:space="preserve"> changes when interaction with multiple VTS’ is required. We will consider both use cases in this part of the dynamic </w:t>
-      </w:r>
-      <w:proofErr w:type="spellStart"/>
-      <w:r>
-        <w:rPr>
-          <w:lang w:val="en-US"/>
-        </w:rPr>
-        <w:t>behaviour</w:t>
-      </w:r>
-      <w:proofErr w:type="spellEnd"/>
-      <w:r>
-        <w:rPr>
-          <w:lang w:val="en-US"/>
-        </w:rPr>
-        <w:t xml:space="preserve"> description.</w:t>
+        <w:t>Use case 1 describes the interaction between the vessel and a single VTS while use case 9 expands upon this and considers how the behaviour changes when interaction with multiple VTS’ is required. We will consider both use cases in this part of the dynamic behaviour description.</w:t>
       </w:r>
     </w:p>
     <w:p>
@@ -23892,7 +23161,7 @@
       <w:pPr>
         <w:pStyle w:val="Caption"/>
       </w:pPr>
-      <w:bookmarkStart w:id="122" w:name="_Toc196500263"/>
+      <w:bookmarkStart w:id="134" w:name="_Toc196500263"/>
       <w:r>
         <w:t xml:space="preserve">Figure </w:t>
       </w:r>
@@ -23907,7 +23176,7 @@
       <w:r>
         <w:t xml:space="preserve"> Initial sharing of route</w:t>
       </w:r>
-      <w:bookmarkEnd w:id="122"/>
+      <w:bookmarkEnd w:id="134"/>
     </w:p>
     <w:p>
       <w:pPr>
@@ -24076,15 +23345,7 @@
         <w:ind w:left="851" w:hanging="425"/>
       </w:pPr>
       <w:r>
-        <w:t xml:space="preserve">The service subscribes to changes of route. Service settings define if the request is for all changes to the route or only changes that affect the route </w:t>
-      </w:r>
-      <w:proofErr w:type="gramStart"/>
-      <w:r>
-        <w:t>in the area of</w:t>
-      </w:r>
-      <w:proofErr w:type="gramEnd"/>
-      <w:r>
-        <w:t xml:space="preserve"> interest of the service.</w:t>
+        <w:t>The service subscribes to changes of route. Service settings define if the request is for all changes to the route or only changes that affect the route in the area of interest of the service.</w:t>
       </w:r>
     </w:p>
     <w:p>
@@ -24129,15 +23390,7 @@
       </w:pPr>
       <w:r>
         <w:lastRenderedPageBreak/>
-        <w:t xml:space="preserve">The service must subscribe to changes to the route whenever it receives a new valid route that has not previously been shared. The changed route may be shared by any compatible ship system. The sharing of the route in this case follows process listed above </w:t>
-      </w:r>
-      <w:proofErr w:type="gramStart"/>
-      <w:r>
-        <w:t>with the exception of</w:t>
-      </w:r>
-      <w:proofErr w:type="gramEnd"/>
-      <w:r>
-        <w:t xml:space="preserve"> step 1 which in this case reads as follows:</w:t>
+        <w:t>The service must subscribe to changes to the route whenever it receives a new valid route that has not previously been shared. The changed route may be shared by any compatible ship system. The sharing of the route in this case follows process listed above with the exception of step 1 which in this case reads as follows:</w:t>
       </w:r>
     </w:p>
     <w:p>
@@ -24150,15 +23403,7 @@
         <w:ind w:left="851" w:hanging="425"/>
       </w:pPr>
       <w:r>
-        <w:t>Mariner changes the route and when it is completed the route is shared with the status set to “planned</w:t>
-      </w:r>
-      <w:proofErr w:type="gramStart"/>
-      <w:r>
-        <w:t>”;  route</w:t>
-      </w:r>
-      <w:proofErr w:type="gramEnd"/>
-      <w:r>
-        <w:t xml:space="preserve"> is moved to monitoring and status is set to “used for monitoring”; or a change fulfilling the requirements in RESF012 has taken place and route is automatically shared from ECDIS.</w:t>
+        <w:t>Mariner changes the route and when it is completed the route is shared with the status set to “planned”;  route is moved to monitoring and status is set to “used for monitoring”; or a change fulfilling the requirements in RESF012 has taken place and route is automatically shared from ECDIS.</w:t>
       </w:r>
     </w:p>
     <w:p>
@@ -24218,7 +23463,7 @@
       <w:pPr>
         <w:pStyle w:val="Caption"/>
       </w:pPr>
-      <w:bookmarkStart w:id="123" w:name="_Toc196500264"/>
+      <w:bookmarkStart w:id="135" w:name="_Toc196500264"/>
       <w:r>
         <w:t xml:space="preserve">Figure </w:t>
       </w:r>
@@ -24233,7 +23478,7 @@
       <w:r>
         <w:t xml:space="preserve"> Requesting updates to route upon changes</w:t>
       </w:r>
-      <w:bookmarkEnd w:id="123"/>
+      <w:bookmarkEnd w:id="135"/>
     </w:p>
     <w:p>
       <w:pPr>
@@ -24307,7 +23552,7 @@
       <w:pPr>
         <w:pStyle w:val="Caption"/>
       </w:pPr>
-      <w:bookmarkStart w:id="124" w:name="_Toc196500265"/>
+      <w:bookmarkStart w:id="136" w:name="_Toc196500265"/>
       <w:r>
         <w:t xml:space="preserve">Figure </w:t>
       </w:r>
@@ -24322,7 +23567,7 @@
       <w:r>
         <w:t xml:space="preserve"> Moving route to monitoring</w:t>
       </w:r>
-      <w:bookmarkEnd w:id="124"/>
+      <w:bookmarkEnd w:id="136"/>
     </w:p>
     <w:p>
       <w:pPr>
@@ -24442,7 +23687,7 @@
       <w:pPr>
         <w:pStyle w:val="Caption"/>
       </w:pPr>
-      <w:bookmarkStart w:id="125" w:name="_Toc196500266"/>
+      <w:bookmarkStart w:id="137" w:name="_Toc196500266"/>
       <w:r>
         <w:lastRenderedPageBreak/>
         <w:t xml:space="preserve">Figure </w:t>
@@ -24458,7 +23703,7 @@
       <w:r>
         <w:t xml:space="preserve"> Sharing route with multiple VTS</w:t>
       </w:r>
-      <w:bookmarkEnd w:id="125"/>
+      <w:bookmarkEnd w:id="137"/>
     </w:p>
     <w:p>
       <w:pPr>
@@ -24487,7 +23732,7 @@
           <w:lang w:val="de-DE" w:eastAsia="de-DE"/>
         </w:rPr>
         <w:drawing>
-          <wp:inline distT="0" distB="0" distL="0" distR="0" wp14:anchorId="1F9B2BF3" wp14:editId="2C3990F7">
+          <wp:inline distT="0" distB="0" distL="0" distR="0" wp14:anchorId="1F9B2BF3" wp14:editId="54114C46">
             <wp:extent cx="6023610" cy="3346450"/>
             <wp:effectExtent l="0" t="0" r="0" b="6350"/>
             <wp:docPr id="1984840577" name="Graphic 5"/>
@@ -24533,7 +23778,7 @@
       <w:pPr>
         <w:pStyle w:val="Caption"/>
       </w:pPr>
-      <w:bookmarkStart w:id="126" w:name="_Toc196500267"/>
+      <w:bookmarkStart w:id="138" w:name="_Toc196500267"/>
       <w:r>
         <w:t xml:space="preserve">Figure </w:t>
       </w:r>
@@ -24548,7 +23793,7 @@
       <w:r>
         <w:t xml:space="preserve"> Changing route</w:t>
       </w:r>
-      <w:bookmarkEnd w:id="126"/>
+      <w:bookmarkEnd w:id="138"/>
     </w:p>
     <w:p>
       <w:pPr>
@@ -24638,7 +23883,7 @@
       <w:pPr>
         <w:pStyle w:val="Caption"/>
       </w:pPr>
-      <w:bookmarkStart w:id="127" w:name="_Toc196500268"/>
+      <w:bookmarkStart w:id="139" w:name="_Toc196500268"/>
       <w:r>
         <w:t xml:space="preserve">Figure </w:t>
       </w:r>
@@ -24653,7 +23898,7 @@
       <w:r>
         <w:t xml:space="preserve"> Route cancellation</w:t>
       </w:r>
-      <w:bookmarkEnd w:id="127"/>
+      <w:bookmarkEnd w:id="139"/>
     </w:p>
     <w:p>
       <w:pPr>
@@ -24666,21 +23911,7 @@
         <w:rPr>
           <w:lang w:val="en-US"/>
         </w:rPr>
-        <w:t xml:space="preserve">When multiple VTS make a recommendation to change the route at the same time and send them to the vessel, the vessel will receive multiple versions of the route with the same edition number. This is to be </w:t>
-      </w:r>
-      <w:proofErr w:type="gramStart"/>
-      <w:r>
-        <w:rPr>
-          <w:lang w:val="en-US"/>
-        </w:rPr>
-        <w:t>expected</w:t>
-      </w:r>
-      <w:proofErr w:type="gramEnd"/>
-      <w:r>
-        <w:rPr>
-          <w:lang w:val="en-US"/>
-        </w:rPr>
-        <w:t xml:space="preserve"> and the systems onboard must be able to identify the changes to the route to assist the mariner in collating the multiple recommendations. </w:t>
+        <w:t xml:space="preserve">When multiple VTS make a recommendation to change the route at the same time and send them to the vessel, the vessel will receive multiple versions of the route with the same edition number. This is to be expected and the systems onboard must be able to identify the changes to the route to assist the mariner in collating the multiple recommendations. </w:t>
       </w:r>
     </w:p>
     <w:p>
@@ -24789,27 +24020,19 @@
         <w:pStyle w:val="BodyText"/>
       </w:pPr>
       <w:r>
-        <w:t xml:space="preserve">If the route is being shared as a reaction to VTS requesting the route (use case 10) all requirements above are true with the exception that route edition number should be greater than 1 as route should have already been sent to at least some VTS and moved to monitoring. </w:t>
-      </w:r>
-      <w:proofErr w:type="gramStart"/>
-      <w:r>
-        <w:t>Both of these</w:t>
-      </w:r>
-      <w:proofErr w:type="gramEnd"/>
-      <w:r>
-        <w:t xml:space="preserve"> actions should already have affected the edition number at least once if not more.</w:t>
+        <w:t>If the route is being shared as a reaction to VTS requesting the route (use case 10) all requirements above are true with the exception that route edition number should be greater than 1 as route should have already been sent to at least some VTS and moved to monitoring. Both of these actions should already have affected the edition number at least once if not more.</w:t>
       </w:r>
     </w:p>
     <w:p>
       <w:pPr>
         <w:pStyle w:val="Heading2"/>
       </w:pPr>
-      <w:bookmarkStart w:id="128" w:name="_Toc196502232"/>
+      <w:bookmarkStart w:id="140" w:name="_Toc196502232"/>
       <w:r>
         <w:lastRenderedPageBreak/>
         <w:t>Route responses from VTS to vessel</w:t>
       </w:r>
-      <w:bookmarkEnd w:id="128"/>
+      <w:bookmarkEnd w:id="140"/>
     </w:p>
     <w:p>
       <w:pPr>
@@ -24944,21 +24167,7 @@
         <w:rPr>
           <w:lang w:val="en-US"/>
         </w:rPr>
-        <w:t xml:space="preserve">When sending back a route recommendation the route must be a complete route and include </w:t>
-      </w:r>
-      <w:proofErr w:type="gramStart"/>
-      <w:r>
-        <w:rPr>
-          <w:lang w:val="en-US"/>
-        </w:rPr>
-        <w:t>all of</w:t>
-      </w:r>
-      <w:proofErr w:type="gramEnd"/>
-      <w:r>
-        <w:rPr>
-          <w:lang w:val="en-US"/>
-        </w:rPr>
-        <w:t xml:space="preserve"> the unchanged elements from the original route received from the vessel. Deleted waypoints or action points must not be included.</w:t>
+        <w:t>When sending back a route recommendation the route must be a complete route and include all of the unchanged elements from the original route received from the vessel. Deleted waypoints or action points must not be included.</w:t>
       </w:r>
     </w:p>
     <w:p>
@@ -24972,21 +24181,7 @@
         <w:rPr>
           <w:lang w:val="en-US"/>
         </w:rPr>
-        <w:t xml:space="preserve">As described in RESF008 when the route is edited by VTS, it may have waypoints with a turn radius of “0.0” which indicates to the vessel that it must set a turn radius. If VTS does not have a recommendation for the speed or timing across an edited portion of the route, schedule element may be unset to indicate to the vessel that </w:t>
-      </w:r>
-      <w:proofErr w:type="gramStart"/>
-      <w:r>
-        <w:rPr>
-          <w:lang w:val="en-US"/>
-        </w:rPr>
-        <w:t>speed</w:t>
-      </w:r>
-      <w:proofErr w:type="gramEnd"/>
-      <w:r>
-        <w:rPr>
-          <w:lang w:val="en-US"/>
-        </w:rPr>
-        <w:t xml:space="preserve"> and timing is up to them.</w:t>
+        <w:t>As described in RESF008 when the route is edited by VTS, it may have waypoints with a turn radius of “0.0” which indicates to the vessel that it must set a turn radius. If VTS does not have a recommendation for the speed or timing across an edited portion of the route, schedule element may be unset to indicate to the vessel that speed and timing is up to them.</w:t>
       </w:r>
     </w:p>
     <w:p>
@@ -25086,7 +24281,7 @@
         </w:numPr>
         <w:ind w:left="851" w:hanging="425"/>
         <w:rPr>
-          <w:ins w:id="129" w:author="Ramin Miraftabi" w:date="2026-02-25T10:26:00Z" w16du:dateUtc="2026-02-25T08:26:00Z"/>
+          <w:ins w:id="141" w:author="Ramin Miraftabi" w:date="2026-02-25T10:26:00Z" w16du:dateUtc="2026-02-25T08:26:00Z"/>
         </w:rPr>
       </w:pPr>
       <w:r>
@@ -25111,12 +24306,12 @@
         </w:numPr>
         <w:ind w:left="851" w:hanging="425"/>
       </w:pPr>
-      <w:ins w:id="130" w:author="Ramin Miraftabi" w:date="2026-02-25T10:26:00Z" w16du:dateUtc="2026-02-25T08:26:00Z">
+      <w:ins w:id="142" w:author="Ramin Miraftabi" w:date="2026-02-25T10:26:00Z" w16du:dateUtc="2026-02-25T08:26:00Z">
         <w:r>
           <w:t xml:space="preserve">If the mariner sends an updated route </w:t>
         </w:r>
       </w:ins>
-      <w:ins w:id="131" w:author="Ramin Miraftabi" w:date="2026-02-25T10:27:00Z" w16du:dateUtc="2026-02-25T08:27:00Z">
+      <w:ins w:id="143" w:author="Ramin Miraftabi" w:date="2026-02-25T10:27:00Z" w16du:dateUtc="2026-02-25T08:27:00Z">
         <w:r>
           <w:t xml:space="preserve">the dynamic behavior is as defined in </w:t>
         </w:r>
@@ -25126,6 +24321,8 @@
         <w:r>
           <w:instrText xml:space="preserve"> REF _Ref222907664 \r \h </w:instrText>
         </w:r>
+      </w:ins>
+      <w:ins w:id="144" w:author="Ramin Miraftabi" w:date="2026-02-25T10:27:00Z" w16du:dateUtc="2026-02-25T08:27:00Z">
         <w:r>
           <w:fldChar w:fldCharType="separate"/>
         </w:r>
@@ -25197,7 +24394,7 @@
       <w:pPr>
         <w:pStyle w:val="Caption"/>
       </w:pPr>
-      <w:bookmarkStart w:id="132" w:name="_Toc196500269"/>
+      <w:bookmarkStart w:id="145" w:name="_Toc196500269"/>
       <w:r>
         <w:t xml:space="preserve">Figure </w:t>
       </w:r>
@@ -25212,7 +24409,7 @@
       <w:r>
         <w:t xml:space="preserve"> Route recommendation from VTS to vessel</w:t>
       </w:r>
-      <w:bookmarkEnd w:id="132"/>
+      <w:bookmarkEnd w:id="145"/>
     </w:p>
     <w:p>
       <w:pPr>
@@ -25243,21 +24440,7 @@
         <w:rPr>
           <w:lang w:val="en-US"/>
         </w:rPr>
-        <w:t xml:space="preserve">the route without a recommendation, the route used in the reply must only include the </w:t>
-      </w:r>
-      <w:proofErr w:type="spellStart"/>
-      <w:r>
-        <w:rPr>
-          <w:lang w:val="en-US"/>
-        </w:rPr>
-        <w:t>routeInfo</w:t>
-      </w:r>
-      <w:proofErr w:type="spellEnd"/>
-      <w:r>
-        <w:rPr>
-          <w:lang w:val="en-US"/>
-        </w:rPr>
-        <w:t>-element and its required contents with the status set to “</w:t>
+        <w:t>the route without a recommendation, the route used in the reply must only include the routeInfo-element and its required contents with the status set to “</w:t>
       </w:r>
       <w:r>
         <w:rPr>
@@ -25269,21 +24452,7 @@
         <w:rPr>
           <w:lang w:val="en-US"/>
         </w:rPr>
-        <w:t xml:space="preserve">”. It is not allowed to send any of the other route elements (waypoints or action points) as they are unnecessary in this case. The edition number must not be changed, but the </w:t>
-      </w:r>
-      <w:proofErr w:type="spellStart"/>
-      <w:r>
-        <w:rPr>
-          <w:lang w:val="en-US"/>
-        </w:rPr>
-        <w:t>routeEditionTime</w:t>
-      </w:r>
-      <w:proofErr w:type="spellEnd"/>
-      <w:r>
-        <w:rPr>
-          <w:lang w:val="en-US"/>
-        </w:rPr>
-        <w:t xml:space="preserve"> must be updated to reflect time that route was </w:t>
+        <w:t xml:space="preserve">”. It is not allowed to send any of the other route elements (waypoints or action points) as they are unnecessary in this case. The edition number must not be changed, but the routeEditionTime must be updated to reflect time that route was </w:t>
       </w:r>
       <w:r>
         <w:rPr>
@@ -25301,21 +24470,7 @@
         <w:rPr>
           <w:lang w:val="en-US"/>
         </w:rPr>
-        <w:t xml:space="preserve">and the </w:t>
-      </w:r>
-      <w:proofErr w:type="spellStart"/>
-      <w:r>
-        <w:rPr>
-          <w:lang w:val="en-US"/>
-        </w:rPr>
-        <w:t>routeInfoAuthor</w:t>
-      </w:r>
-      <w:proofErr w:type="spellEnd"/>
-      <w:r>
-        <w:rPr>
-          <w:lang w:val="en-US"/>
-        </w:rPr>
-        <w:t xml:space="preserve"> must be changed.</w:t>
+        <w:t>and the routeInfoAuthor must be changed.</w:t>
       </w:r>
     </w:p>
     <w:p>
@@ -25378,7 +24533,7 @@
       <w:pPr>
         <w:pStyle w:val="Caption"/>
       </w:pPr>
-      <w:bookmarkStart w:id="133" w:name="_Toc196500270"/>
+      <w:bookmarkStart w:id="146" w:name="_Toc196500270"/>
       <w:r>
         <w:t xml:space="preserve">Figure </w:t>
       </w:r>
@@ -25393,7 +24548,7 @@
       <w:r>
         <w:t xml:space="preserve"> Route acknowledgement by VTS</w:t>
       </w:r>
-      <w:bookmarkEnd w:id="133"/>
+      <w:bookmarkEnd w:id="146"/>
     </w:p>
     <w:p>
       <w:pPr>
@@ -25496,33 +24651,11 @@
           <w:lang w:val="en-US"/>
         </w:rPr>
       </w:pPr>
-      <w:proofErr w:type="gramStart"/>
-      <w:r>
-        <w:rPr>
-          <w:lang w:val="en-US"/>
-        </w:rPr>
-        <w:t>Additionally</w:t>
-      </w:r>
-      <w:proofErr w:type="gramEnd"/>
-      <w:r>
-        <w:rPr>
-          <w:lang w:val="en-US"/>
-        </w:rPr>
-        <w:t xml:space="preserve"> the </w:t>
-      </w:r>
-      <w:proofErr w:type="spellStart"/>
-      <w:r>
-        <w:rPr>
-          <w:lang w:val="en-US"/>
-        </w:rPr>
-        <w:t>routeWaypointLegIssue</w:t>
-      </w:r>
-      <w:proofErr w:type="spellEnd"/>
-      <w:r>
-        <w:rPr>
-          <w:lang w:val="en-US"/>
-        </w:rPr>
-        <w:t xml:space="preserve">-element may and should be used to pinpoint any problems as accurately as possible. </w:t>
+      <w:r>
+        <w:rPr>
+          <w:lang w:val="en-US"/>
+        </w:rPr>
+        <w:t xml:space="preserve">Additionally the routeWaypointLegIssue-element may and should be used to pinpoint any problems as accurately as possible. </w:t>
       </w:r>
     </w:p>
     <w:p>
@@ -25599,7 +24732,7 @@
       <w:pPr>
         <w:pStyle w:val="Caption"/>
       </w:pPr>
-      <w:bookmarkStart w:id="134" w:name="_Toc196500271"/>
+      <w:bookmarkStart w:id="147" w:name="_Toc196500271"/>
       <w:r>
         <w:t xml:space="preserve">Figure </w:t>
       </w:r>
@@ -25614,7 +24747,7 @@
       <w:r>
         <w:t xml:space="preserve"> Route response from VTS to vessel with open issues</w:t>
       </w:r>
-      <w:bookmarkEnd w:id="134"/>
+      <w:bookmarkEnd w:id="147"/>
     </w:p>
     <w:p>
       <w:pPr>
@@ -25623,14 +24756,14 @@
           <w:lang w:val="en-US"/>
         </w:rPr>
       </w:pPr>
-      <w:bookmarkStart w:id="135" w:name="_Toc196502233"/>
+      <w:bookmarkStart w:id="148" w:name="_Toc196502233"/>
       <w:r>
         <w:rPr>
           <w:lang w:val="en-US"/>
         </w:rPr>
         <w:t>Route request from VTS without a shared route</w:t>
       </w:r>
-      <w:bookmarkEnd w:id="135"/>
+      <w:bookmarkEnd w:id="148"/>
     </w:p>
     <w:p>
       <w:pPr>
@@ -25703,21 +24836,7 @@
         <w:rPr>
           <w:lang w:val="en-US"/>
         </w:rPr>
-        <w:t xml:space="preserve">If the consumer supports automated requests for the active route, the consumer must be registered in a maritime service registry to facilitate endpoint discovery. In this case, it is up to the consumer to ensure adequate protection is in place to prevent </w:t>
-      </w:r>
-      <w:proofErr w:type="spellStart"/>
-      <w:r>
-        <w:rPr>
-          <w:lang w:val="en-US"/>
-        </w:rPr>
-        <w:t>unauthorised</w:t>
-      </w:r>
-      <w:proofErr w:type="spellEnd"/>
-      <w:r>
-        <w:rPr>
-          <w:lang w:val="en-US"/>
-        </w:rPr>
-        <w:t xml:space="preserve"> use of the interface and avoid showing route requests from malicious parties. If request is automatically denied, an adequate error response depending on service design must be returned. </w:t>
+        <w:t xml:space="preserve">If the consumer supports automated requests for the active route, the consumer must be registered in a maritime service registry to facilitate endpoint discovery. In this case, it is up to the consumer to ensure adequate protection is in place to prevent unauthorised use of the interface and avoid showing route requests from malicious parties. If request is automatically denied, an adequate error response depending on service design must be returned. </w:t>
       </w:r>
     </w:p>
     <w:p>
@@ -25754,15 +24873,7 @@
         <w:pStyle w:val="Bullet1"/>
       </w:pPr>
       <w:r>
-        <w:t xml:space="preserve">The route and </w:t>
-      </w:r>
-      <w:proofErr w:type="spellStart"/>
-      <w:r>
-        <w:t>routeInfo</w:t>
-      </w:r>
-      <w:proofErr w:type="spellEnd"/>
-      <w:r>
-        <w:t xml:space="preserve"> element and their required attributes</w:t>
+        <w:t>The route and routeInfo element and their required attributes</w:t>
       </w:r>
     </w:p>
     <w:p>
@@ -25770,15 +24881,7 @@
         <w:pStyle w:val="Bullet1"/>
       </w:pPr>
       <w:r>
-        <w:t xml:space="preserve">The </w:t>
-      </w:r>
-      <w:proofErr w:type="spellStart"/>
-      <w:r>
-        <w:t>routeInfo</w:t>
-      </w:r>
-      <w:proofErr w:type="spellEnd"/>
-      <w:r>
-        <w:t xml:space="preserve"> element contains</w:t>
+        <w:t>The routeInfo element contains</w:t>
       </w:r>
     </w:p>
     <w:p>
@@ -25801,13 +24904,8 @@
       <w:pPr>
         <w:pStyle w:val="Bullet2"/>
       </w:pPr>
-      <w:proofErr w:type="spellStart"/>
-      <w:r>
-        <w:t>routeInfoStatus</w:t>
-      </w:r>
-      <w:proofErr w:type="spellEnd"/>
-      <w:r>
-        <w:t xml:space="preserve"> as </w:t>
+      <w:r>
+        <w:t xml:space="preserve">routeInfoStatus as </w:t>
       </w:r>
       <w:r>
         <w:t>checked</w:t>
@@ -25818,15 +24916,7 @@
         <w:pStyle w:val="Bullet1"/>
       </w:pPr>
       <w:r>
-        <w:t xml:space="preserve">No waypoints or </w:t>
-      </w:r>
-      <w:proofErr w:type="spellStart"/>
-      <w:r>
-        <w:t>actionPoints</w:t>
-      </w:r>
-      <w:proofErr w:type="spellEnd"/>
-      <w:r>
-        <w:t xml:space="preserve"> are allowed.</w:t>
+        <w:t>No waypoints or actionPoints are allowed.</w:t>
       </w:r>
     </w:p>
     <w:p>
@@ -25842,15 +24932,7 @@
         <w:pStyle w:val="BodyText"/>
       </w:pPr>
       <w:r>
-        <w:t xml:space="preserve">If the vessel does not support automated requests for route, the VTS system must have the ability to prompt the VTS operator to request the route via radio or other communication method. In this case the mariner must be able to share the route from the ECDIS with the </w:t>
-      </w:r>
-      <w:proofErr w:type="gramStart"/>
-      <w:r>
-        <w:t>current status</w:t>
-      </w:r>
-      <w:proofErr w:type="gramEnd"/>
-      <w:r>
-        <w:t xml:space="preserve"> (used for monitoring) set correctly.</w:t>
+        <w:t>If the vessel does not support automated requests for route, the VTS system must have the ability to prompt the VTS operator to request the route via radio or other communication method. In this case the mariner must be able to share the route from the ECDIS with the current status (used for monitoring) set correctly.</w:t>
       </w:r>
     </w:p>
     <w:p>
@@ -25909,7 +24991,7 @@
       <w:pPr>
         <w:pStyle w:val="Caption"/>
       </w:pPr>
-      <w:bookmarkStart w:id="136" w:name="_Toc196500272"/>
+      <w:bookmarkStart w:id="149" w:name="_Toc196500272"/>
       <w:r>
         <w:t xml:space="preserve">Figure </w:t>
       </w:r>
@@ -25924,7 +25006,7 @@
       <w:r>
         <w:t xml:space="preserve"> Requesting route from vessel</w:t>
       </w:r>
-      <w:bookmarkEnd w:id="136"/>
+      <w:bookmarkEnd w:id="149"/>
     </w:p>
     <w:p>
       <w:pPr>
@@ -25933,14 +25015,14 @@
           <w:lang w:val="en-US"/>
         </w:rPr>
       </w:pPr>
-      <w:bookmarkStart w:id="137" w:name="_Toc196502234"/>
+      <w:bookmarkStart w:id="150" w:name="_Toc196502234"/>
       <w:r>
         <w:rPr>
           <w:lang w:val="en-US"/>
         </w:rPr>
         <w:t>Route request from VTS after route has been shared</w:t>
       </w:r>
-      <w:bookmarkEnd w:id="137"/>
+      <w:bookmarkEnd w:id="150"/>
     </w:p>
     <w:p>
       <w:pPr>
@@ -25969,7 +25051,7 @@
         </w:rPr>
         <w:t xml:space="preserve">ECDIS </w:t>
       </w:r>
-      <w:del w:id="138" w:author="Ramin Miraftabi" w:date="2026-02-25T11:55:00Z" w16du:dateUtc="2026-02-25T09:55:00Z">
+      <w:del w:id="151" w:author="Ramin Miraftabi" w:date="2026-02-25T11:55:00Z" w16du:dateUtc="2026-02-25T09:55:00Z">
         <w:r>
           <w:rPr>
             <w:lang w:val="en-US"/>
@@ -25977,7 +25059,7 @@
           <w:delText xml:space="preserve">must </w:delText>
         </w:r>
       </w:del>
-      <w:ins w:id="139" w:author="Ramin Miraftabi" w:date="2026-02-25T11:55:00Z" w16du:dateUtc="2026-02-25T09:55:00Z">
+      <w:ins w:id="152" w:author="Ramin Miraftabi" w:date="2026-02-25T11:55:00Z" w16du:dateUtc="2026-02-25T09:55:00Z">
         <w:r>
           <w:rPr>
             <w:lang w:val="en-US"/>
@@ -26007,21 +25089,7 @@
         <w:rPr>
           <w:lang w:val="en-US"/>
         </w:rPr>
-        <w:t xml:space="preserve"> automatically processed by </w:t>
-      </w:r>
-      <w:proofErr w:type="gramStart"/>
-      <w:r>
-        <w:rPr>
-          <w:lang w:val="en-US"/>
-        </w:rPr>
-        <w:t>ECDIS</w:t>
-      </w:r>
-      <w:proofErr w:type="gramEnd"/>
-      <w:r>
-        <w:rPr>
-          <w:lang w:val="en-US"/>
-        </w:rPr>
-        <w:t xml:space="preserve"> and the updated route </w:t>
+        <w:t xml:space="preserve"> automatically processed by ECDIS and the updated route </w:t>
       </w:r>
       <w:r>
         <w:rPr>
@@ -26096,7 +25164,7 @@
       <w:pPr>
         <w:pStyle w:val="Caption"/>
       </w:pPr>
-      <w:bookmarkStart w:id="140" w:name="_Toc196500273"/>
+      <w:bookmarkStart w:id="153" w:name="_Toc196500273"/>
       <w:r>
         <w:t xml:space="preserve">Figure </w:t>
       </w:r>
@@ -26111,7 +25179,7 @@
       <w:r>
         <w:t xml:space="preserve"> Requesting updated route from vessel</w:t>
       </w:r>
-      <w:bookmarkEnd w:id="140"/>
+      <w:bookmarkEnd w:id="153"/>
     </w:p>
     <w:p>
       <w:pPr>
@@ -26120,14 +25188,14 @@
           <w:lang w:val="en-US"/>
         </w:rPr>
       </w:pPr>
-      <w:bookmarkStart w:id="141" w:name="_Toc196502235"/>
+      <w:bookmarkStart w:id="154" w:name="_Toc196502235"/>
       <w:r>
         <w:rPr>
           <w:lang w:val="en-US"/>
         </w:rPr>
         <w:t>Using a route reference library</w:t>
       </w:r>
-      <w:bookmarkEnd w:id="141"/>
+      <w:bookmarkEnd w:id="154"/>
     </w:p>
     <w:p>
       <w:pPr>
@@ -26185,31 +25253,7 @@
         </w:rPr>
       </w:pPr>
       <w:r>
-        <w:t xml:space="preserve">Validity period with any combination of </w:t>
-      </w:r>
-      <w:proofErr w:type="spellStart"/>
-      <w:r>
-        <w:t>validFrom</w:t>
-      </w:r>
-      <w:proofErr w:type="spellEnd"/>
-      <w:r>
-        <w:t xml:space="preserve"> and </w:t>
-      </w:r>
-      <w:proofErr w:type="spellStart"/>
-      <w:r>
-        <w:t>validTo</w:t>
-      </w:r>
-      <w:proofErr w:type="spellEnd"/>
-      <w:r>
-        <w:t xml:space="preserve"> set. These must be </w:t>
-      </w:r>
-      <w:proofErr w:type="spellStart"/>
-      <w:r>
-        <w:t>DateTimes</w:t>
-      </w:r>
-      <w:proofErr w:type="spellEnd"/>
-      <w:r>
-        <w:t xml:space="preserve"> in the format [</w:t>
+        <w:t>Validity period with any combination of validFrom and validTo set. These must be DateTimes in the format [</w:t>
       </w:r>
       <w:r>
         <w:rPr>
@@ -26221,21 +25265,7 @@
         <w:rPr>
           <w:lang w:val="en-US"/>
         </w:rPr>
-        <w:t xml:space="preserve">]T[HHMMSS]Z. The </w:t>
-      </w:r>
-      <w:proofErr w:type="spellStart"/>
-      <w:r>
-        <w:rPr>
-          <w:lang w:val="en-US"/>
-        </w:rPr>
-        <w:t>timezone</w:t>
-      </w:r>
-      <w:proofErr w:type="spellEnd"/>
-      <w:r>
-        <w:rPr>
-          <w:lang w:val="en-US"/>
-        </w:rPr>
-        <w:t xml:space="preserve"> must always be UTC as shown in the format string.</w:t>
+        <w:t>]T[HHMMSS]Z. The timezone must always be UTC as shown in the format string.</w:t>
       </w:r>
     </w:p>
     <w:p>
@@ -26251,15 +25281,7 @@
         <w:pStyle w:val="Bullet1"/>
       </w:pPr>
       <w:r>
-        <w:t>UN/</w:t>
-      </w:r>
-      <w:proofErr w:type="spellStart"/>
-      <w:r>
-        <w:t>Locode</w:t>
-      </w:r>
-      <w:proofErr w:type="spellEnd"/>
-      <w:r>
-        <w:t xml:space="preserve"> of the location</w:t>
+        <w:t>UN/Locode of the location</w:t>
       </w:r>
     </w:p>
     <w:p>
@@ -26330,7 +25352,7 @@
       <w:pPr>
         <w:pStyle w:val="Caption"/>
       </w:pPr>
-      <w:bookmarkStart w:id="142" w:name="_Toc196500274"/>
+      <w:bookmarkStart w:id="155" w:name="_Toc196500274"/>
       <w:r>
         <w:t xml:space="preserve">Figure </w:t>
       </w:r>
@@ -26345,7 +25367,7 @@
       <w:r>
         <w:t xml:space="preserve"> Route library usage flow</w:t>
       </w:r>
-      <w:bookmarkEnd w:id="142"/>
+      <w:bookmarkEnd w:id="155"/>
     </w:p>
     <w:p>
       <w:pPr>
@@ -26354,14 +25376,14 @@
           <w:lang w:val="en-US"/>
         </w:rPr>
       </w:pPr>
-      <w:bookmarkStart w:id="143" w:name="_Toc196502236"/>
+      <w:bookmarkStart w:id="156" w:name="_Toc196502236"/>
       <w:r>
         <w:rPr>
           <w:lang w:val="en-US"/>
         </w:rPr>
         <w:t>Service discovery</w:t>
       </w:r>
-      <w:bookmarkEnd w:id="143"/>
+      <w:bookmarkEnd w:id="156"/>
     </w:p>
     <w:p>
       <w:pPr>
@@ -26502,7 +25524,7 @@
       <w:pPr>
         <w:pStyle w:val="Caption"/>
       </w:pPr>
-      <w:bookmarkStart w:id="144" w:name="_Toc196500275"/>
+      <w:bookmarkStart w:id="157" w:name="_Toc196500275"/>
       <w:r>
         <w:t xml:space="preserve">Figure </w:t>
       </w:r>
@@ -26517,7 +25539,7 @@
       <w:r>
         <w:t xml:space="preserve"> Service discovery flow</w:t>
       </w:r>
-      <w:bookmarkEnd w:id="144"/>
+      <w:bookmarkEnd w:id="157"/>
     </w:p>
     <w:p>
       <w:pPr>
@@ -26539,12 +25561,12 @@
       <w:pPr>
         <w:pStyle w:val="Heading1"/>
       </w:pPr>
-      <w:bookmarkStart w:id="145" w:name="_Toc196502237"/>
+      <w:bookmarkStart w:id="158" w:name="_Toc196502237"/>
       <w:r>
         <w:lastRenderedPageBreak/>
         <w:t>Definitions</w:t>
       </w:r>
-      <w:bookmarkEnd w:id="145"/>
+      <w:bookmarkEnd w:id="158"/>
     </w:p>
     <w:p>
       <w:pPr>
@@ -26779,12 +25801,12 @@
       <w:pPr>
         <w:pStyle w:val="Heading1"/>
       </w:pPr>
-      <w:bookmarkStart w:id="146" w:name="_Toc196502238"/>
+      <w:bookmarkStart w:id="159" w:name="_Toc196502238"/>
       <w:r>
         <w:lastRenderedPageBreak/>
         <w:t>Abbreviations</w:t>
       </w:r>
-      <w:bookmarkEnd w:id="146"/>
+      <w:bookmarkEnd w:id="159"/>
     </w:p>
     <w:p>
       <w:pPr>
@@ -27130,12 +26152,12 @@
       <w:pPr>
         <w:pStyle w:val="Heading1"/>
       </w:pPr>
-      <w:bookmarkStart w:id="147" w:name="_Toc196502239"/>
+      <w:bookmarkStart w:id="160" w:name="_Toc196502239"/>
       <w:r>
         <w:lastRenderedPageBreak/>
         <w:t>References</w:t>
       </w:r>
-      <w:bookmarkEnd w:id="147"/>
+      <w:bookmarkEnd w:id="160"/>
     </w:p>
     <w:p>
       <w:pPr>
@@ -27152,7 +26174,7 @@
           <w:lang w:val="en-US"/>
         </w:rPr>
       </w:pPr>
-      <w:bookmarkStart w:id="148" w:name="_Ref196500408"/>
+      <w:bookmarkStart w:id="161" w:name="_Ref196500408"/>
       <w:r>
         <w:rPr>
           <w:lang w:val="en-US"/>
@@ -27177,7 +26199,7 @@
         </w:rPr>
         <w:t>Navigation Technical Services</w:t>
       </w:r>
-      <w:bookmarkEnd w:id="148"/>
+      <w:bookmarkEnd w:id="161"/>
     </w:p>
     <w:p>
       <w:pPr>
@@ -27212,7 +26234,7 @@
           <w:lang w:val="en-US"/>
         </w:rPr>
       </w:pPr>
-      <w:bookmarkStart w:id="149" w:name="_Ref196501240"/>
+      <w:bookmarkStart w:id="162" w:name="_Ref196501240"/>
       <w:r>
         <w:rPr>
           <w:lang w:val="en-US"/>
@@ -27225,7 +26247,7 @@
         </w:rPr>
         <w:t>2022. Guideline G1183 Provision of MCP Identities</w:t>
       </w:r>
-      <w:bookmarkEnd w:id="149"/>
+      <w:bookmarkEnd w:id="162"/>
     </w:p>
     <w:p>
       <w:pPr>
@@ -27266,7 +26288,7 @@
           <w:lang w:val="en-US"/>
         </w:rPr>
       </w:pPr>
-      <w:bookmarkStart w:id="150" w:name="_Ref196500527"/>
+      <w:bookmarkStart w:id="163" w:name="_Ref196500527"/>
       <w:r>
         <w:rPr>
           <w:lang w:val="en-US"/>
@@ -27333,7 +26355,7 @@
         </w:rPr>
         <w:t>PCC</w:t>
       </w:r>
-      <w:bookmarkEnd w:id="150"/>
+      <w:bookmarkEnd w:id="163"/>
     </w:p>
     <w:p>
       <w:pPr>
@@ -27343,7 +26365,7 @@
           <w:lang w:val="en-US"/>
         </w:rPr>
       </w:pPr>
-      <w:bookmarkStart w:id="151" w:name="_Ref196500518"/>
+      <w:bookmarkStart w:id="164" w:name="_Ref196500518"/>
       <w:r>
         <w:rPr>
           <w:lang w:val="en-US"/>
@@ -27398,7 +26420,7 @@
         </w:rPr>
         <w:t>PCC</w:t>
       </w:r>
-      <w:bookmarkEnd w:id="151"/>
+      <w:bookmarkEnd w:id="164"/>
     </w:p>
     <w:p>
       <w:pPr>
@@ -27408,7 +26430,7 @@
           <w:lang w:val="en-US"/>
         </w:rPr>
       </w:pPr>
-      <w:bookmarkStart w:id="152" w:name="_Ref196501273"/>
+      <w:bookmarkStart w:id="165" w:name="_Ref196501273"/>
       <w:r>
         <w:rPr>
           <w:lang w:val="en-US"/>
@@ -27454,7 +26476,7 @@
           <w:t>https://iacs.org.uk/resolutions/unified-requirements/ur-e</w:t>
         </w:r>
       </w:hyperlink>
-      <w:bookmarkEnd w:id="152"/>
+      <w:bookmarkEnd w:id="165"/>
     </w:p>
     <w:p>
       <w:pPr>
@@ -27464,7 +26486,7 @@
           <w:lang w:val="en-US"/>
         </w:rPr>
       </w:pPr>
-      <w:bookmarkStart w:id="153" w:name="_Ref196501347"/>
+      <w:bookmarkStart w:id="166" w:name="_Ref196501347"/>
       <w:r>
         <w:rPr>
           <w:lang w:val="en-US"/>
@@ -27495,7 +26517,7 @@
         </w:rPr>
         <w:t>Establishing Functional Performance Requirements</w:t>
       </w:r>
-      <w:bookmarkEnd w:id="153"/>
+      <w:bookmarkEnd w:id="166"/>
     </w:p>
     <w:p>
       <w:pPr>
@@ -27505,7 +26527,7 @@
           <w:lang w:val="en-US"/>
         </w:rPr>
       </w:pPr>
-      <w:bookmarkStart w:id="154" w:name="_Ref196500547"/>
+      <w:bookmarkStart w:id="167" w:name="_Ref196500547"/>
       <w:r>
         <w:rPr>
           <w:lang w:val="en-US"/>
@@ -27560,7 +26582,7 @@
         </w:rPr>
         <w:t>IEC TC80 MT7 December 2024 meeting outcome</w:t>
       </w:r>
-      <w:bookmarkEnd w:id="154"/>
+      <w:bookmarkEnd w:id="167"/>
     </w:p>
     <w:p>
       <w:pPr>
@@ -27618,21 +26640,7 @@
         <w:rPr>
           <w:lang w:val="en-US"/>
         </w:rPr>
-        <w:t xml:space="preserve">Performance Standards </w:t>
-      </w:r>
-      <w:proofErr w:type="gramStart"/>
-      <w:r>
-        <w:rPr>
-          <w:lang w:val="en-US"/>
-        </w:rPr>
-        <w:t>For</w:t>
-      </w:r>
-      <w:proofErr w:type="gramEnd"/>
-      <w:r>
-        <w:rPr>
-          <w:lang w:val="en-US"/>
-        </w:rPr>
-        <w:t xml:space="preserve"> Electronic Chart Display And Information Systems (ECDIS)</w:t>
+        <w:t>Performance Standards For Electronic Chart Display And Information Systems (ECDIS)</w:t>
       </w:r>
       <w:r>
         <w:rPr>
@@ -27651,7 +26659,7 @@
           <w:lang w:val="en-US"/>
         </w:rPr>
       </w:pPr>
-      <w:bookmarkStart w:id="155" w:name="_Ref196501667"/>
+      <w:bookmarkStart w:id="168" w:name="_Ref196501667"/>
       <w:r>
         <w:rPr>
           <w:lang w:val="en-US"/>
@@ -27738,7 +26746,7 @@
           <w:t>https://docs.imo.org/Shared/Download.aspx?did=150086</w:t>
         </w:r>
       </w:hyperlink>
-      <w:bookmarkEnd w:id="155"/>
+      <w:bookmarkEnd w:id="168"/>
     </w:p>
     <w:sectPr>
       <w:headerReference w:type="even" r:id="rId49"/>
@@ -27756,7 +26764,7 @@
 
 <file path=word/comments.xml><?xml version="1.0" encoding="utf-8"?>
 <w:comments xmlns:wpc="http://schemas.microsoft.com/office/word/2010/wordprocessingCanvas" xmlns:cx="http://schemas.microsoft.com/office/drawing/2014/chartex" xmlns:cx1="http://schemas.microsoft.com/office/drawing/2015/9/8/chartex" xmlns:cx2="http://schemas.microsoft.com/office/drawing/2015/10/21/chartex" xmlns:cx3="http://schemas.microsoft.com/office/drawing/2016/5/9/chartex" xmlns:cx4="http://schemas.microsoft.com/office/drawing/2016/5/10/chartex" xmlns:cx5="http://schemas.microsoft.com/office/drawing/2016/5/11/chartex" xmlns:cx6="http://schemas.microsoft.com/office/drawing/2016/5/12/chartex" xmlns:cx7="http://schemas.microsoft.com/office/drawing/2016/5/13/chartex" xmlns:cx8="http://schemas.microsoft.com/office/drawing/2016/5/14/chartex" xmlns:mc="http://schemas.openxmlformats.org/markup-compatibility/2006" xmlns:aink="http://schemas.microsoft.com/office/drawing/2016/ink" xmlns:am3d="http://schemas.microsoft.com/office/drawing/2017/model3d" xmlns:o="urn:schemas-microsoft-com:office:office" xmlns:oel="http://schemas.microsoft.com/office/2019/extlst" xmlns:r="http://schemas.openxmlformats.org/officeDocument/2006/relationships" xmlns:m="http://schemas.openxmlformats.org/officeDocument/2006/math" xmlns:v="urn:schemas-microsoft-com:vml" xmlns:wp14="http://schemas.microsoft.com/office/word/2010/wordprocessingDrawing" xmlns:wp="http://schemas.openxmlformats.org/drawingml/2006/wordprocessingDrawing" xmlns:w10="urn:schemas-microsoft-com:office:word" xmlns:w="http://schemas.openxmlformats.org/wordprocessingml/2006/main" xmlns:w14="http://schemas.microsoft.com/office/word/2010/wordml" xmlns:w15="http://schemas.microsoft.com/office/word/2012/wordml" xmlns:w16cex="http://schemas.microsoft.com/office/word/2018/wordml/cex" xmlns:w16cid="http://schemas.microsoft.com/office/word/2016/wordml/cid" xmlns:w16="http://schemas.microsoft.com/office/word/2018/wordml" xmlns:w16du="http://schemas.microsoft.com/office/word/2023/wordml/word16du" xmlns:w16sdtdh="http://schemas.microsoft.com/office/word/2020/wordml/sdtdatahash" xmlns:w16sdtfl="http://schemas.microsoft.com/office/word/2024/wordml/sdtformatlock" xmlns:w16se="http://schemas.microsoft.com/office/word/2015/wordml/symex" xmlns:wpg="http://schemas.microsoft.com/office/word/2010/wordprocessingGroup" xmlns:wpi="http://schemas.microsoft.com/office/word/2010/wordprocessingInk" xmlns:wne="http://schemas.microsoft.com/office/word/2006/wordml" xmlns:wps="http://schemas.microsoft.com/office/word/2010/wordprocessingShape" mc:Ignorable="w14 w15 w16se w16cid w16 w16cex w16sdtdh w16sdtfl w16du wp14">
-  <w:comment w:id="24" w:author="Ramin Miraftabi" w:date="2026-03-04T13:28:00Z" w:initials="RM">
+  <w:comment w:id="23" w:author="Ramin Miraftabi" w:date="2026-03-04T13:28:00Z" w:initials="RM">
     <w:p>
       <w:pPr>
         <w:jc w:val="left"/>
@@ -27776,7 +26784,7 @@
       </w:r>
     </w:p>
   </w:comment>
-  <w:comment w:id="96" w:author="Ramin Miraftabi" w:date="2026-03-04T13:28:00Z" w:initials="RM">
+  <w:comment w:id="104" w:author="Ramin Miraftabi" w:date="2026-03-04T13:28:00Z" w:initials="RM">
     <w:p>
       <w:pPr>
         <w:jc w:val="left"/>
@@ -28232,7 +27240,7 @@
       <w:rPr>
         <w:lang w:val="en-GB"/>
       </w:rPr>
-      <w:t>Edition 1.2</w:t>
+      <w:t>Edition 1.21</w:t>
     </w:r>
     <w:r>
       <w:rPr>
@@ -28258,21 +27266,12 @@
         <w:lang w:val="en-GB" w:eastAsia="ko-KR"/>
       </w:rPr>
     </w:pPr>
-    <w:proofErr w:type="gramStart"/>
     <w:r>
       <w:rPr>
         <w:noProof w:val="0"/>
         <w:lang w:val="en-GB"/>
       </w:rPr>
-      <w:t>urn.mrn.iala</w:t>
-    </w:r>
-    <w:proofErr w:type="gramEnd"/>
-    <w:r>
-      <w:rPr>
-        <w:noProof w:val="0"/>
-        <w:lang w:val="en-GB"/>
-      </w:rPr>
-      <w:t>:</w:t>
+      <w:t>urn.mrn.iala:</w:t>
     </w:r>
     <w:r>
       <w:rPr>
@@ -29006,7 +28005,7 @@
       <w:rPr>
         <w:noProof/>
       </w:rPr>
-      <w:pict w14:anchorId="4D8786FD">
+      <w:pict w14:anchorId="1EF6E445">
         <v:shapetype id="_x0000_t136" coordsize="21600,21600" o:spt="136" adj="10800" path="m@7,l@8,m@5,21600l@6,21600e">
           <v:formulas>
             <v:f eqn="sum #0 0 10800"/>
@@ -29106,7 +28105,7 @@
         <w:noProof/>
         <w:lang w:val="en-GB"/>
       </w:rPr>
-      <w:pict w14:anchorId="474C66F9">
+      <w:pict w14:anchorId="73BE4884">
         <v:shape id="_x0000_s1025" type="#_x0000_t136" alt="" style="position:absolute;left:0;text-align:left;margin-left:0;margin-top:0;width:429.4pt;height:257.6pt;rotation:315;z-index:-251658220;mso-wrap-edited:f;mso-width-percent:0;mso-height-percent:0;mso-position-horizontal:center;mso-position-horizontal-relative:margin;mso-position-vertical:center;mso-position-vertical-relative:margin;mso-width-percent:0;mso-height-percent:0" o:allowincell="f" fillcolor="silver" stroked="f">
           <v:fill opacity=".5"/>
           <v:textpath style="font-family:&quot;Calibri&quot;;font-size:1pt" string="DRAFT"/>
@@ -29141,8 +28140,8 @@
         <w:lang w:val="en-GB"/>
       </w:rPr>
     </w:pPr>
-    <w:bookmarkStart w:id="13" w:name="_Hlk196499351"/>
-    <w:bookmarkStart w:id="14" w:name="_Hlk196499352"/>
+    <w:bookmarkStart w:id="12" w:name="_Hlk196499351"/>
+    <w:bookmarkStart w:id="13" w:name="_Hlk196499352"/>
     <w:r>
       <w:rPr>
         <w:noProof/>
@@ -29252,8 +28251,8 @@
       <w:t>CONTENTS</w:t>
     </w:r>
   </w:p>
+  <w:bookmarkEnd w:id="12"/>
   <w:bookmarkEnd w:id="13"/>
-  <w:bookmarkEnd w:id="14"/>
   <w:p>
     <w:pPr>
       <w:pStyle w:val="Header"/>
@@ -29707,16 +28706,8 @@
       <w:rPr>
         <w:lang w:val="es-ES"/>
       </w:rPr>
-      <w:t xml:space="preserve"> </w:t>
+      <w:t xml:space="preserve"> Brazil</w:t>
     </w:r>
-    <w:proofErr w:type="spellStart"/>
-    <w:r>
-      <w:rPr>
-        <w:lang w:val="es-ES"/>
-      </w:rPr>
-      <w:t>Brazil</w:t>
-    </w:r>
-    <w:proofErr w:type="spellEnd"/>
     <w:r>
       <w:rPr>
         <w:lang w:val="es-ES"/>
@@ -35484,156 +34475,18 @@
 </file>
 
 <file path=customXml/item1.xml><?xml version="1.0" encoding="utf-8"?>
-<ct:contentTypeSchema xmlns:ct="http://schemas.microsoft.com/office/2006/metadata/contentType" xmlns:ma="http://schemas.microsoft.com/office/2006/metadata/properties/metaAttributes" ct:_="" ma:_="" ma:contentTypeName="Document" ma:contentTypeID="0x010100284E6750EF669B4994C5AA314AD74706" ma:contentTypeVersion="4" ma:contentTypeDescription="Create a new document." ma:contentTypeScope="" ma:versionID="5349f7a552eb3508e8640300697618ef">
-  <xsd:schema xmlns:xsd="http://www.w3.org/2001/XMLSchema" xmlns:xs="http://www.w3.org/2001/XMLSchema" xmlns:p="http://schemas.microsoft.com/office/2006/metadata/properties" xmlns:ns2="c2004fb5-89e3-4e27-9b02-7c9c93f1d461" targetNamespace="http://schemas.microsoft.com/office/2006/metadata/properties" ma:root="true" ma:fieldsID="3a6de98f78d3cb9e2b5679560cce1828" ns2:_="">
-    <xsd:import namespace="c2004fb5-89e3-4e27-9b02-7c9c93f1d461"/>
-    <xsd:element name="properties">
-      <xsd:complexType>
-        <xsd:sequence>
-          <xsd:element name="documentManagement">
-            <xsd:complexType>
-              <xsd:all>
-                <xsd:element ref="ns2:MediaServiceMetadata" minOccurs="0"/>
-                <xsd:element ref="ns2:MediaServiceFastMetadata" minOccurs="0"/>
-                <xsd:element ref="ns2:MediaServiceSearchProperties" minOccurs="0"/>
-                <xsd:element ref="ns2:MediaServiceObjectDetectorVersions" minOccurs="0"/>
-              </xsd:all>
-            </xsd:complexType>
-          </xsd:element>
-        </xsd:sequence>
-      </xsd:complexType>
-    </xsd:element>
-  </xsd:schema>
-  <xsd:schema xmlns:xsd="http://www.w3.org/2001/XMLSchema" xmlns:xs="http://www.w3.org/2001/XMLSchema" xmlns:dms="http://schemas.microsoft.com/office/2006/documentManagement/types" xmlns:pc="http://schemas.microsoft.com/office/infopath/2007/PartnerControls" targetNamespace="c2004fb5-89e3-4e27-9b02-7c9c93f1d461" elementFormDefault="qualified">
-    <xsd:import namespace="http://schemas.microsoft.com/office/2006/documentManagement/types"/>
-    <xsd:import namespace="http://schemas.microsoft.com/office/infopath/2007/PartnerControls"/>
-    <xsd:element name="MediaServiceMetadata" ma:index="8" nillable="true" ma:displayName="MediaServiceMetadata" ma:hidden="true" ma:internalName="MediaServiceMetadata" ma:readOnly="true">
-      <xsd:simpleType>
-        <xsd:restriction base="dms:Note"/>
-      </xsd:simpleType>
-    </xsd:element>
-    <xsd:element name="MediaServiceFastMetadata" ma:index="9" nillable="true" ma:displayName="MediaServiceFastMetadata" ma:hidden="true" ma:internalName="MediaServiceFastMetadata" ma:readOnly="true">
-      <xsd:simpleType>
-        <xsd:restriction base="dms:Note"/>
-      </xsd:simpleType>
-    </xsd:element>
-    <xsd:element name="MediaServiceSearchProperties" ma:index="10" nillable="true" ma:displayName="MediaServiceSearchProperties" ma:hidden="true" ma:internalName="MediaServiceSearchProperties" ma:readOnly="true">
-      <xsd:simpleType>
-        <xsd:restriction base="dms:Note"/>
-      </xsd:simpleType>
-    </xsd:element>
-    <xsd:element name="MediaServiceObjectDetectorVersions" ma:index="11" nillable="true" ma:displayName="MediaServiceObjectDetectorVersions" ma:hidden="true" ma:indexed="true" ma:internalName="MediaServiceObjectDetectorVersions" ma:readOnly="true">
-      <xsd:simpleType>
-        <xsd:restriction base="dms:Text"/>
-      </xsd:simpleType>
-    </xsd:element>
-  </xsd:schema>
-  <xsd:schema xmlns="http://schemas.openxmlformats.org/package/2006/metadata/core-properties" xmlns:xsd="http://www.w3.org/2001/XMLSchema" xmlns:xsi="http://www.w3.org/2001/XMLSchema-instance" xmlns:dc="http://purl.org/dc/elements/1.1/" xmlns:dcterms="http://purl.org/dc/terms/" xmlns:odoc="http://schemas.microsoft.com/internal/obd" targetNamespace="http://schemas.openxmlformats.org/package/2006/metadata/core-properties" elementFormDefault="qualified" attributeFormDefault="unqualified" blockDefault="#all">
-    <xsd:import namespace="http://purl.org/dc/elements/1.1/" schemaLocation="http://dublincore.org/schemas/xmls/qdc/2003/04/02/dc.xsd"/>
-    <xsd:import namespace="http://purl.org/dc/terms/" schemaLocation="http://dublincore.org/schemas/xmls/qdc/2003/04/02/dcterms.xsd"/>
-    <xsd:element name="coreProperties" type="CT_coreProperties"/>
-    <xsd:complexType name="CT_coreProperties">
-      <xsd:all>
-        <xsd:element ref="dc:creator" minOccurs="0" maxOccurs="1"/>
-        <xsd:element ref="dcterms:created" minOccurs="0" maxOccurs="1"/>
-        <xsd:element ref="dc:identifier" minOccurs="0" maxOccurs="1"/>
-        <xsd:element name="contentType" minOccurs="0" maxOccurs="1" type="xsd:string" ma:index="0" ma:displayName="Content Type"/>
-        <xsd:element ref="dc:title" minOccurs="0" maxOccurs="1" ma:index="4" ma:displayName="Title"/>
-        <xsd:element ref="dc:subject" minOccurs="0" maxOccurs="1"/>
-        <xsd:element ref="dc:description" minOccurs="0" maxOccurs="1"/>
-        <xsd:element name="keywords" minOccurs="0" maxOccurs="1" type="xsd:string"/>
-        <xsd:element ref="dc:language" minOccurs="0" maxOccurs="1"/>
-        <xsd:element name="category" minOccurs="0" maxOccurs="1" type="xsd:string"/>
-        <xsd:element name="version" minOccurs="0" maxOccurs="1" type="xsd:string"/>
-        <xsd:element name="revision" minOccurs="0" maxOccurs="1" type="xsd:string">
-          <xsd:annotation>
-            <xsd:documentation>
-                        This value indicates the number of saves or revisions. The application is responsible for updating this value after each revision.
-                    </xsd:documentation>
-          </xsd:annotation>
-        </xsd:element>
-        <xsd:element name="lastModifiedBy" minOccurs="0" maxOccurs="1" type="xsd:string"/>
-        <xsd:element ref="dcterms:modified" minOccurs="0" maxOccurs="1"/>
-        <xsd:element name="contentStatus" minOccurs="0" maxOccurs="1" type="xsd:string"/>
-      </xsd:all>
-    </xsd:complexType>
-  </xsd:schema>
-  <xs:schema xmlns:pc="http://schemas.microsoft.com/office/infopath/2007/PartnerControls" xmlns:xs="http://www.w3.org/2001/XMLSchema" targetNamespace="http://schemas.microsoft.com/office/infopath/2007/PartnerControls" elementFormDefault="qualified" attributeFormDefault="unqualified">
-    <xs:element name="Person">
-      <xs:complexType>
-        <xs:sequence>
-          <xs:element ref="pc:DisplayName" minOccurs="0"/>
-          <xs:element ref="pc:AccountId" minOccurs="0"/>
-          <xs:element ref="pc:AccountType" minOccurs="0"/>
-        </xs:sequence>
-      </xs:complexType>
-    </xs:element>
-    <xs:element name="DisplayName" type="xs:string"/>
-    <xs:element name="AccountId" type="xs:string"/>
-    <xs:element name="AccountType" type="xs:string"/>
-    <xs:element name="BDCAssociatedEntity">
-      <xs:complexType>
-        <xs:sequence>
-          <xs:element ref="pc:BDCEntity" minOccurs="0" maxOccurs="unbounded"/>
-        </xs:sequence>
-        <xs:attribute ref="pc:EntityNamespace"/>
-        <xs:attribute ref="pc:EntityName"/>
-        <xs:attribute ref="pc:SystemInstanceName"/>
-        <xs:attribute ref="pc:AssociationName"/>
-      </xs:complexType>
-    </xs:element>
-    <xs:attribute name="EntityNamespace" type="xs:string"/>
-    <xs:attribute name="EntityName" type="xs:string"/>
-    <xs:attribute name="SystemInstanceName" type="xs:string"/>
-    <xs:attribute name="AssociationName" type="xs:string"/>
-    <xs:element name="BDCEntity">
-      <xs:complexType>
-        <xs:sequence>
-          <xs:element ref="pc:EntityDisplayName" minOccurs="0"/>
-          <xs:element ref="pc:EntityInstanceReference" minOccurs="0"/>
-          <xs:element ref="pc:EntityId1" minOccurs="0"/>
-          <xs:element ref="pc:EntityId2" minOccurs="0"/>
-          <xs:element ref="pc:EntityId3" minOccurs="0"/>
-          <xs:element ref="pc:EntityId4" minOccurs="0"/>
-          <xs:element ref="pc:EntityId5" minOccurs="0"/>
-        </xs:sequence>
-      </xs:complexType>
-    </xs:element>
-    <xs:element name="EntityDisplayName" type="xs:string"/>
-    <xs:element name="EntityInstanceReference" type="xs:string"/>
-    <xs:element name="EntityId1" type="xs:string"/>
-    <xs:element name="EntityId2" type="xs:string"/>
-    <xs:element name="EntityId3" type="xs:string"/>
-    <xs:element name="EntityId4" type="xs:string"/>
-    <xs:element name="EntityId5" type="xs:string"/>
-    <xs:element name="Terms">
-      <xs:complexType>
-        <xs:sequence>
-          <xs:element ref="pc:TermInfo" minOccurs="0" maxOccurs="unbounded"/>
-        </xs:sequence>
-      </xs:complexType>
-    </xs:element>
-    <xs:element name="TermInfo">
-      <xs:complexType>
-        <xs:sequence>
-          <xs:element ref="pc:TermName" minOccurs="0"/>
-          <xs:element ref="pc:TermId" minOccurs="0"/>
-        </xs:sequence>
-      </xs:complexType>
-    </xs:element>
-    <xs:element name="TermName" type="xs:string"/>
-    <xs:element name="TermId" type="xs:string"/>
-  </xs:schema>
-</ct:contentTypeSchema>
-</file>
-
-<file path=customXml/item2.xml><?xml version="1.0" encoding="utf-8"?>
 <?mso-contentType ?>
 <FormTemplates xmlns="http://schemas.microsoft.com/sharepoint/v3/contenttype/forms">
   <Display>DocumentLibraryForm</Display>
   <Edit>DocumentLibraryForm</Edit>
   <New>DocumentLibraryForm</New>
 </FormTemplates>
+</file>
+
+<file path=customXml/item2.xml><?xml version="1.0" encoding="utf-8"?>
+<p:properties xmlns:p="http://schemas.microsoft.com/office/2006/metadata/properties" xmlns:xsi="http://www.w3.org/2001/XMLSchema-instance" xmlns:pc="http://schemas.microsoft.com/office/infopath/2007/PartnerControls">
+  <documentManagement/>
+</p:properties>
 </file>
 
 <file path=customXml/item3.xml><?xml version="1.0" encoding="utf-8"?>
@@ -35852,12 +34705,175 @@
 </file>
 
 <file path=customXml/item4.xml><?xml version="1.0" encoding="utf-8"?>
-<p:properties xmlns:p="http://schemas.microsoft.com/office/2006/metadata/properties" xmlns:xsi="http://www.w3.org/2001/XMLSchema-instance" xmlns:pc="http://schemas.microsoft.com/office/infopath/2007/PartnerControls">
-  <documentManagement/>
-</p:properties>
+<ct:contentTypeSchema xmlns:ct="http://schemas.microsoft.com/office/2006/metadata/contentType" xmlns:ma="http://schemas.microsoft.com/office/2006/metadata/properties/metaAttributes" ct:_="" ma:_="" ma:contentTypeName="Document" ma:contentTypeID="0x010100284E6750EF669B4994C5AA314AD74706" ma:contentTypeVersion="4" ma:contentTypeDescription="Create a new document." ma:contentTypeScope="" ma:versionID="5349f7a552eb3508e8640300697618ef">
+  <xsd:schema xmlns:xsd="http://www.w3.org/2001/XMLSchema" xmlns:xs="http://www.w3.org/2001/XMLSchema" xmlns:p="http://schemas.microsoft.com/office/2006/metadata/properties" xmlns:ns2="c2004fb5-89e3-4e27-9b02-7c9c93f1d461" targetNamespace="http://schemas.microsoft.com/office/2006/metadata/properties" ma:root="true" ma:fieldsID="3a6de98f78d3cb9e2b5679560cce1828" ns2:_="">
+    <xsd:import namespace="c2004fb5-89e3-4e27-9b02-7c9c93f1d461"/>
+    <xsd:element name="properties">
+      <xsd:complexType>
+        <xsd:sequence>
+          <xsd:element name="documentManagement">
+            <xsd:complexType>
+              <xsd:all>
+                <xsd:element ref="ns2:MediaServiceMetadata" minOccurs="0"/>
+                <xsd:element ref="ns2:MediaServiceFastMetadata" minOccurs="0"/>
+                <xsd:element ref="ns2:MediaServiceSearchProperties" minOccurs="0"/>
+                <xsd:element ref="ns2:MediaServiceObjectDetectorVersions" minOccurs="0"/>
+              </xsd:all>
+            </xsd:complexType>
+          </xsd:element>
+        </xsd:sequence>
+      </xsd:complexType>
+    </xsd:element>
+  </xsd:schema>
+  <xsd:schema xmlns:xsd="http://www.w3.org/2001/XMLSchema" xmlns:xs="http://www.w3.org/2001/XMLSchema" xmlns:dms="http://schemas.microsoft.com/office/2006/documentManagement/types" xmlns:pc="http://schemas.microsoft.com/office/infopath/2007/PartnerControls" targetNamespace="c2004fb5-89e3-4e27-9b02-7c9c93f1d461" elementFormDefault="qualified">
+    <xsd:import namespace="http://schemas.microsoft.com/office/2006/documentManagement/types"/>
+    <xsd:import namespace="http://schemas.microsoft.com/office/infopath/2007/PartnerControls"/>
+    <xsd:element name="MediaServiceMetadata" ma:index="8" nillable="true" ma:displayName="MediaServiceMetadata" ma:hidden="true" ma:internalName="MediaServiceMetadata" ma:readOnly="true">
+      <xsd:simpleType>
+        <xsd:restriction base="dms:Note"/>
+      </xsd:simpleType>
+    </xsd:element>
+    <xsd:element name="MediaServiceFastMetadata" ma:index="9" nillable="true" ma:displayName="MediaServiceFastMetadata" ma:hidden="true" ma:internalName="MediaServiceFastMetadata" ma:readOnly="true">
+      <xsd:simpleType>
+        <xsd:restriction base="dms:Note"/>
+      </xsd:simpleType>
+    </xsd:element>
+    <xsd:element name="MediaServiceSearchProperties" ma:index="10" nillable="true" ma:displayName="MediaServiceSearchProperties" ma:hidden="true" ma:internalName="MediaServiceSearchProperties" ma:readOnly="true">
+      <xsd:simpleType>
+        <xsd:restriction base="dms:Note"/>
+      </xsd:simpleType>
+    </xsd:element>
+    <xsd:element name="MediaServiceObjectDetectorVersions" ma:index="11" nillable="true" ma:displayName="MediaServiceObjectDetectorVersions" ma:hidden="true" ma:indexed="true" ma:internalName="MediaServiceObjectDetectorVersions" ma:readOnly="true">
+      <xsd:simpleType>
+        <xsd:restriction base="dms:Text"/>
+      </xsd:simpleType>
+    </xsd:element>
+  </xsd:schema>
+  <xsd:schema xmlns="http://schemas.openxmlformats.org/package/2006/metadata/core-properties" xmlns:xsd="http://www.w3.org/2001/XMLSchema" xmlns:xsi="http://www.w3.org/2001/XMLSchema-instance" xmlns:dc="http://purl.org/dc/elements/1.1/" xmlns:dcterms="http://purl.org/dc/terms/" xmlns:odoc="http://schemas.microsoft.com/internal/obd" targetNamespace="http://schemas.openxmlformats.org/package/2006/metadata/core-properties" elementFormDefault="qualified" attributeFormDefault="unqualified" blockDefault="#all">
+    <xsd:import namespace="http://purl.org/dc/elements/1.1/" schemaLocation="http://dublincore.org/schemas/xmls/qdc/2003/04/02/dc.xsd"/>
+    <xsd:import namespace="http://purl.org/dc/terms/" schemaLocation="http://dublincore.org/schemas/xmls/qdc/2003/04/02/dcterms.xsd"/>
+    <xsd:element name="coreProperties" type="CT_coreProperties"/>
+    <xsd:complexType name="CT_coreProperties">
+      <xsd:all>
+        <xsd:element ref="dc:creator" minOccurs="0" maxOccurs="1"/>
+        <xsd:element ref="dcterms:created" minOccurs="0" maxOccurs="1"/>
+        <xsd:element ref="dc:identifier" minOccurs="0" maxOccurs="1"/>
+        <xsd:element name="contentType" minOccurs="0" maxOccurs="1" type="xsd:string" ma:index="0" ma:displayName="Content Type"/>
+        <xsd:element ref="dc:title" minOccurs="0" maxOccurs="1" ma:index="4" ma:displayName="Title"/>
+        <xsd:element ref="dc:subject" minOccurs="0" maxOccurs="1"/>
+        <xsd:element ref="dc:description" minOccurs="0" maxOccurs="1"/>
+        <xsd:element name="keywords" minOccurs="0" maxOccurs="1" type="xsd:string"/>
+        <xsd:element ref="dc:language" minOccurs="0" maxOccurs="1"/>
+        <xsd:element name="category" minOccurs="0" maxOccurs="1" type="xsd:string"/>
+        <xsd:element name="version" minOccurs="0" maxOccurs="1" type="xsd:string"/>
+        <xsd:element name="revision" minOccurs="0" maxOccurs="1" type="xsd:string">
+          <xsd:annotation>
+            <xsd:documentation>
+                        This value indicates the number of saves or revisions. The application is responsible for updating this value after each revision.
+                    </xsd:documentation>
+          </xsd:annotation>
+        </xsd:element>
+        <xsd:element name="lastModifiedBy" minOccurs="0" maxOccurs="1" type="xsd:string"/>
+        <xsd:element ref="dcterms:modified" minOccurs="0" maxOccurs="1"/>
+        <xsd:element name="contentStatus" minOccurs="0" maxOccurs="1" type="xsd:string"/>
+      </xsd:all>
+    </xsd:complexType>
+  </xsd:schema>
+  <xs:schema xmlns:pc="http://schemas.microsoft.com/office/infopath/2007/PartnerControls" xmlns:xs="http://www.w3.org/2001/XMLSchema" targetNamespace="http://schemas.microsoft.com/office/infopath/2007/PartnerControls" elementFormDefault="qualified" attributeFormDefault="unqualified">
+    <xs:element name="Person">
+      <xs:complexType>
+        <xs:sequence>
+          <xs:element ref="pc:DisplayName" minOccurs="0"/>
+          <xs:element ref="pc:AccountId" minOccurs="0"/>
+          <xs:element ref="pc:AccountType" minOccurs="0"/>
+        </xs:sequence>
+      </xs:complexType>
+    </xs:element>
+    <xs:element name="DisplayName" type="xs:string"/>
+    <xs:element name="AccountId" type="xs:string"/>
+    <xs:element name="AccountType" type="xs:string"/>
+    <xs:element name="BDCAssociatedEntity">
+      <xs:complexType>
+        <xs:sequence>
+          <xs:element ref="pc:BDCEntity" minOccurs="0" maxOccurs="unbounded"/>
+        </xs:sequence>
+        <xs:attribute ref="pc:EntityNamespace"/>
+        <xs:attribute ref="pc:EntityName"/>
+        <xs:attribute ref="pc:SystemInstanceName"/>
+        <xs:attribute ref="pc:AssociationName"/>
+      </xs:complexType>
+    </xs:element>
+    <xs:attribute name="EntityNamespace" type="xs:string"/>
+    <xs:attribute name="EntityName" type="xs:string"/>
+    <xs:attribute name="SystemInstanceName" type="xs:string"/>
+    <xs:attribute name="AssociationName" type="xs:string"/>
+    <xs:element name="BDCEntity">
+      <xs:complexType>
+        <xs:sequence>
+          <xs:element ref="pc:EntityDisplayName" minOccurs="0"/>
+          <xs:element ref="pc:EntityInstanceReference" minOccurs="0"/>
+          <xs:element ref="pc:EntityId1" minOccurs="0"/>
+          <xs:element ref="pc:EntityId2" minOccurs="0"/>
+          <xs:element ref="pc:EntityId3" minOccurs="0"/>
+          <xs:element ref="pc:EntityId4" minOccurs="0"/>
+          <xs:element ref="pc:EntityId5" minOccurs="0"/>
+        </xs:sequence>
+      </xs:complexType>
+    </xs:element>
+    <xs:element name="EntityDisplayName" type="xs:string"/>
+    <xs:element name="EntityInstanceReference" type="xs:string"/>
+    <xs:element name="EntityId1" type="xs:string"/>
+    <xs:element name="EntityId2" type="xs:string"/>
+    <xs:element name="EntityId3" type="xs:string"/>
+    <xs:element name="EntityId4" type="xs:string"/>
+    <xs:element name="EntityId5" type="xs:string"/>
+    <xs:element name="Terms">
+      <xs:complexType>
+        <xs:sequence>
+          <xs:element ref="pc:TermInfo" minOccurs="0" maxOccurs="unbounded"/>
+        </xs:sequence>
+      </xs:complexType>
+    </xs:element>
+    <xs:element name="TermInfo">
+      <xs:complexType>
+        <xs:sequence>
+          <xs:element ref="pc:TermName" minOccurs="0"/>
+          <xs:element ref="pc:TermId" minOccurs="0"/>
+        </xs:sequence>
+      </xs:complexType>
+    </xs:element>
+    <xs:element name="TermName" type="xs:string"/>
+    <xs:element name="TermId" type="xs:string"/>
+  </xs:schema>
+</ct:contentTypeSchema>
 </file>
 
 <file path=customXml/itemProps1.xml><?xml version="1.0" encoding="utf-8"?>
+<ds:datastoreItem xmlns:ds="http://schemas.openxmlformats.org/officeDocument/2006/customXml" ds:itemID="{C3656318-0EE2-412C-AE7F-2060B4C2E029}">
+  <ds:schemaRefs>
+    <ds:schemaRef ds:uri="http://schemas.microsoft.com/sharepoint/v3/contenttype/forms"/>
+  </ds:schemaRefs>
+</ds:datastoreItem>
+</file>
+
+<file path=customXml/itemProps2.xml><?xml version="1.0" encoding="utf-8"?>
+<ds:datastoreItem xmlns:ds="http://schemas.openxmlformats.org/officeDocument/2006/customXml" ds:itemID="{D5FDC2FB-9500-44B6-A7BA-95BA7070BAA6}">
+  <ds:schemaRefs>
+    <ds:schemaRef ds:uri="http://schemas.microsoft.com/office/2006/metadata/properties"/>
+    <ds:schemaRef ds:uri="http://schemas.microsoft.com/office/infopath/2007/PartnerControls"/>
+  </ds:schemaRefs>
+</ds:datastoreItem>
+</file>
+
+<file path=customXml/itemProps3.xml><?xml version="1.0" encoding="utf-8"?>
+<ds:datastoreItem xmlns:ds="http://schemas.openxmlformats.org/officeDocument/2006/customXml" ds:itemID="{CD432D2D-D9F2-4477-8136-9CF0A56A23CF}">
+  <ds:schemaRefs>
+    <ds:schemaRef ds:uri="http://schemas.openxmlformats.org/officeDocument/2006/bibliography"/>
+  </ds:schemaRefs>
+</ds:datastoreItem>
+</file>
+
+<file path=customXml/itemProps4.xml><?xml version="1.0" encoding="utf-8"?>
 <ds:datastoreItem xmlns:ds="http://schemas.openxmlformats.org/officeDocument/2006/customXml" ds:itemID="{CA95E551-58E3-465A-911B-B92DD33F3A89}">
   <ds:schemaRefs>
     <ds:schemaRef ds:uri="http://schemas.microsoft.com/office/2006/metadata/contentType"/>
@@ -35873,29 +34889,4 @@
     <ds:schemaRef ds:uri="http://schemas.microsoft.com/internal/obd"/>
   </ds:schemaRefs>
 </ds:datastoreItem>
-</file>
-
-<file path=customXml/itemProps2.xml><?xml version="1.0" encoding="utf-8"?>
-<ds:datastoreItem xmlns:ds="http://schemas.openxmlformats.org/officeDocument/2006/customXml" ds:itemID="{C3656318-0EE2-412C-AE7F-2060B4C2E029}">
-  <ds:schemaRefs>
-    <ds:schemaRef ds:uri="http://schemas.microsoft.com/sharepoint/v3/contenttype/forms"/>
-  </ds:schemaRefs>
-</ds:datastoreItem>
-</file>
-
-<file path=customXml/itemProps3.xml><?xml version="1.0" encoding="utf-8"?>
-<ds:datastoreItem xmlns:ds="http://schemas.openxmlformats.org/officeDocument/2006/customXml" ds:itemID="{CD432D2D-D9F2-4477-8136-9CF0A56A23CF}">
-  <ds:schemaRefs>
-    <ds:schemaRef ds:uri="http://schemas.openxmlformats.org/officeDocument/2006/bibliography"/>
-  </ds:schemaRefs>
-</ds:datastoreItem>
-</file>
-
-<file path=customXml/itemProps4.xml><?xml version="1.0" encoding="utf-8"?>
-<ds:datastoreItem xmlns:ds="http://schemas.openxmlformats.org/officeDocument/2006/customXml" ds:itemID="{D5FDC2FB-9500-44B6-A7BA-95BA7070BAA6}">
-  <ds:schemaRefs>
-    <ds:schemaRef ds:uri="http://schemas.microsoft.com/office/2006/metadata/properties"/>
-    <ds:schemaRef ds:uri="http://schemas.microsoft.com/office/infopath/2007/PartnerControls"/>
-  </ds:schemaRefs>
-</ds:datastoreItem>
 </file>
--- a/Service-Specification-for-route-exchange-ed1.2.docx
+++ b/Service-Specification-for-route-exchange-ed1.2.docx
@@ -651,14 +651,14 @@
           <w:lang w:eastAsia="ko-KR"/>
         </w:rPr>
       </w:pPr>
-      <w:ins w:id="4" w:author="Ramin Miraftabi" w:date="2026-02-24T08:59:00Z" w16du:dateUtc="2026-02-24T06:59:00Z">
+      <w:ins w:id="4" w:author="Ramin Miraftabi" w:date="2026-07-08T10:27:00Z" w16du:dateUtc="2026-07-08T08:27:00Z">
         <w:r>
           <w:rPr>
             <w:rFonts w:ascii="Calibri" w:eastAsia="Batang" w:hAnsi="Calibri" w:cs="Calibri"/>
             <w:color w:val="1F4E79" w:themeColor="accent5" w:themeShade="80"/>
             <w:lang w:eastAsia="ko-KR"/>
           </w:rPr>
-          <w:t>March</w:t>
+          <w:t>July</w:t>
         </w:r>
       </w:ins>
       <w:del w:id="5" w:author="Ramin Miraftabi" w:date="2026-02-24T08:59:00Z" w16du:dateUtc="2026-02-24T06:59:00Z">
@@ -1195,6 +1195,11 @@
               <w:pStyle w:val="Tabletext"/>
               <w:jc w:val="both"/>
             </w:pPr>
+            <w:ins w:id="12" w:author="Ramin Miraftabi" w:date="2026-07-08T10:26:00Z" w16du:dateUtc="2026-07-08T08:26:00Z">
+              <w:r>
+                <w:t>July 2026</w:t>
+              </w:r>
+            </w:ins>
           </w:p>
         </w:tc>
         <w:tc>
@@ -1206,6 +1211,11 @@
             <w:pPr>
               <w:pStyle w:val="Tabletext"/>
             </w:pPr>
+            <w:ins w:id="13" w:author="Ramin Miraftabi" w:date="2026-07-08T10:26:00Z" w16du:dateUtc="2026-07-08T08:26:00Z">
+              <w:r>
+                <w:t>Finalised 1.2 changes in intersessional</w:t>
+              </w:r>
+            </w:ins>
           </w:p>
         </w:tc>
         <w:tc>
@@ -9133,7 +9143,7 @@
           <w:lang w:val="en-GB"/>
         </w:rPr>
       </w:pPr>
-      <w:bookmarkStart w:id="14" w:name="_Toc196502176"/>
+      <w:bookmarkStart w:id="18" w:name="_Toc196502176"/>
       <w:r>
         <w:rPr>
           <w:noProof w:val="0"/>
@@ -9142,7 +9152,7 @@
         <w:lastRenderedPageBreak/>
         <w:t>introduction</w:t>
       </w:r>
-      <w:bookmarkEnd w:id="14"/>
+      <w:bookmarkEnd w:id="18"/>
     </w:p>
     <w:p>
       <w:pPr>
@@ -9185,11 +9195,11 @@
       <w:pPr>
         <w:pStyle w:val="Heading2"/>
       </w:pPr>
-      <w:bookmarkStart w:id="15" w:name="_Toc196502177"/>
+      <w:bookmarkStart w:id="19" w:name="_Toc196502177"/>
       <w:r>
         <w:t>Purpose</w:t>
       </w:r>
-      <w:bookmarkEnd w:id="15"/>
+      <w:bookmarkEnd w:id="19"/>
     </w:p>
     <w:p>
       <w:pPr>
@@ -9319,11 +9329,11 @@
       <w:pPr>
         <w:pStyle w:val="Heading2"/>
       </w:pPr>
-      <w:bookmarkStart w:id="16" w:name="_Toc196502178"/>
+      <w:bookmarkStart w:id="20" w:name="_Toc196502178"/>
       <w:r>
         <w:t>Intended readership</w:t>
       </w:r>
-      <w:bookmarkEnd w:id="16"/>
+      <w:bookmarkEnd w:id="20"/>
     </w:p>
     <w:p>
       <w:pPr>
@@ -9353,11 +9363,11 @@
       <w:pPr>
         <w:pStyle w:val="Heading2"/>
       </w:pPr>
-      <w:bookmarkStart w:id="17" w:name="_Toc196502179"/>
+      <w:bookmarkStart w:id="21" w:name="_Toc196502179"/>
       <w:r>
         <w:t>Input from other sources</w:t>
       </w:r>
-      <w:bookmarkEnd w:id="17"/>
+      <w:bookmarkEnd w:id="21"/>
     </w:p>
     <w:p>
       <w:pPr>
@@ -9433,12 +9443,12 @@
       <w:pPr>
         <w:pStyle w:val="Heading1"/>
       </w:pPr>
-      <w:bookmarkStart w:id="18" w:name="_Toc196502180"/>
+      <w:bookmarkStart w:id="22" w:name="_Toc196502180"/>
       <w:r>
         <w:lastRenderedPageBreak/>
         <w:t>Service Identification</w:t>
       </w:r>
-      <w:bookmarkEnd w:id="18"/>
+      <w:bookmarkEnd w:id="22"/>
     </w:p>
     <w:p>
       <w:pPr>
@@ -9559,7 +9569,7 @@
                 <w:color w:val="00558C"/>
               </w:rPr>
             </w:pPr>
-            <w:bookmarkStart w:id="19" w:name="_Hlk196362966"/>
+            <w:bookmarkStart w:id="23" w:name="_Hlk196362966"/>
             <w:r>
               <w:rPr>
                 <w:b/>
@@ -9646,9 +9656,16 @@
             <w:r>
               <w:t>urn:mrn:iala:techsvc:ss:vts-res:1.</w:t>
             </w:r>
-            <w:r>
-              <w:t>1</w:t>
-            </w:r>
+            <w:ins w:id="24" w:author="Ramin Miraftabi" w:date="2026-07-08T10:26:00Z" w16du:dateUtc="2026-07-08T08:26:00Z">
+              <w:r>
+                <w:t>2</w:t>
+              </w:r>
+            </w:ins>
+            <w:del w:id="25" w:author="Ramin Miraftabi" w:date="2026-07-08T10:26:00Z" w16du:dateUtc="2026-07-08T08:26:00Z">
+              <w:r>
+                <w:delText>1</w:delText>
+              </w:r>
+            </w:del>
           </w:p>
         </w:tc>
       </w:tr>
@@ -9699,9 +9716,16 @@
             <w:r>
               <w:t>1.</w:t>
             </w:r>
-            <w:r>
-              <w:t>1</w:t>
-            </w:r>
+            <w:ins w:id="26" w:author="Ramin Miraftabi" w:date="2026-07-08T10:26:00Z" w16du:dateUtc="2026-07-08T08:26:00Z">
+              <w:r>
+                <w:t>2</w:t>
+              </w:r>
+            </w:ins>
+            <w:del w:id="27" w:author="Ramin Miraftabi" w:date="2026-07-08T10:26:00Z" w16du:dateUtc="2026-07-08T08:26:00Z">
+              <w:r>
+                <w:delText>1</w:delText>
+              </w:r>
+            </w:del>
           </w:p>
         </w:tc>
       </w:tr>
@@ -9910,13 +9934,13 @@
       <w:pPr>
         <w:pStyle w:val="Heading1"/>
       </w:pPr>
-      <w:bookmarkStart w:id="20" w:name="_Toc196502181"/>
-      <w:bookmarkEnd w:id="19"/>
+      <w:bookmarkStart w:id="28" w:name="_Toc196502181"/>
+      <w:bookmarkEnd w:id="23"/>
       <w:r>
         <w:lastRenderedPageBreak/>
         <w:t>Operational context</w:t>
       </w:r>
-      <w:bookmarkEnd w:id="20"/>
+      <w:bookmarkEnd w:id="28"/>
     </w:p>
     <w:p>
       <w:pPr>
@@ -9932,7 +9956,7 @@
           <w:lang w:val="en-US"/>
         </w:rPr>
       </w:pPr>
-      <w:bookmarkStart w:id="21" w:name="_Hlk196363732"/>
+      <w:bookmarkStart w:id="29" w:name="_Hlk196363732"/>
       <w:r>
         <w:rPr>
           <w:lang w:val="en-US"/>
@@ -10254,9 +10278,8 @@
           <w:lang w:val="en-US"/>
         </w:rPr>
       </w:pPr>
-      <w:bookmarkStart w:id="22" w:name="_Toc196502182"/>
-      <w:bookmarkEnd w:id="21"/>
-      <w:commentRangeStart w:id="23"/>
+      <w:bookmarkStart w:id="30" w:name="_Toc196502182"/>
+      <w:bookmarkEnd w:id="29"/>
       <w:r>
         <w:rPr>
           <w:lang w:val="en-US"/>
@@ -10269,16 +10292,7 @@
         </w:rPr>
         <w:t>VTS – Vessel Route Exchange</w:t>
       </w:r>
-      <w:bookmarkEnd w:id="22"/>
-      <w:commentRangeEnd w:id="23"/>
-      <w:r>
-        <w:rPr>
-          <w:rStyle w:val="CommentReference"/>
-          <w:sz w:val="22"/>
-          <w:lang w:val="en-US"/>
-        </w:rPr>
-        <w:commentReference w:id="23"/>
-      </w:r>
+      <w:bookmarkEnd w:id="30"/>
     </w:p>
     <w:p>
       <w:pPr>
@@ -10365,9 +10379,9 @@
           <w:lang w:val="de-DE" w:eastAsia="de-DE"/>
         </w:rPr>
         <w:drawing>
-          <wp:inline distT="0" distB="0" distL="0" distR="0" wp14:anchorId="2649F5B3" wp14:editId="7E63955D">
-            <wp:extent cx="5946102" cy="4978442"/>
-            <wp:effectExtent l="0" t="0" r="0" b="0"/>
+          <wp:inline distT="0" distB="0" distL="0" distR="0" wp14:anchorId="2649F5B3" wp14:editId="4BAC8DDF">
+            <wp:extent cx="5943015" cy="4978442"/>
+            <wp:effectExtent l="0" t="0" r="635" b="0"/>
             <wp:docPr id="1607525950" name="Afbeelding 3"/>
             <wp:cNvGraphicFramePr>
               <a:graphicFrameLocks xmlns:a="http://schemas.openxmlformats.org/drawingml/2006/main" noChangeAspect="1"/>
@@ -10380,10 +10394,10 @@
                     <pic:cNvPicPr/>
                   </pic:nvPicPr>
                   <pic:blipFill>
-                    <a:blip r:embed="rId26" cstate="print">
+                    <a:blip r:embed="rId22">
                       <a:extLst>
-                        <a:ext uri="{28A0092B-C50C-407E-A947-70E740481C1C}">
-                          <a14:useLocalDpi xmlns:a14="http://schemas.microsoft.com/office/drawing/2010/main" val="0"/>
+                        <a:ext uri="{96DAC541-7B7A-43D3-8B79-37D633B846F1}">
+                          <asvg:svgBlip xmlns:asvg="http://schemas.microsoft.com/office/drawing/2016/SVG/main" r:embed="rId23"/>
                         </a:ext>
                       </a:extLst>
                     </a:blip>
@@ -10394,7 +10408,7 @@
                   <pic:spPr>
                     <a:xfrm>
                       <a:off x="0" y="0"/>
-                      <a:ext cx="5946102" cy="4978442"/>
+                      <a:ext cx="5943015" cy="4978442"/>
                     </a:xfrm>
                     <a:prstGeom prst="rect">
                       <a:avLst/>
@@ -10411,7 +10425,7 @@
       <w:pPr>
         <w:pStyle w:val="Caption"/>
       </w:pPr>
-      <w:bookmarkStart w:id="24" w:name="_Toc196500260"/>
+      <w:bookmarkStart w:id="31" w:name="_Toc196500260"/>
       <w:r>
         <w:t xml:space="preserve">Figure </w:t>
       </w:r>
@@ -10426,7 +10440,7 @@
       <w:r>
         <w:t xml:space="preserve"> High-level view of route exchange use cases</w:t>
       </w:r>
-      <w:bookmarkEnd w:id="24"/>
+      <w:bookmarkEnd w:id="31"/>
     </w:p>
     <w:p>
       <w:pPr>
@@ -10443,16 +10457,16 @@
           <w:lang w:val="en-US"/>
         </w:rPr>
       </w:pPr>
-      <w:bookmarkStart w:id="25" w:name="_Ref196500825"/>
-      <w:bookmarkStart w:id="26" w:name="_Toc196502183"/>
+      <w:bookmarkStart w:id="32" w:name="_Ref196500825"/>
+      <w:bookmarkStart w:id="33" w:name="_Toc196502183"/>
       <w:r>
         <w:rPr>
           <w:lang w:val="en-US"/>
         </w:rPr>
         <w:t>Use case 1 - Initial sharing of the route from Vessel to VTS</w:t>
       </w:r>
-      <w:bookmarkEnd w:id="25"/>
-      <w:bookmarkEnd w:id="26"/>
+      <w:bookmarkEnd w:id="32"/>
+      <w:bookmarkEnd w:id="33"/>
     </w:p>
     <w:p>
       <w:pPr>
@@ -10649,7 +10663,7 @@
         </w:rPr>
         <w:t xml:space="preserve"> (including cross track distance </w:t>
       </w:r>
-      <w:ins w:id="27" w:author="Ramin Miraftabi" w:date="2026-07-07T11:37:00Z" w16du:dateUtc="2026-07-07T09:37:00Z">
+      <w:ins w:id="34" w:author="Ramin Miraftabi" w:date="2026-07-07T11:37:00Z" w16du:dateUtc="2026-07-07T09:37:00Z">
         <w:r>
           <w:rPr>
             <w:lang w:val="en-US"/>
@@ -10663,7 +10677,7 @@
         </w:rPr>
         <w:t xml:space="preserve">limit </w:t>
       </w:r>
-      <w:del w:id="28" w:author="Ramin Miraftabi" w:date="2026-07-07T11:37:00Z" w16du:dateUtc="2026-07-07T09:37:00Z">
+      <w:del w:id="35" w:author="Ramin Miraftabi" w:date="2026-07-07T11:37:00Z" w16du:dateUtc="2026-07-07T09:37:00Z">
         <w:r>
           <w:rPr>
             <w:lang w:val="en-US"/>
@@ -10802,16 +10816,16 @@
           <w:lang w:val="en-US"/>
         </w:rPr>
       </w:pPr>
-      <w:bookmarkStart w:id="29" w:name="_Ref196500874"/>
-      <w:bookmarkStart w:id="30" w:name="_Toc196502184"/>
+      <w:bookmarkStart w:id="36" w:name="_Ref196500874"/>
+      <w:bookmarkStart w:id="37" w:name="_Toc196502184"/>
       <w:r>
         <w:rPr>
           <w:lang w:val="en-US"/>
         </w:rPr>
         <w:t>Use case 2 - VTS gives route recommendation to vessel within a geographically defined area</w:t>
       </w:r>
-      <w:bookmarkEnd w:id="29"/>
-      <w:bookmarkEnd w:id="30"/>
+      <w:bookmarkEnd w:id="36"/>
+      <w:bookmarkEnd w:id="37"/>
     </w:p>
     <w:p>
       <w:pPr>
@@ -11105,14 +11119,14 @@
           <w:lang w:val="fr-FR"/>
         </w:rPr>
       </w:pPr>
-      <w:bookmarkStart w:id="31" w:name="_Toc196502185"/>
+      <w:bookmarkStart w:id="38" w:name="_Toc196502185"/>
       <w:r>
         <w:rPr>
           <w:lang w:val="fr-FR"/>
         </w:rPr>
         <w:t>Use case 3 - VTS requests route updates from vessel</w:t>
       </w:r>
-      <w:bookmarkEnd w:id="31"/>
+      <w:bookmarkEnd w:id="38"/>
     </w:p>
     <w:p>
       <w:pPr>
@@ -11237,11 +11251,11 @@
       <w:pPr>
         <w:pStyle w:val="Heading3"/>
       </w:pPr>
-      <w:bookmarkStart w:id="32" w:name="_Toc196502186"/>
+      <w:bookmarkStart w:id="39" w:name="_Toc196502186"/>
       <w:r>
         <w:t>Use case 4 – Vessel’s route changes</w:t>
       </w:r>
-      <w:bookmarkEnd w:id="32"/>
+      <w:bookmarkEnd w:id="39"/>
     </w:p>
     <w:p>
       <w:pPr>
@@ -11325,7 +11339,7 @@
       <w:pPr>
         <w:pStyle w:val="Bullet1"/>
         <w:rPr>
-          <w:ins w:id="33" w:author="Ramin Miraftabi" w:date="2026-03-02T14:08:00Z" w16du:dateUtc="2026-03-02T13:08:00Z"/>
+          <w:ins w:id="40" w:author="Ramin Miraftabi" w:date="2026-03-02T14:08:00Z" w16du:dateUtc="2026-03-02T13:08:00Z"/>
         </w:rPr>
       </w:pPr>
       <w:r>
@@ -11342,7 +11356,7 @@
       <w:pPr>
         <w:pStyle w:val="Bullet1"/>
       </w:pPr>
-      <w:ins w:id="34" w:author="Ramin Miraftabi" w:date="2026-03-02T14:08:00Z" w16du:dateUtc="2026-03-02T13:08:00Z">
+      <w:ins w:id="41" w:author="Ramin Miraftabi" w:date="2026-03-02T14:08:00Z" w16du:dateUtc="2026-03-02T13:08:00Z">
         <w:r>
           <w:t>The service checks that the route is valid according to the schema and</w:t>
         </w:r>
@@ -11350,7 +11364,7 @@
           <w:t xml:space="preserve"> the requirements listed in </w:t>
         </w:r>
       </w:ins>
-      <w:ins w:id="35" w:author="Ramin Miraftabi" w:date="2026-03-02T14:09:00Z" w16du:dateUtc="2026-03-02T13:09:00Z">
+      <w:ins w:id="42" w:author="Ramin Miraftabi" w:date="2026-03-02T14:09:00Z" w16du:dateUtc="2026-03-02T13:09:00Z">
         <w:r>
           <w:t>RESF007</w:t>
         </w:r>
@@ -11448,11 +11462,11 @@
       <w:pPr>
         <w:pStyle w:val="Heading3"/>
       </w:pPr>
-      <w:bookmarkStart w:id="36" w:name="_Toc196502187"/>
+      <w:bookmarkStart w:id="43" w:name="_Toc196502187"/>
       <w:r>
         <w:t>Use case 5 – Vessel does not arrive to VTS area as planned</w:t>
       </w:r>
-      <w:bookmarkEnd w:id="36"/>
+      <w:bookmarkEnd w:id="43"/>
     </w:p>
     <w:p>
       <w:pPr>
@@ -11551,7 +11565,7 @@
           <w:lang w:val="en-US"/>
         </w:rPr>
       </w:pPr>
-      <w:bookmarkStart w:id="37" w:name="_Toc196502188"/>
+      <w:bookmarkStart w:id="44" w:name="_Toc196502188"/>
       <w:r>
         <w:rPr>
           <w:lang w:val="en-US"/>
@@ -11582,7 +11596,7 @@
         </w:rPr>
         <w:t>the route with help from other services</w:t>
       </w:r>
-      <w:bookmarkEnd w:id="37"/>
+      <w:bookmarkEnd w:id="44"/>
     </w:p>
     <w:p>
       <w:pPr>
@@ -11858,11 +11872,11 @@
         <w:pStyle w:val="Heading3"/>
         <w:ind w:left="855" w:hanging="855"/>
       </w:pPr>
-      <w:bookmarkStart w:id="38" w:name="_Toc196502189"/>
+      <w:bookmarkStart w:id="45" w:name="_Toc196502189"/>
       <w:r>
         <w:t>Use case 7 - VTS personnel acknowledge the route without the use of other services</w:t>
       </w:r>
-      <w:bookmarkEnd w:id="38"/>
+      <w:bookmarkEnd w:id="45"/>
     </w:p>
     <w:p>
       <w:pPr>
@@ -11995,13 +12009,13 @@
       <w:pPr>
         <w:pStyle w:val="Heading3"/>
       </w:pPr>
-      <w:bookmarkStart w:id="39" w:name="_Toc193450697"/>
-      <w:bookmarkStart w:id="40" w:name="_Toc196502190"/>
+      <w:bookmarkStart w:id="46" w:name="_Toc193450697"/>
+      <w:bookmarkStart w:id="47" w:name="_Toc196502190"/>
       <w:r>
         <w:t>Use Case 8 - VTS sends route back with comments</w:t>
       </w:r>
-      <w:bookmarkEnd w:id="39"/>
-      <w:bookmarkEnd w:id="40"/>
+      <w:bookmarkEnd w:id="46"/>
+      <w:bookmarkEnd w:id="47"/>
     </w:p>
     <w:p>
       <w:pPr>
@@ -12155,16 +12169,16 @@
       <w:pPr>
         <w:pStyle w:val="Heading3"/>
       </w:pPr>
-      <w:bookmarkStart w:id="41" w:name="_Toc193450698"/>
-      <w:bookmarkStart w:id="42" w:name="_Toc196502191"/>
+      <w:bookmarkStart w:id="48" w:name="_Toc193450698"/>
+      <w:bookmarkStart w:id="49" w:name="_Toc196502191"/>
       <w:r>
         <w:t xml:space="preserve">Use Case 9 - </w:t>
       </w:r>
       <w:r>
         <w:t>Vessel gets multiple changes to their route</w:t>
       </w:r>
-      <w:bookmarkEnd w:id="41"/>
-      <w:bookmarkEnd w:id="42"/>
+      <w:bookmarkEnd w:id="48"/>
+      <w:bookmarkEnd w:id="49"/>
     </w:p>
     <w:p>
       <w:pPr>
@@ -12257,11 +12271,11 @@
         <w:pStyle w:val="Heading3"/>
         <w:ind w:left="855" w:hanging="855"/>
       </w:pPr>
-      <w:bookmarkStart w:id="43" w:name="_Toc196502192"/>
+      <w:bookmarkStart w:id="50" w:name="_Toc196502192"/>
       <w:r>
         <w:t>Use case 10 - VTS requests route from vessel</w:t>
       </w:r>
-      <w:bookmarkEnd w:id="43"/>
+      <w:bookmarkEnd w:id="50"/>
       <w:r>
         <w:t xml:space="preserve"> </w:t>
       </w:r>
@@ -12496,14 +12510,14 @@
           <w:lang w:val="en-US"/>
         </w:rPr>
       </w:pPr>
-      <w:bookmarkStart w:id="44" w:name="_Toc196502193"/>
+      <w:bookmarkStart w:id="51" w:name="_Toc196502193"/>
       <w:r>
         <w:rPr>
           <w:lang w:val="en-US"/>
         </w:rPr>
         <w:t>Use Case 11 – Route exchange with the use of automated services</w:t>
       </w:r>
-      <w:bookmarkEnd w:id="44"/>
+      <w:bookmarkEnd w:id="51"/>
     </w:p>
     <w:p>
       <w:pPr>
@@ -12577,7 +12591,7 @@
         </w:numPr>
         <w:ind w:left="709" w:hanging="349"/>
         <w:rPr>
-          <w:ins w:id="45" w:author="Ramin Miraftabi" w:date="2026-03-02T14:11:00Z" w16du:dateUtc="2026-03-02T13:11:00Z"/>
+          <w:ins w:id="52" w:author="Ramin Miraftabi" w:date="2026-03-02T14:11:00Z" w16du:dateUtc="2026-03-02T13:11:00Z"/>
         </w:rPr>
       </w:pPr>
       <w:r>
@@ -12591,7 +12605,7 @@
           <w:ilvl w:val="1"/>
           <w:numId w:val="27"/>
         </w:numPr>
-        <w:pPrChange w:id="46" w:author="Ramin Miraftabi" w:date="2026-03-02T14:11:00Z" w16du:dateUtc="2026-03-02T13:11:00Z">
+        <w:pPrChange w:id="53" w:author="Ramin Miraftabi" w:date="2026-03-02T14:11:00Z" w16du:dateUtc="2026-03-02T13:11:00Z">
           <w:pPr>
             <w:pStyle w:val="ListParagraph"/>
             <w:numPr>
@@ -12601,7 +12615,7 @@
           </w:pPr>
         </w:pPrChange>
       </w:pPr>
-      <w:ins w:id="47" w:author="Ramin Miraftabi" w:date="2026-03-02T14:10:00Z" w16du:dateUtc="2026-03-02T13:10:00Z">
+      <w:ins w:id="54" w:author="Ramin Miraftabi" w:date="2026-03-02T14:10:00Z" w16du:dateUtc="2026-03-02T13:10:00Z">
         <w:r>
           <w:t>The service checks that the route is valid according to the schema and</w:t>
         </w:r>
@@ -12674,11 +12688,11 @@
         <w:pStyle w:val="Heading3"/>
         <w:ind w:left="855" w:hanging="855"/>
       </w:pPr>
-      <w:bookmarkStart w:id="48" w:name="_Toc196502194"/>
+      <w:bookmarkStart w:id="55" w:name="_Toc196502194"/>
       <w:r>
         <w:t>Use Case 12 – Update route status from planning to monitoring</w:t>
       </w:r>
-      <w:bookmarkEnd w:id="48"/>
+      <w:bookmarkEnd w:id="55"/>
     </w:p>
     <w:p>
       <w:pPr>
@@ -12793,10 +12807,10 @@
         </w:numPr>
         <w:ind w:left="709" w:hanging="425"/>
         <w:rPr>
-          <w:ins w:id="49" w:author="Ramin Miraftabi" w:date="2026-03-02T14:11:00Z" w16du:dateUtc="2026-03-02T13:11:00Z"/>
-        </w:rPr>
-      </w:pPr>
-      <w:ins w:id="50" w:author="Ramin Miraftabi" w:date="2026-03-02T14:11:00Z" w16du:dateUtc="2026-03-02T13:11:00Z">
+          <w:ins w:id="56" w:author="Ramin Miraftabi" w:date="2026-03-02T14:11:00Z" w16du:dateUtc="2026-03-02T13:11:00Z"/>
+        </w:rPr>
+      </w:pPr>
+      <w:ins w:id="57" w:author="Ramin Miraftabi" w:date="2026-03-02T14:11:00Z" w16du:dateUtc="2026-03-02T13:11:00Z">
         <w:r>
           <w:t>Service receives the route update</w:t>
         </w:r>
@@ -12810,9 +12824,9 @@
           <w:numId w:val="27"/>
         </w:numPr>
         <w:rPr>
-          <w:ins w:id="51" w:author="Ramin Miraftabi" w:date="2026-03-02T14:11:00Z" w16du:dateUtc="2026-03-02T13:11:00Z"/>
-        </w:rPr>
-        <w:pPrChange w:id="52" w:author="Ramin Miraftabi" w:date="2026-03-02T14:11:00Z" w16du:dateUtc="2026-03-02T13:11:00Z">
+          <w:ins w:id="58" w:author="Ramin Miraftabi" w:date="2026-03-02T14:11:00Z" w16du:dateUtc="2026-03-02T13:11:00Z"/>
+        </w:rPr>
+        <w:pPrChange w:id="59" w:author="Ramin Miraftabi" w:date="2026-03-02T14:11:00Z" w16du:dateUtc="2026-03-02T13:11:00Z">
           <w:pPr>
             <w:pStyle w:val="ListParagraph"/>
             <w:numPr>
@@ -12822,7 +12836,7 @@
           </w:pPr>
         </w:pPrChange>
       </w:pPr>
-      <w:ins w:id="53" w:author="Ramin Miraftabi" w:date="2026-03-02T14:11:00Z" w16du:dateUtc="2026-03-02T13:11:00Z">
+      <w:ins w:id="60" w:author="Ramin Miraftabi" w:date="2026-03-02T14:11:00Z" w16du:dateUtc="2026-03-02T13:11:00Z">
         <w:r>
           <w:t>The service checks that the route is valid according to the schema and</w:t>
         </w:r>
@@ -12926,11 +12940,11 @@
       <w:pPr>
         <w:pStyle w:val="Heading3"/>
       </w:pPr>
-      <w:bookmarkStart w:id="54" w:name="_Toc196502195"/>
+      <w:bookmarkStart w:id="61" w:name="_Toc196502195"/>
       <w:r>
         <w:t>Use Case 13 – Route retrieval from VTS route library</w:t>
       </w:r>
-      <w:bookmarkEnd w:id="54"/>
+      <w:bookmarkEnd w:id="61"/>
     </w:p>
     <w:p>
       <w:pPr>
@@ -13057,14 +13071,14 @@
       <w:pPr>
         <w:pStyle w:val="Heading3"/>
       </w:pPr>
-      <w:bookmarkStart w:id="55" w:name="_Toc196502196"/>
+      <w:bookmarkStart w:id="62" w:name="_Toc196502196"/>
       <w:r>
         <w:t xml:space="preserve">Use case 14 </w:t>
       </w:r>
       <w:r>
         <w:t>– Vessel can discover compatible route services</w:t>
       </w:r>
-      <w:bookmarkEnd w:id="55"/>
+      <w:bookmarkEnd w:id="62"/>
     </w:p>
     <w:p>
       <w:pPr>
@@ -13154,11 +13168,11 @@
         <w:pStyle w:val="Heading3"/>
         <w:ind w:left="855" w:hanging="855"/>
       </w:pPr>
-      <w:bookmarkStart w:id="56" w:name="_Toc196502197"/>
+      <w:bookmarkStart w:id="63" w:name="_Toc196502197"/>
       <w:r>
         <w:t>Use Case 15 – VTS requests route after it has been shared</w:t>
       </w:r>
-      <w:bookmarkEnd w:id="56"/>
+      <w:bookmarkEnd w:id="63"/>
     </w:p>
     <w:p>
       <w:pPr>
@@ -13234,12 +13248,12 @@
       <w:r>
         <w:t xml:space="preserve">ECDIS sends the route </w:t>
       </w:r>
-      <w:del w:id="57" w:author="Ramin Miraftabi" w:date="2026-03-02T14:12:00Z" w16du:dateUtc="2026-03-02T13:12:00Z">
+      <w:del w:id="64" w:author="Ramin Miraftabi" w:date="2026-03-02T14:12:00Z" w16du:dateUtc="2026-03-02T13:12:00Z">
         <w:r>
           <w:delText>automatically to the service without mariner interaction</w:delText>
         </w:r>
       </w:del>
-      <w:ins w:id="58" w:author="Ramin Miraftabi" w:date="2026-03-02T14:12:00Z" w16du:dateUtc="2026-03-02T13:12:00Z">
+      <w:ins w:id="65" w:author="Ramin Miraftabi" w:date="2026-03-02T14:12:00Z" w16du:dateUtc="2026-03-02T13:12:00Z">
         <w:r>
           <w:t>if the mariner approves the sharing of current route</w:t>
         </w:r>
@@ -13304,11 +13318,11 @@
       <w:pPr>
         <w:pStyle w:val="Heading2"/>
       </w:pPr>
-      <w:bookmarkStart w:id="59" w:name="_Toc196502198"/>
+      <w:bookmarkStart w:id="66" w:name="_Toc196502198"/>
       <w:r>
         <w:t>Data flows</w:t>
       </w:r>
-      <w:bookmarkEnd w:id="59"/>
+      <w:bookmarkEnd w:id="66"/>
     </w:p>
     <w:p>
       <w:pPr>
@@ -13358,10 +13372,10 @@
                     <pic:cNvPicPr/>
                   </pic:nvPicPr>
                   <pic:blipFill>
-                    <a:blip r:embed="rId27">
+                    <a:blip r:embed="rId24">
                       <a:extLst>
                         <a:ext uri="{96DAC541-7B7A-43D3-8B79-37D633B846F1}">
-                          <asvg:svgBlip xmlns:asvg="http://schemas.microsoft.com/office/drawing/2016/SVG/main" r:embed="rId28"/>
+                          <asvg:svgBlip xmlns:asvg="http://schemas.microsoft.com/office/drawing/2016/SVG/main" r:embed="rId25"/>
                         </a:ext>
                       </a:extLst>
                     </a:blip>
@@ -13389,7 +13403,7 @@
       <w:pPr>
         <w:pStyle w:val="Caption"/>
       </w:pPr>
-      <w:bookmarkStart w:id="60" w:name="_Toc196500261"/>
+      <w:bookmarkStart w:id="67" w:name="_Toc196500261"/>
       <w:r>
         <w:t xml:space="preserve">Figure </w:t>
       </w:r>
@@ -13404,7 +13418,7 @@
       <w:r>
         <w:t xml:space="preserve"> Route Exchange Business Process</w:t>
       </w:r>
-      <w:bookmarkEnd w:id="60"/>
+      <w:bookmarkEnd w:id="67"/>
     </w:p>
     <w:p>
       <w:pPr>
@@ -13413,7 +13427,7 @@
           <w:lang w:val="en-US"/>
         </w:rPr>
       </w:pPr>
-      <w:bookmarkStart w:id="61" w:name="_Toc196502199"/>
+      <w:bookmarkStart w:id="68" w:name="_Toc196502199"/>
       <w:r>
         <w:rPr>
           <w:lang w:val="en-US"/>
@@ -13433,7 +13447,7 @@
         </w:rPr>
         <w:t>l and non-functional requirements</w:t>
       </w:r>
-      <w:bookmarkEnd w:id="61"/>
+      <w:bookmarkEnd w:id="68"/>
     </w:p>
     <w:p>
       <w:pPr>
@@ -13450,16 +13464,16 @@
           <w:lang w:val="en-US"/>
         </w:rPr>
       </w:pPr>
-      <w:bookmarkStart w:id="62" w:name="_Ref196500691"/>
-      <w:bookmarkStart w:id="63" w:name="_Toc196502200"/>
+      <w:bookmarkStart w:id="69" w:name="_Ref196500691"/>
+      <w:bookmarkStart w:id="70" w:name="_Toc196502200"/>
       <w:r>
         <w:rPr>
           <w:lang w:val="en-US"/>
         </w:rPr>
         <w:t>Functional requirements</w:t>
       </w:r>
-      <w:bookmarkEnd w:id="62"/>
-      <w:bookmarkEnd w:id="63"/>
+      <w:bookmarkEnd w:id="69"/>
+      <w:bookmarkEnd w:id="70"/>
     </w:p>
     <w:tbl>
       <w:tblPr>
@@ -15171,7 +15185,7 @@
                 <w:color w:val="00558C"/>
               </w:rPr>
             </w:pPr>
-            <w:bookmarkStart w:id="64" w:name="_Hlk196459993"/>
+            <w:bookmarkStart w:id="71" w:name="_Hlk196459993"/>
             <w:r>
               <w:rPr>
                 <w:b/>
@@ -15341,12 +15355,12 @@
             <w:r>
               <w:t xml:space="preserve">All waypoints must have </w:t>
             </w:r>
-            <w:del w:id="65" w:author="Ramin Miraftabi" w:date="2026-07-07T11:17:00Z" w16du:dateUtc="2026-07-07T09:17:00Z">
+            <w:del w:id="72" w:author="Ramin Miraftabi" w:date="2026-07-07T11:17:00Z" w16du:dateUtc="2026-07-07T09:17:00Z">
               <w:r>
                 <w:delText>at least</w:delText>
               </w:r>
             </w:del>
-            <w:ins w:id="66" w:author="Ramin Miraftabi" w:date="2026-07-07T11:17:00Z" w16du:dateUtc="2026-07-07T09:17:00Z">
+            <w:ins w:id="73" w:author="Ramin Miraftabi" w:date="2026-07-07T11:17:00Z" w16du:dateUtc="2026-07-07T09:17:00Z">
               <w:r>
                 <w:t>only</w:t>
               </w:r>
@@ -15413,12 +15427,12 @@
             <w:r>
               <w:t xml:space="preserve">All legs must have both port and starboard </w:t>
             </w:r>
-            <w:ins w:id="67" w:author="Ramin Miraftabi" w:date="2026-07-07T11:35:00Z" w16du:dateUtc="2026-07-07T09:35:00Z">
+            <w:ins w:id="74" w:author="Ramin Miraftabi" w:date="2026-07-07T11:35:00Z" w16du:dateUtc="2026-07-07T09:35:00Z">
               <w:r>
                 <w:t xml:space="preserve">check limit </w:t>
               </w:r>
             </w:ins>
-            <w:del w:id="68" w:author="Ramin Miraftabi" w:date="2026-07-07T11:35:00Z" w16du:dateUtc="2026-07-07T09:35:00Z">
+            <w:del w:id="75" w:author="Ramin Miraftabi" w:date="2026-07-07T11:35:00Z" w16du:dateUtc="2026-07-07T09:35:00Z">
               <w:r>
                 <w:delText>C</w:delText>
               </w:r>
@@ -15473,7 +15487,23 @@
               <w:ind w:left="1080"/>
             </w:pPr>
             <w:r>
-              <w:t>All dates and times must have an accompanying time zone. Time zone should be UTC.</w:t>
+              <w:t xml:space="preserve">All dates and times must have an accompanying time zone. Time zone </w:t>
+            </w:r>
+            <w:del w:id="76" w:author="Ramin Miraftabi" w:date="2026-07-07T11:53:00Z" w16du:dateUtc="2026-07-07T09:53:00Z">
+              <w:r>
+                <w:delText xml:space="preserve">should </w:delText>
+              </w:r>
+            </w:del>
+            <w:ins w:id="77" w:author="Ramin Miraftabi" w:date="2026-07-07T11:53:00Z" w16du:dateUtc="2026-07-07T09:53:00Z">
+              <w:r>
+                <w:t>must</w:t>
+              </w:r>
+              <w:r>
+                <w:t xml:space="preserve"> </w:t>
+              </w:r>
+            </w:ins>
+            <w:r>
+              <w:t>be UTC.</w:t>
             </w:r>
           </w:p>
           <w:p>
@@ -15491,10 +15521,35 @@
               <w:pStyle w:val="Bullet1"/>
               <w:spacing w:before="0"/>
               <w:ind w:left="1080" w:hanging="360"/>
+              <w:rPr>
+                <w:ins w:id="78" w:author="Ramin Miraftabi" w:date="2026-07-07T11:54:00Z" w16du:dateUtc="2026-07-07T09:54:00Z"/>
+              </w:rPr>
             </w:pPr>
             <w:r>
               <w:t>routeInfoVesselHeight and RouteInfoVesselAirDraft must be set</w:t>
             </w:r>
+          </w:p>
+          <w:p>
+            <w:pPr>
+              <w:pStyle w:val="Bullet1"/>
+              <w:spacing w:before="0"/>
+              <w:ind w:left="1080" w:hanging="360"/>
+            </w:pPr>
+            <w:ins w:id="79" w:author="Ramin Miraftabi" w:date="2026-07-07T11:55:00Z" w16du:dateUtc="2026-07-07T09:55:00Z">
+              <w:r>
+                <w:t xml:space="preserve">routeEditionNo </w:t>
+              </w:r>
+            </w:ins>
+            <w:ins w:id="80" w:author="Ramin Miraftabi" w:date="2026-07-07T11:57:00Z" w16du:dateUtc="2026-07-07T09:57:00Z">
+              <w:r>
+                <w:t>must not be smaller than that of a previously received route with</w:t>
+              </w:r>
+            </w:ins>
+            <w:ins w:id="81" w:author="Ramin Miraftabi" w:date="2026-07-07T11:58:00Z" w16du:dateUtc="2026-07-07T09:58:00Z">
+              <w:r>
+                <w:t xml:space="preserve"> the same routeID</w:t>
+              </w:r>
+            </w:ins>
           </w:p>
         </w:tc>
       </w:tr>
@@ -15607,7 +15662,7 @@
           </w:p>
         </w:tc>
       </w:tr>
-      <w:bookmarkEnd w:id="64"/>
+      <w:bookmarkEnd w:id="71"/>
     </w:tbl>
     <w:p>
       <w:pPr>
@@ -16037,7 +16092,7 @@
                 <w:color w:val="00558C"/>
               </w:rPr>
             </w:pPr>
-            <w:bookmarkStart w:id="69" w:name="_Hlk196460357"/>
+            <w:bookmarkStart w:id="82" w:name="_Hlk196460357"/>
             <w:r>
               <w:rPr>
                 <w:b/>
@@ -16326,7 +16381,7 @@
           </w:p>
         </w:tc>
       </w:tr>
-      <w:bookmarkEnd w:id="69"/>
+      <w:bookmarkEnd w:id="82"/>
     </w:tbl>
     <w:p>
       <w:pPr>
@@ -16672,7 +16727,7 @@
                 <w:color w:val="00558C"/>
               </w:rPr>
             </w:pPr>
-            <w:bookmarkStart w:id="70" w:name="_Hlk196460583"/>
+            <w:bookmarkStart w:id="83" w:name="_Hlk196460583"/>
             <w:r>
               <w:rPr>
                 <w:b/>
@@ -16990,7 +17045,7 @@
           </w:p>
         </w:tc>
       </w:tr>
-      <w:bookmarkEnd w:id="70"/>
+      <w:bookmarkEnd w:id="83"/>
     </w:tbl>
     <w:p>
       <w:pPr>
@@ -17219,17 +17274,17 @@
             <w:r>
               <w:t xml:space="preserve">The port or starboard </w:t>
             </w:r>
-            <w:ins w:id="71" w:author="Ramin Miraftabi" w:date="2026-07-07T11:35:00Z" w16du:dateUtc="2026-07-07T09:35:00Z">
+            <w:ins w:id="84" w:author="Ramin Miraftabi" w:date="2026-07-07T11:35:00Z" w16du:dateUtc="2026-07-07T09:35:00Z">
               <w:r>
                 <w:t>check li</w:t>
               </w:r>
             </w:ins>
-            <w:ins w:id="72" w:author="Ramin Miraftabi" w:date="2026-07-07T11:36:00Z" w16du:dateUtc="2026-07-07T09:36:00Z">
+            <w:ins w:id="85" w:author="Ramin Miraftabi" w:date="2026-07-07T11:36:00Z" w16du:dateUtc="2026-07-07T09:36:00Z">
               <w:r>
                 <w:t>mit</w:t>
               </w:r>
             </w:ins>
-            <w:del w:id="73" w:author="Ramin Miraftabi" w:date="2026-07-07T11:35:00Z" w16du:dateUtc="2026-07-07T09:35:00Z">
+            <w:del w:id="86" w:author="Ramin Miraftabi" w:date="2026-07-07T11:35:00Z" w16du:dateUtc="2026-07-07T09:35:00Z">
               <w:r>
                 <w:delText>CL</w:delText>
               </w:r>
@@ -18218,7 +18273,7 @@
           <w:lang w:val="en-US"/>
         </w:rPr>
       </w:pPr>
-      <w:bookmarkStart w:id="74" w:name="_Toc196502201"/>
+      <w:bookmarkStart w:id="87" w:name="_Toc196502201"/>
       <w:r>
         <w:rPr>
           <w:lang w:val="en-US"/>
@@ -18226,7 +18281,7 @@
         <w:lastRenderedPageBreak/>
         <w:t>Non-functional requirements</w:t>
       </w:r>
-      <w:bookmarkEnd w:id="74"/>
+      <w:bookmarkEnd w:id="87"/>
     </w:p>
     <w:tbl>
       <w:tblPr>
@@ -19340,14 +19395,14 @@
           <w:lang w:val="en-US"/>
         </w:rPr>
       </w:pPr>
-      <w:bookmarkStart w:id="75" w:name="_Toc196502202"/>
+      <w:bookmarkStart w:id="88" w:name="_Toc196502202"/>
       <w:r>
         <w:rPr>
           <w:lang w:val="en-US"/>
         </w:rPr>
         <w:t>Other constraints</w:t>
       </w:r>
-      <w:bookmarkEnd w:id="75"/>
+      <w:bookmarkEnd w:id="88"/>
     </w:p>
     <w:p>
       <w:pPr>
@@ -19364,14 +19419,14 @@
           <w:lang w:val="en-US"/>
         </w:rPr>
       </w:pPr>
-      <w:bookmarkStart w:id="76" w:name="_Toc196502203"/>
+      <w:bookmarkStart w:id="89" w:name="_Toc196502203"/>
       <w:r>
         <w:rPr>
           <w:lang w:val="en-US"/>
         </w:rPr>
         <w:t>Relevant Industrial Standards</w:t>
       </w:r>
-      <w:bookmarkEnd w:id="76"/>
+      <w:bookmarkEnd w:id="89"/>
     </w:p>
     <w:p>
       <w:pPr>
@@ -19430,7 +19485,7 @@
       <w:r>
         <w:t xml:space="preserve">IHO Universal Hydrographic Data Model </w:t>
       </w:r>
-      <w:hyperlink r:id="rId29" w:history="1">
+      <w:hyperlink r:id="rId26" w:history="1">
         <w:r>
           <w:rPr>
             <w:rStyle w:val="Hyperlink"/>
@@ -19513,7 +19568,7 @@
       <w:r>
         <w:t xml:space="preserve">International Association of Classification Societies </w:t>
       </w:r>
-      <w:hyperlink r:id="rId30" w:history="1">
+      <w:hyperlink r:id="rId27" w:history="1">
         <w:r>
           <w:rPr>
             <w:rStyle w:val="Hyperlink"/>
@@ -19547,7 +19602,7 @@
           <w:lang w:val="en-US"/>
         </w:rPr>
       </w:pPr>
-      <w:bookmarkStart w:id="77" w:name="_Toc196502204"/>
+      <w:bookmarkStart w:id="90" w:name="_Toc196502204"/>
       <w:r>
         <w:rPr>
           <w:lang w:val="en-US"/>
@@ -19555,7 +19610,7 @@
         <w:lastRenderedPageBreak/>
         <w:t>Operational nodes</w:t>
       </w:r>
-      <w:bookmarkEnd w:id="77"/>
+      <w:bookmarkEnd w:id="90"/>
     </w:p>
     <w:p>
       <w:pPr>
@@ -20101,12 +20156,12 @@
       <w:pPr>
         <w:pStyle w:val="Heading1"/>
       </w:pPr>
-      <w:bookmarkStart w:id="78" w:name="_Toc196502205"/>
+      <w:bookmarkStart w:id="91" w:name="_Toc196502205"/>
       <w:r>
         <w:lastRenderedPageBreak/>
         <w:t>Service Overview</w:t>
       </w:r>
-      <w:bookmarkEnd w:id="78"/>
+      <w:bookmarkEnd w:id="91"/>
     </w:p>
     <w:p>
       <w:pPr>
@@ -20123,7 +20178,7 @@
           <w:lang w:val="en-US"/>
         </w:rPr>
       </w:pPr>
-      <w:bookmarkStart w:id="79" w:name="_Toc196502206"/>
+      <w:bookmarkStart w:id="92" w:name="_Toc196502206"/>
       <w:r>
         <w:rPr>
           <w:lang w:val="en-US"/>
@@ -20136,7 +20191,7 @@
         </w:rPr>
         <w:t>operations</w:t>
       </w:r>
-      <w:bookmarkEnd w:id="79"/>
+      <w:bookmarkEnd w:id="92"/>
     </w:p>
     <w:p>
       <w:pPr>
@@ -20205,10 +20260,10 @@
         <w:tblLook w:val="04A0" w:firstRow="1" w:lastRow="0" w:firstColumn="1" w:lastColumn="0" w:noHBand="0" w:noVBand="1"/>
       </w:tblPr>
       <w:tblGrid>
-        <w:gridCol w:w="2434"/>
-        <w:gridCol w:w="4932"/>
-        <w:gridCol w:w="1134"/>
-        <w:gridCol w:w="1236"/>
+        <w:gridCol w:w="2420"/>
+        <w:gridCol w:w="4855"/>
+        <w:gridCol w:w="1132"/>
+        <w:gridCol w:w="1329"/>
       </w:tblGrid>
       <w:tr>
         <w:tc>
@@ -20335,33 +20390,46 @@
                 <w:lang w:val="en-US"/>
               </w:rPr>
             </w:pPr>
-            <w:r>
-              <w:rPr>
-                <w:b/>
-                <w:bCs/>
-                <w:color w:val="00558C"/>
-                <w:lang w:val="en-US"/>
-              </w:rPr>
-              <w:t>[</w:t>
-            </w:r>
-            <w:r>
-              <w:rPr>
-                <w:b/>
-                <w:bCs/>
-                <w:color w:val="00558C"/>
-                <w:lang w:val="en-US"/>
-              </w:rPr>
-              <w:t>Node X</w:t>
-            </w:r>
-            <w:r>
-              <w:rPr>
-                <w:b/>
-                <w:bCs/>
-                <w:color w:val="00558C"/>
-                <w:lang w:val="en-US"/>
-              </w:rPr>
-              <w:t>]</w:t>
-            </w:r>
+            <w:del w:id="93" w:author="Ramin Miraftabi" w:date="2026-07-07T15:47:00Z" w16du:dateUtc="2026-07-07T13:47:00Z">
+              <w:r>
+                <w:rPr>
+                  <w:b/>
+                  <w:bCs/>
+                  <w:color w:val="00558C"/>
+                  <w:lang w:val="en-US"/>
+                </w:rPr>
+                <w:delText>[</w:delText>
+              </w:r>
+              <w:r>
+                <w:rPr>
+                  <w:b/>
+                  <w:bCs/>
+                  <w:color w:val="00558C"/>
+                  <w:lang w:val="en-US"/>
+                </w:rPr>
+                <w:delText>Node X</w:delText>
+              </w:r>
+              <w:r>
+                <w:rPr>
+                  <w:b/>
+                  <w:bCs/>
+                  <w:color w:val="00558C"/>
+                  <w:lang w:val="en-US"/>
+                </w:rPr>
+                <w:delText>]</w:delText>
+              </w:r>
+            </w:del>
+            <w:ins w:id="94" w:author="Ramin Miraftabi" w:date="2026-07-07T15:47:00Z" w16du:dateUtc="2026-07-07T13:47:00Z">
+              <w:r>
+                <w:rPr>
+                  <w:b/>
+                  <w:bCs/>
+                  <w:color w:val="00558C"/>
+                  <w:lang w:val="en-US"/>
+                </w:rPr>
+                <w:t>Service</w:t>
+              </w:r>
+            </w:ins>
           </w:p>
         </w:tc>
         <w:tc>
@@ -20379,33 +20447,46 @@
                 <w:lang w:val="en-US"/>
               </w:rPr>
             </w:pPr>
-            <w:r>
-              <w:rPr>
-                <w:b/>
-                <w:bCs/>
-                <w:color w:val="00558C"/>
-                <w:lang w:val="en-US"/>
-              </w:rPr>
-              <w:t>[</w:t>
-            </w:r>
-            <w:r>
-              <w:rPr>
-                <w:b/>
-                <w:bCs/>
-                <w:color w:val="00558C"/>
-                <w:lang w:val="en-US"/>
-              </w:rPr>
-              <w:t>Node Y</w:t>
-            </w:r>
-            <w:r>
-              <w:rPr>
-                <w:b/>
-                <w:bCs/>
-                <w:color w:val="00558C"/>
-                <w:lang w:val="en-US"/>
-              </w:rPr>
-              <w:t>]</w:t>
-            </w:r>
+            <w:del w:id="95" w:author="Ramin Miraftabi" w:date="2026-07-07T15:47:00Z" w16du:dateUtc="2026-07-07T13:47:00Z">
+              <w:r>
+                <w:rPr>
+                  <w:b/>
+                  <w:bCs/>
+                  <w:color w:val="00558C"/>
+                  <w:lang w:val="en-US"/>
+                </w:rPr>
+                <w:delText>[</w:delText>
+              </w:r>
+              <w:r>
+                <w:rPr>
+                  <w:b/>
+                  <w:bCs/>
+                  <w:color w:val="00558C"/>
+                  <w:lang w:val="en-US"/>
+                </w:rPr>
+                <w:delText>Node Y</w:delText>
+              </w:r>
+              <w:r>
+                <w:rPr>
+                  <w:b/>
+                  <w:bCs/>
+                  <w:color w:val="00558C"/>
+                  <w:lang w:val="en-US"/>
+                </w:rPr>
+                <w:delText>]</w:delText>
+              </w:r>
+            </w:del>
+            <w:ins w:id="96" w:author="Ramin Miraftabi" w:date="2026-07-07T15:47:00Z" w16du:dateUtc="2026-07-07T13:47:00Z">
+              <w:r>
+                <w:rPr>
+                  <w:b/>
+                  <w:bCs/>
+                  <w:color w:val="00558C"/>
+                  <w:lang w:val="en-US"/>
+                </w:rPr>
+                <w:t>Consumer</w:t>
+              </w:r>
+            </w:ins>
           </w:p>
         </w:tc>
       </w:tr>
@@ -21268,14 +21349,14 @@
           <w:lang w:val="en-US"/>
         </w:rPr>
       </w:pPr>
-      <w:bookmarkStart w:id="80" w:name="_Toc196502207"/>
+      <w:bookmarkStart w:id="97" w:name="_Toc196502207"/>
       <w:r>
         <w:rPr>
           <w:lang w:val="en-US"/>
         </w:rPr>
         <w:t>Search Service Registry</w:t>
       </w:r>
-      <w:bookmarkEnd w:id="80"/>
+      <w:bookmarkEnd w:id="97"/>
     </w:p>
     <w:p>
       <w:pPr>
@@ -21393,6 +21474,7 @@
         <w:rPr>
           <w:lang w:val="en-US"/>
         </w:rPr>
+        <w:lastRenderedPageBreak/>
         <w:t>The technical service design MRN and version number that the service implements.</w:t>
       </w:r>
     </w:p>
@@ -21407,7 +21489,6 @@
         <w:rPr>
           <w:lang w:val="en-US"/>
         </w:rPr>
-        <w:lastRenderedPageBreak/>
         <w:t>The MR</w:t>
       </w:r>
       <w:r>
@@ -21445,14 +21526,14 @@
           <w:lang w:val="en-US"/>
         </w:rPr>
       </w:pPr>
-      <w:bookmarkStart w:id="81" w:name="_Toc196502208"/>
+      <w:bookmarkStart w:id="98" w:name="_Toc196502208"/>
       <w:r>
         <w:rPr>
           <w:lang w:val="en-US"/>
         </w:rPr>
         <w:t>Service registry updates</w:t>
       </w:r>
-      <w:bookmarkEnd w:id="81"/>
+      <w:bookmarkEnd w:id="98"/>
     </w:p>
     <w:p>
       <w:pPr>
@@ -21503,14 +21584,14 @@
           <w:lang w:val="en-US"/>
         </w:rPr>
       </w:pPr>
-      <w:bookmarkStart w:id="82" w:name="_Toc196502209"/>
+      <w:bookmarkStart w:id="99" w:name="_Toc196502209"/>
       <w:r>
         <w:rPr>
           <w:lang w:val="en-US"/>
         </w:rPr>
         <w:t>System status</w:t>
       </w:r>
-      <w:bookmarkEnd w:id="82"/>
+      <w:bookmarkEnd w:id="99"/>
     </w:p>
     <w:p>
       <w:pPr>
@@ -21534,14 +21615,14 @@
           <w:lang w:val="en-US"/>
         </w:rPr>
       </w:pPr>
-      <w:bookmarkStart w:id="83" w:name="_Toc196502210"/>
+      <w:bookmarkStart w:id="100" w:name="_Toc196502210"/>
       <w:r>
         <w:rPr>
           <w:lang w:val="en-US"/>
         </w:rPr>
         <w:t>Send and receive acknowledgment</w:t>
       </w:r>
-      <w:bookmarkEnd w:id="83"/>
+      <w:bookmarkEnd w:id="100"/>
     </w:p>
     <w:p>
       <w:pPr>
@@ -21605,14 +21686,14 @@
           <w:lang w:val="en-US"/>
         </w:rPr>
       </w:pPr>
-      <w:bookmarkStart w:id="84" w:name="_Toc196502211"/>
+      <w:bookmarkStart w:id="101" w:name="_Toc196502211"/>
       <w:r>
         <w:rPr>
           <w:lang w:val="en-US"/>
         </w:rPr>
         <w:t>Send route</w:t>
       </w:r>
-      <w:bookmarkEnd w:id="84"/>
+      <w:bookmarkEnd w:id="101"/>
     </w:p>
     <w:p>
       <w:pPr>
@@ -21635,14 +21716,14 @@
           <w:lang w:val="en-US"/>
         </w:rPr>
       </w:pPr>
-      <w:bookmarkStart w:id="85" w:name="_Toc196502212"/>
+      <w:bookmarkStart w:id="102" w:name="_Toc196502212"/>
       <w:r>
         <w:rPr>
           <w:lang w:val="en-US"/>
         </w:rPr>
         <w:t>Receive route</w:t>
       </w:r>
-      <w:bookmarkEnd w:id="85"/>
+      <w:bookmarkEnd w:id="102"/>
     </w:p>
     <w:p>
       <w:pPr>
@@ -21722,14 +21803,15 @@
           <w:lang w:val="en-US"/>
         </w:rPr>
       </w:pPr>
-      <w:bookmarkStart w:id="86" w:name="_Toc196502213"/>
-      <w:r>
-        <w:rPr>
-          <w:lang w:val="en-US"/>
-        </w:rPr>
+      <w:bookmarkStart w:id="103" w:name="_Toc196502213"/>
+      <w:r>
+        <w:rPr>
+          <w:lang w:val="en-US"/>
+        </w:rPr>
+        <w:lastRenderedPageBreak/>
         <w:t>Subscribe to changes</w:t>
       </w:r>
-      <w:bookmarkEnd w:id="86"/>
+      <w:bookmarkEnd w:id="103"/>
     </w:p>
     <w:p>
       <w:pPr>
@@ -21752,15 +21834,308 @@
           <w:lang w:val="en-US"/>
         </w:rPr>
       </w:pPr>
-      <w:bookmarkStart w:id="87" w:name="_Toc196502214"/>
+      <w:bookmarkStart w:id="104" w:name="_Toc196502214"/>
+      <w:r>
+        <w:rPr>
+          <w:lang w:val="en-US"/>
+        </w:rPr>
+        <w:t>Route requests</w:t>
+      </w:r>
+      <w:bookmarkEnd w:id="104"/>
+    </w:p>
+    <w:p>
+      <w:pPr>
+        <w:pStyle w:val="BodyText"/>
+        <w:rPr>
+          <w:lang w:val="en-US"/>
+        </w:rPr>
+      </w:pPr>
+      <w:r>
+        <w:rPr>
+          <w:lang w:val="en-US"/>
+        </w:rPr>
+        <w:t xml:space="preserve">When requesting a route it can either be done as a search with search parameters or target a single known route based on some reference to the route. The search parameters may include a validity period, route reference, geometry or UN/Locode. </w:t>
+      </w:r>
+    </w:p>
+    <w:p>
+      <w:pPr>
+        <w:pStyle w:val="BodyText"/>
+        <w:rPr>
+          <w:lang w:val="en-US"/>
+        </w:rPr>
+      </w:pPr>
+      <w:r>
+        <w:rPr>
+          <w:lang w:val="en-US"/>
+        </w:rPr>
+        <w:t>The consumer must be able to either search for full routes or search for a list of route references and retrieve routes one at a time based on the references. The service is not required to support incoming route requests from the consumer.</w:t>
+      </w:r>
+    </w:p>
+    <w:p>
+      <w:pPr>
+        <w:pStyle w:val="BodyText"/>
+        <w:rPr>
+          <w:lang w:val="en-US"/>
+        </w:rPr>
+      </w:pPr>
+      <w:r>
+        <w:rPr>
+          <w:lang w:val="en-US"/>
+        </w:rPr>
+        <w:t xml:space="preserve">The consumer </w:t>
+      </w:r>
+      <w:r>
+        <w:rPr>
+          <w:lang w:val="en-US"/>
+        </w:rPr>
+        <w:t>may</w:t>
+      </w:r>
+      <w:r>
+        <w:rPr>
+          <w:lang w:val="en-US"/>
+        </w:rPr>
+        <w:t xml:space="preserve"> support requests for a route without any search parameters or with a geometry parameter. When a request is received without any parameters the route under monitoring should be returned without an increase to the edition number. If the geometry parameter is present, the monitored route should be returned only if the search geometry and the route geometry intersect.</w:t>
+      </w:r>
+    </w:p>
+    <w:p>
+      <w:pPr>
+        <w:pStyle w:val="Heading3"/>
+        <w:rPr>
+          <w:lang w:val="en-US"/>
+        </w:rPr>
+      </w:pPr>
+      <w:bookmarkStart w:id="105" w:name="_Toc196502215"/>
+      <w:r>
+        <w:rPr>
+          <w:lang w:val="en-US"/>
+        </w:rPr>
+        <w:t>Discovering service functionality</w:t>
+      </w:r>
+      <w:bookmarkEnd w:id="105"/>
+    </w:p>
+    <w:p>
+      <w:pPr>
+        <w:pStyle w:val="BodyText"/>
+        <w:rPr>
+          <w:lang w:val="en-US"/>
+        </w:rPr>
+      </w:pPr>
+      <w:r>
+        <w:rPr>
+          <w:lang w:val="en-US"/>
+        </w:rPr>
+        <w:t xml:space="preserve">The </w:t>
+      </w:r>
+      <w:r>
+        <w:rPr>
+          <w:lang w:val="en-US"/>
+        </w:rPr>
+        <w:t xml:space="preserve">service and </w:t>
+      </w:r>
+      <w:r>
+        <w:rPr>
+          <w:lang w:val="en-US"/>
+        </w:rPr>
+        <w:t xml:space="preserve">consumer must have the ability to discover all of the interfaces provided by the service. The service </w:t>
+      </w:r>
+      <w:r>
+        <w:rPr>
+          <w:lang w:val="en-US"/>
+        </w:rPr>
+        <w:t xml:space="preserve">and consumer </w:t>
+      </w:r>
+      <w:r>
+        <w:rPr>
+          <w:lang w:val="en-US"/>
+        </w:rPr>
+        <w:t>must provide an interface that supports the discovery of available functionality.</w:t>
+      </w:r>
+    </w:p>
+    <w:p>
+      <w:pPr>
+        <w:pStyle w:val="Heading2"/>
+        <w:rPr>
+          <w:lang w:val="en-US"/>
+        </w:rPr>
+      </w:pPr>
+      <w:bookmarkStart w:id="106" w:name="_Toc196502216"/>
+      <w:r>
+        <w:rPr>
+          <w:lang w:val="en-US"/>
+        </w:rPr>
+        <w:t>Logical parameters</w:t>
+      </w:r>
+      <w:bookmarkEnd w:id="106"/>
+    </w:p>
+    <w:p>
+      <w:pPr>
+        <w:pStyle w:val="Heading2separationline"/>
+        <w:rPr>
+          <w:lang w:val="en-US"/>
+        </w:rPr>
+      </w:pPr>
+    </w:p>
+    <w:p>
+      <w:pPr>
+        <w:rPr>
+          <w:lang w:val="en-US"/>
+        </w:rPr>
+      </w:pPr>
+      <w:r>
+        <w:rPr>
+          <w:lang w:val="en-US"/>
+        </w:rPr>
+        <w:t>Here we will cover the abstract logical parameters that are common for multiple interfaces. Actual parameter structures, response structures or error handling is not specified. These will be defined in more detail in the technical design documents</w:t>
+      </w:r>
+      <w:r>
+        <w:rPr>
+          <w:lang w:val="en-US"/>
+        </w:rPr>
+        <w:t>.</w:t>
+      </w:r>
+    </w:p>
+    <w:p>
+      <w:pPr>
+        <w:pStyle w:val="Heading3"/>
+        <w:rPr>
+          <w:lang w:val="en-US"/>
+        </w:rPr>
+      </w:pPr>
+      <w:bookmarkStart w:id="107" w:name="_Ref196501451"/>
+      <w:bookmarkStart w:id="108" w:name="_Toc196502217"/>
+      <w:r>
+        <w:rPr>
+          <w:lang w:val="en-US"/>
+        </w:rPr>
+        <w:t>Callback</w:t>
+      </w:r>
+      <w:bookmarkEnd w:id="107"/>
+      <w:bookmarkEnd w:id="108"/>
+    </w:p>
+    <w:p>
+      <w:pPr>
+        <w:pStyle w:val="BodyText"/>
+        <w:rPr>
+          <w:lang w:val="en-US"/>
+        </w:rPr>
+      </w:pPr>
+      <w:r>
+        <w:rPr>
+          <w:lang w:val="en-US"/>
+        </w:rPr>
+        <w:t>For most operations initiated by the consumer a callback parameter is expected that defines how or where the service may respond to the consumer. This parameter is not required, but if it is not present, the consumer must be available in a service registry for discovery (see 4.1.1). The actual method of the callback depends on the service design.</w:t>
+      </w:r>
+    </w:p>
+    <w:p>
+      <w:pPr>
+        <w:pStyle w:val="Heading3"/>
+        <w:rPr>
+          <w:lang w:val="en-US"/>
+        </w:rPr>
+      </w:pPr>
+      <w:bookmarkStart w:id="109" w:name="_Toc196502218"/>
+      <w:r>
+        <w:rPr>
+          <w:lang w:val="en-US"/>
+        </w:rPr>
+        <w:t>Geometry</w:t>
+      </w:r>
+      <w:bookmarkEnd w:id="109"/>
+    </w:p>
+    <w:p>
+      <w:pPr>
+        <w:pStyle w:val="BodyText"/>
+        <w:rPr>
+          <w:lang w:val="en-US"/>
+        </w:rPr>
+      </w:pPr>
+      <w:r>
+        <w:rPr>
+          <w:lang w:val="en-US"/>
+        </w:rPr>
+        <w:t>When sharing geometries as a search parameter the geometry may either be an actual representation of the route with all waypoints and legs represented or a simplified representation of the geometry that can be any of the following (non-inclusive)</w:t>
+      </w:r>
+    </w:p>
+    <w:p>
+      <w:pPr>
+        <w:pStyle w:val="Bullet1"/>
+        <w:rPr>
+          <w:lang w:val="en-US"/>
+        </w:rPr>
+      </w:pPr>
+      <w:r>
+        <w:rPr>
+          <w:lang w:val="en-US"/>
+        </w:rPr>
+        <w:t>List of waypoint coordinates</w:t>
+      </w:r>
+    </w:p>
+    <w:p>
+      <w:pPr>
+        <w:pStyle w:val="Bullet1"/>
+        <w:rPr>
+          <w:lang w:val="en-US"/>
+        </w:rPr>
+      </w:pPr>
+      <w:r>
+        <w:rPr>
+          <w:lang w:val="en-US"/>
+        </w:rPr>
+        <w:t>A simplified polygon of the route</w:t>
+      </w:r>
+    </w:p>
+    <w:p>
+      <w:pPr>
+        <w:pStyle w:val="Bullet1"/>
+        <w:rPr>
+          <w:lang w:val="en-US"/>
+        </w:rPr>
+      </w:pPr>
+      <w:r>
+        <w:rPr>
+          <w:lang w:val="en-US"/>
+        </w:rPr>
+        <w:t>A simplified version of the route</w:t>
+      </w:r>
+    </w:p>
+    <w:p>
+      <w:pPr>
+        <w:pStyle w:val="BodyText"/>
+        <w:rPr>
+          <w:lang w:val="en-US"/>
+        </w:rPr>
+      </w:pPr>
+    </w:p>
+    <w:p>
+      <w:pPr>
+        <w:pStyle w:val="BodyText"/>
+        <w:rPr>
+          <w:lang w:val="en-US"/>
+        </w:rPr>
+      </w:pPr>
+      <w:r>
+        <w:rPr>
+          <w:lang w:val="en-US"/>
+        </w:rPr>
+        <w:t>Any padding that is needed for the geometry when creating the geometry (e.g. for searches of services along a route) must be added by the creator of the query. Recipients can use the incoming geometry as is.</w:t>
+      </w:r>
+    </w:p>
+    <w:p>
+      <w:pPr>
+        <w:pStyle w:val="Heading3"/>
+        <w:rPr>
+          <w:lang w:val="en-US"/>
+        </w:rPr>
+      </w:pPr>
+      <w:bookmarkStart w:id="110" w:name="_Toc196502219"/>
       <w:r>
         <w:rPr>
           <w:lang w:val="en-US"/>
         </w:rPr>
         <w:lastRenderedPageBreak/>
-        <w:t>Route requests</w:t>
-      </w:r>
-      <w:bookmarkEnd w:id="87"/>
+        <w:t>Route</w:t>
+      </w:r>
+      <w:bookmarkEnd w:id="110"/>
     </w:p>
     <w:p>
       <w:pPr>
@@ -21773,7 +22148,7 @@
         <w:rPr>
           <w:lang w:val="en-US"/>
         </w:rPr>
-        <w:t xml:space="preserve">When requesting a route it can either be done as a search with search parameters or target a single known route based on some reference to the route. The search parameters may include a validity period, route reference, geometry or UN/Locode. </w:t>
+        <w:t>When shared by any actor, a route must always be a valid S-421 document.</w:t>
       </w:r>
     </w:p>
     <w:p>
@@ -21787,8 +22162,26 @@
         <w:rPr>
           <w:lang w:val="en-US"/>
         </w:rPr>
-        <w:t>The consumer must be able to either search for full routes or search for a list of route references and retrieve routes one at a time based on the references. The service is not required to support incoming route requests from the consumer.</w:t>
-      </w:r>
+        <w:t>Additionally, the route must also include the data required by RESF007, RESF008 or RESF011 as applicable.</w:t>
+      </w:r>
+    </w:p>
+    <w:p>
+      <w:pPr>
+        <w:pStyle w:val="Heading3"/>
+        <w:rPr>
+          <w:lang w:val="en-US"/>
+        </w:rPr>
+      </w:pPr>
+      <w:bookmarkStart w:id="111" w:name="_Ref196501493"/>
+      <w:bookmarkStart w:id="112" w:name="_Toc196502220"/>
+      <w:r>
+        <w:rPr>
+          <w:lang w:val="en-US"/>
+        </w:rPr>
+        <w:t>Message identifier</w:t>
+      </w:r>
+      <w:bookmarkEnd w:id="111"/>
+      <w:bookmarkEnd w:id="112"/>
     </w:p>
     <w:p>
       <w:pPr>
@@ -21801,19 +22194,7 @@
         <w:rPr>
           <w:lang w:val="en-US"/>
         </w:rPr>
-        <w:t xml:space="preserve">The consumer </w:t>
-      </w:r>
-      <w:r>
-        <w:rPr>
-          <w:lang w:val="en-US"/>
-        </w:rPr>
-        <w:t>may</w:t>
-      </w:r>
-      <w:r>
-        <w:rPr>
-          <w:lang w:val="en-US"/>
-        </w:rPr>
-        <w:t xml:space="preserve"> support requests for a route without any search parameters or with a geometry parameter. When a request is received without any parameters the route under monitoring should be returned without an increase to the edition number. If the geometry parameter is present, the monitored route should be returned only if the search geometry and the route geometry intersect.</w:t>
+        <w:t>In all operations where an acknowledgment is requested, a unique identifier of the message must be present that the acknowledgment can refer to. This is typically referred to as a transaction identifier, correlation id and so on.</w:t>
       </w:r>
     </w:p>
     <w:p>
@@ -21823,14 +22204,14 @@
           <w:lang w:val="en-US"/>
         </w:rPr>
       </w:pPr>
-      <w:bookmarkStart w:id="88" w:name="_Toc196502215"/>
-      <w:r>
-        <w:rPr>
-          <w:lang w:val="en-US"/>
-        </w:rPr>
-        <w:t>Discovering service functionality</w:t>
-      </w:r>
-      <w:bookmarkEnd w:id="88"/>
+      <w:bookmarkStart w:id="113" w:name="_Toc196502221"/>
+      <w:r>
+        <w:rPr>
+          <w:lang w:val="en-US"/>
+        </w:rPr>
+        <w:t>Service discovery</w:t>
+      </w:r>
+      <w:bookmarkEnd w:id="113"/>
     </w:p>
     <w:p>
       <w:pPr>
@@ -21843,93 +22224,8 @@
         <w:rPr>
           <w:lang w:val="en-US"/>
         </w:rPr>
-        <w:t xml:space="preserve">The </w:t>
-      </w:r>
-      <w:r>
-        <w:rPr>
-          <w:lang w:val="en-US"/>
-        </w:rPr>
-        <w:t xml:space="preserve">service and </w:t>
-      </w:r>
-      <w:r>
-        <w:rPr>
-          <w:lang w:val="en-US"/>
-        </w:rPr>
-        <w:t xml:space="preserve">consumer must have the ability to discover all of the interfaces provided by the service. The service </w:t>
-      </w:r>
-      <w:r>
-        <w:rPr>
-          <w:lang w:val="en-US"/>
-        </w:rPr>
-        <w:t xml:space="preserve">and consumer </w:t>
-      </w:r>
-      <w:r>
-        <w:rPr>
-          <w:lang w:val="en-US"/>
-        </w:rPr>
-        <w:t>must provide an interface that supports the discovery of available functionality.</w:t>
-      </w:r>
-    </w:p>
-    <w:p>
-      <w:pPr>
-        <w:pStyle w:val="Heading2"/>
-        <w:rPr>
-          <w:lang w:val="en-US"/>
-        </w:rPr>
-      </w:pPr>
-      <w:bookmarkStart w:id="89" w:name="_Toc196502216"/>
-      <w:r>
-        <w:rPr>
-          <w:lang w:val="en-US"/>
-        </w:rPr>
-        <w:t>Logical parameters</w:t>
-      </w:r>
-      <w:bookmarkEnd w:id="89"/>
-    </w:p>
-    <w:p>
-      <w:pPr>
-        <w:pStyle w:val="Heading2separationline"/>
-        <w:rPr>
-          <w:lang w:val="en-US"/>
-        </w:rPr>
-      </w:pPr>
-    </w:p>
-    <w:p>
-      <w:pPr>
-        <w:rPr>
-          <w:lang w:val="en-US"/>
-        </w:rPr>
-      </w:pPr>
-      <w:r>
-        <w:rPr>
-          <w:lang w:val="en-US"/>
-        </w:rPr>
-        <w:t>Here we will cover the abstract logical parameters that are common for multiple interfaces. Actual parameter structures, response structures or error handling is not specified. These will be defined in more detail in the technical design documents</w:t>
-      </w:r>
-      <w:r>
-        <w:rPr>
-          <w:lang w:val="en-US"/>
-        </w:rPr>
-        <w:t>.</w:t>
-      </w:r>
-    </w:p>
-    <w:p>
-      <w:pPr>
-        <w:pStyle w:val="Heading3"/>
-        <w:rPr>
-          <w:lang w:val="en-US"/>
-        </w:rPr>
-      </w:pPr>
-      <w:bookmarkStart w:id="90" w:name="_Ref196501451"/>
-      <w:bookmarkStart w:id="91" w:name="_Toc196502217"/>
-      <w:r>
-        <w:rPr>
-          <w:lang w:val="en-US"/>
-        </w:rPr>
-        <w:t>Callback</w:t>
-      </w:r>
-      <w:bookmarkEnd w:id="90"/>
-      <w:bookmarkEnd w:id="91"/>
+        <w:t>The typical parameters used in service discovery are defined in 4.1.1. It is important to note that searching for multiple versions of a service design that can be used is possible to ensure that the search returns all compatible versions and not just a single version.</w:t>
+      </w:r>
     </w:p>
     <w:p>
       <w:pPr>
@@ -21942,221 +22238,6 @@
         <w:rPr>
           <w:lang w:val="en-US"/>
         </w:rPr>
-        <w:t>For most operations initiated by the consumer a callback parameter is expected that defines how or where the service may respond to the consumer. This parameter is not required, but if it is not present, the consumer must be available in a service registry for discovery (see 4.1.1). The actual method of the callback depends on the service design.</w:t>
-      </w:r>
-    </w:p>
-    <w:p>
-      <w:pPr>
-        <w:pStyle w:val="Heading3"/>
-        <w:rPr>
-          <w:lang w:val="en-US"/>
-        </w:rPr>
-      </w:pPr>
-      <w:bookmarkStart w:id="92" w:name="_Toc196502218"/>
-      <w:r>
-        <w:rPr>
-          <w:lang w:val="en-US"/>
-        </w:rPr>
-        <w:t>Geometry</w:t>
-      </w:r>
-      <w:bookmarkEnd w:id="92"/>
-    </w:p>
-    <w:p>
-      <w:pPr>
-        <w:pStyle w:val="BodyText"/>
-        <w:rPr>
-          <w:lang w:val="en-US"/>
-        </w:rPr>
-      </w:pPr>
-      <w:r>
-        <w:rPr>
-          <w:lang w:val="en-US"/>
-        </w:rPr>
-        <w:t>When sharing geometries as a search parameter the geometry may either be an actual representation of the route with all waypoints and legs represented or a simplified representation of the geometry that can be any of the following (non-inclusive)</w:t>
-      </w:r>
-    </w:p>
-    <w:p>
-      <w:pPr>
-        <w:pStyle w:val="Bullet1"/>
-        <w:rPr>
-          <w:lang w:val="en-US"/>
-        </w:rPr>
-      </w:pPr>
-      <w:r>
-        <w:rPr>
-          <w:lang w:val="en-US"/>
-        </w:rPr>
-        <w:t>List of waypoint coordinates</w:t>
-      </w:r>
-    </w:p>
-    <w:p>
-      <w:pPr>
-        <w:pStyle w:val="Bullet1"/>
-        <w:rPr>
-          <w:lang w:val="en-US"/>
-        </w:rPr>
-      </w:pPr>
-      <w:r>
-        <w:rPr>
-          <w:lang w:val="en-US"/>
-        </w:rPr>
-        <w:t>A simplified polygon of the route</w:t>
-      </w:r>
-    </w:p>
-    <w:p>
-      <w:pPr>
-        <w:pStyle w:val="Bullet1"/>
-        <w:rPr>
-          <w:lang w:val="en-US"/>
-        </w:rPr>
-      </w:pPr>
-      <w:r>
-        <w:rPr>
-          <w:lang w:val="en-US"/>
-        </w:rPr>
-        <w:t>A simplified version of the route</w:t>
-      </w:r>
-    </w:p>
-    <w:p>
-      <w:pPr>
-        <w:pStyle w:val="BodyText"/>
-        <w:rPr>
-          <w:lang w:val="en-US"/>
-        </w:rPr>
-      </w:pPr>
-    </w:p>
-    <w:p>
-      <w:pPr>
-        <w:pStyle w:val="BodyText"/>
-        <w:rPr>
-          <w:lang w:val="en-US"/>
-        </w:rPr>
-      </w:pPr>
-      <w:r>
-        <w:rPr>
-          <w:lang w:val="en-US"/>
-        </w:rPr>
-        <w:t>Any padding that is needed for the geometry when creating the geometry (e.g. for searches of services along a route) must be added by the creator of the query. Recipients can use the incoming geometry as is.</w:t>
-      </w:r>
-    </w:p>
-    <w:p>
-      <w:pPr>
-        <w:pStyle w:val="Heading3"/>
-        <w:rPr>
-          <w:lang w:val="en-US"/>
-        </w:rPr>
-      </w:pPr>
-      <w:bookmarkStart w:id="93" w:name="_Toc196502219"/>
-      <w:r>
-        <w:rPr>
-          <w:lang w:val="en-US"/>
-        </w:rPr>
-        <w:t>Route</w:t>
-      </w:r>
-      <w:bookmarkEnd w:id="93"/>
-    </w:p>
-    <w:p>
-      <w:pPr>
-        <w:pStyle w:val="BodyText"/>
-        <w:rPr>
-          <w:lang w:val="en-US"/>
-        </w:rPr>
-      </w:pPr>
-      <w:r>
-        <w:rPr>
-          <w:lang w:val="en-US"/>
-        </w:rPr>
-        <w:t>When shared by any actor, a route must always be a valid S-421 document.</w:t>
-      </w:r>
-    </w:p>
-    <w:p>
-      <w:pPr>
-        <w:pStyle w:val="BodyText"/>
-        <w:rPr>
-          <w:lang w:val="en-US"/>
-        </w:rPr>
-      </w:pPr>
-      <w:r>
-        <w:rPr>
-          <w:lang w:val="en-US"/>
-        </w:rPr>
-        <w:t>Additionally, the route must also include the data required by RESF007, RESF008 or RESF011 as applicable.</w:t>
-      </w:r>
-    </w:p>
-    <w:p>
-      <w:pPr>
-        <w:pStyle w:val="Heading3"/>
-        <w:rPr>
-          <w:lang w:val="en-US"/>
-        </w:rPr>
-      </w:pPr>
-      <w:bookmarkStart w:id="94" w:name="_Ref196501493"/>
-      <w:bookmarkStart w:id="95" w:name="_Toc196502220"/>
-      <w:r>
-        <w:rPr>
-          <w:lang w:val="en-US"/>
-        </w:rPr>
-        <w:lastRenderedPageBreak/>
-        <w:t>Message identifier</w:t>
-      </w:r>
-      <w:bookmarkEnd w:id="94"/>
-      <w:bookmarkEnd w:id="95"/>
-    </w:p>
-    <w:p>
-      <w:pPr>
-        <w:pStyle w:val="BodyText"/>
-        <w:rPr>
-          <w:lang w:val="en-US"/>
-        </w:rPr>
-      </w:pPr>
-      <w:r>
-        <w:rPr>
-          <w:lang w:val="en-US"/>
-        </w:rPr>
-        <w:t>In all operations where an acknowledgment is requested, a unique identifier of the message must be present that the acknowledgment can refer to. This is typically referred to as a transaction identifier, correlation id and so on.</w:t>
-      </w:r>
-    </w:p>
-    <w:p>
-      <w:pPr>
-        <w:pStyle w:val="Heading3"/>
-        <w:rPr>
-          <w:lang w:val="en-US"/>
-        </w:rPr>
-      </w:pPr>
-      <w:bookmarkStart w:id="96" w:name="_Toc196502221"/>
-      <w:r>
-        <w:rPr>
-          <w:lang w:val="en-US"/>
-        </w:rPr>
-        <w:t>Service discovery</w:t>
-      </w:r>
-      <w:bookmarkEnd w:id="96"/>
-    </w:p>
-    <w:p>
-      <w:pPr>
-        <w:pStyle w:val="BodyText"/>
-        <w:rPr>
-          <w:lang w:val="en-US"/>
-        </w:rPr>
-      </w:pPr>
-      <w:r>
-        <w:rPr>
-          <w:lang w:val="en-US"/>
-        </w:rPr>
-        <w:t>The typical parameters used in service discovery are defined in 4.1.1. It is important to note that searching for multiple versions of a service design that can be used is possible to ensure that the search returns all compatible versions and not just a single version.</w:t>
-      </w:r>
-    </w:p>
-    <w:p>
-      <w:pPr>
-        <w:pStyle w:val="BodyText"/>
-        <w:rPr>
-          <w:lang w:val="en-US"/>
-        </w:rPr>
-      </w:pPr>
-      <w:r>
-        <w:rPr>
-          <w:lang w:val="en-US"/>
-        </w:rPr>
         <w:t>It is also important to note that from a service discovery point of view the version of the actual implementation should not have any significance.</w:t>
       </w:r>
     </w:p>
@@ -22164,12 +22245,12 @@
       <w:pPr>
         <w:pStyle w:val="Heading1"/>
       </w:pPr>
-      <w:bookmarkStart w:id="97" w:name="_Toc196502222"/>
+      <w:bookmarkStart w:id="114" w:name="_Toc196502222"/>
       <w:r>
         <w:lastRenderedPageBreak/>
         <w:t>Service Data Model</w:t>
       </w:r>
-      <w:bookmarkEnd w:id="97"/>
+      <w:bookmarkEnd w:id="114"/>
     </w:p>
     <w:p>
       <w:pPr>
@@ -22236,7 +22317,7 @@
                     <pic:cNvPicPr/>
                   </pic:nvPicPr>
                   <pic:blipFill>
-                    <a:blip r:embed="rId31" cstate="print">
+                    <a:blip r:embed="rId28" cstate="print">
                       <a:extLst>
                         <a:ext uri="{28A0092B-C50C-407E-A947-70E740481C1C}">
                           <a14:useLocalDpi xmlns:a14="http://schemas.microsoft.com/office/drawing/2010/main" val="0"/>
@@ -22267,7 +22348,7 @@
       <w:pPr>
         <w:pStyle w:val="Caption"/>
       </w:pPr>
-      <w:bookmarkStart w:id="98" w:name="_Toc196500262"/>
+      <w:bookmarkStart w:id="115" w:name="_Toc196500262"/>
       <w:r>
         <w:t xml:space="preserve">Figure </w:t>
       </w:r>
@@ -22282,7 +22363,7 @@
       <w:r>
         <w:t xml:space="preserve"> Abstract object model of the route plan data</w:t>
       </w:r>
-      <w:bookmarkEnd w:id="98"/>
+      <w:bookmarkEnd w:id="115"/>
     </w:p>
     <w:p>
       <w:pPr>
@@ -22311,14 +22392,14 @@
           <w:lang w:val="en-US"/>
         </w:rPr>
       </w:pPr>
-      <w:bookmarkStart w:id="99" w:name="_Toc196502223"/>
+      <w:bookmarkStart w:id="116" w:name="_Toc196502223"/>
       <w:r>
         <w:rPr>
           <w:lang w:val="en-US"/>
         </w:rPr>
         <w:t>Container type</w:t>
       </w:r>
-      <w:bookmarkEnd w:id="99"/>
+      <w:bookmarkEnd w:id="116"/>
     </w:p>
     <w:p>
       <w:pPr>
@@ -22346,7 +22427,7 @@
       <w:pPr>
         <w:pStyle w:val="BodyText"/>
         <w:rPr>
-          <w:ins w:id="100" w:author="Ramin Miraftabi" w:date="2026-03-02T14:13:00Z" w16du:dateUtc="2026-03-02T13:13:00Z"/>
+          <w:ins w:id="117" w:author="Ramin Miraftabi" w:date="2026-03-02T14:13:00Z" w16du:dateUtc="2026-03-02T13:13:00Z"/>
           <w:lang w:val="en-US"/>
         </w:rPr>
       </w:pPr>
@@ -22371,7 +22452,7 @@
           <w:lang w:val="en-US"/>
         </w:rPr>
       </w:pPr>
-      <w:ins w:id="101" w:author="Ramin Miraftabi" w:date="2026-03-02T14:13:00Z" w16du:dateUtc="2026-03-02T13:13:00Z">
+      <w:ins w:id="118" w:author="Ramin Miraftabi" w:date="2026-03-02T14:13:00Z" w16du:dateUtc="2026-03-02T13:13:00Z">
         <w:r>
           <w:rPr>
             <w:lang w:val="en-US"/>
@@ -22387,14 +22468,14 @@
           <w:lang w:val="en-US"/>
         </w:rPr>
       </w:pPr>
-      <w:bookmarkStart w:id="102" w:name="_Toc196502224"/>
+      <w:bookmarkStart w:id="119" w:name="_Toc196502224"/>
       <w:r>
         <w:rPr>
           <w:lang w:val="en-US"/>
         </w:rPr>
         <w:t>End-to-end verification of data</w:t>
       </w:r>
-      <w:bookmarkEnd w:id="102"/>
+      <w:bookmarkEnd w:id="119"/>
     </w:p>
     <w:p>
       <w:pPr>
@@ -22425,24 +22506,14 @@
           <w:lang w:val="en-US"/>
         </w:rPr>
       </w:pPr>
-      <w:bookmarkStart w:id="103" w:name="_Toc196502225"/>
-      <w:commentRangeStart w:id="104"/>
+      <w:bookmarkStart w:id="120" w:name="_Toc196502225"/>
       <w:r>
         <w:rPr>
           <w:lang w:val="en-US"/>
         </w:rPr>
         <w:t>Changing the route edition number</w:t>
       </w:r>
-      <w:bookmarkEnd w:id="103"/>
-      <w:commentRangeEnd w:id="104"/>
-      <w:r>
-        <w:rPr>
-          <w:rStyle w:val="CommentReference"/>
-          <w:sz w:val="22"/>
-          <w:lang w:val="en-US"/>
-        </w:rPr>
-        <w:commentReference w:id="104"/>
-      </w:r>
+      <w:bookmarkEnd w:id="120"/>
     </w:p>
     <w:p>
       <w:pPr>
@@ -22456,62 +22527,116 @@
       <w:pPr>
         <w:pStyle w:val="BodyText"/>
         <w:rPr>
-          <w:lang w:val="en-US"/>
-        </w:rPr>
-      </w:pPr>
-      <w:r>
-        <w:rPr>
-          <w:lang w:val="en-US"/>
-        </w:rPr>
-        <w:t>The routeEditionNo of a non-reference route must be updated whenever:</w:t>
-      </w:r>
-    </w:p>
-    <w:p>
-      <w:pPr>
-        <w:pStyle w:val="Bullet1"/>
-        <w:rPr>
-          <w:lang w:val="en-US"/>
-        </w:rPr>
-      </w:pPr>
-      <w:r>
-        <w:rPr>
-          <w:lang w:val="en-US"/>
-        </w:rPr>
-        <w:t>Planned route is sent from vessel</w:t>
-      </w:r>
-    </w:p>
-    <w:p>
-      <w:pPr>
-        <w:pStyle w:val="Bullet1"/>
-        <w:rPr>
-          <w:lang w:val="en-US"/>
-        </w:rPr>
-      </w:pPr>
-      <w:r>
-        <w:rPr>
-          <w:lang w:val="en-US"/>
-        </w:rPr>
-        <w:t>Planned route is moved to status monitoring</w:t>
-      </w:r>
-    </w:p>
-    <w:p>
-      <w:pPr>
-        <w:pStyle w:val="Bullet1"/>
-        <w:rPr>
-          <w:lang w:val="en-US"/>
-        </w:rPr>
-      </w:pPr>
-      <w:r>
-        <w:rPr>
-          <w:lang w:val="en-US"/>
-        </w:rPr>
-        <w:t>VTS (or other shore operator) creates a new route recommendation</w:t>
-      </w:r>
+          <w:del w:id="121" w:author="Ramin Miraftabi" w:date="2026-07-07T11:59:00Z" w16du:dateUtc="2026-07-07T09:59:00Z"/>
+          <w:lang w:val="en-US"/>
+        </w:rPr>
+      </w:pPr>
+      <w:r>
+        <w:rPr>
+          <w:lang w:val="en-US"/>
+        </w:rPr>
+        <w:t>The routeEditionNo of a non-reference route must be updated whenever</w:t>
+      </w:r>
+      <w:ins w:id="122" w:author="Ramin Miraftabi" w:date="2026-07-07T11:58:00Z" w16du:dateUtc="2026-07-07T09:58:00Z">
+        <w:r>
+          <w:rPr>
+            <w:lang w:val="en-US"/>
+          </w:rPr>
+          <w:t xml:space="preserve"> route is changed except when</w:t>
+        </w:r>
+      </w:ins>
+      <w:ins w:id="123" w:author="Ramin Miraftabi" w:date="2026-07-07T11:59:00Z" w16du:dateUtc="2026-07-07T09:59:00Z">
+        <w:r>
+          <w:rPr>
+            <w:lang w:val="en-US"/>
+          </w:rPr>
+          <w:t xml:space="preserve"> only </w:t>
+        </w:r>
+        <w:r>
+          <w:rPr>
+            <w:lang w:val="en-US"/>
+          </w:rPr>
+          <w:t>routeInfoDescription, routeWaypointLegIssue or routeInfoStatus attributes have been changed.</w:t>
+        </w:r>
+      </w:ins>
+      <w:del w:id="124" w:author="Ramin Miraftabi" w:date="2026-07-07T11:59:00Z" w16du:dateUtc="2026-07-07T09:59:00Z">
+        <w:r>
+          <w:rPr>
+            <w:lang w:val="en-US"/>
+          </w:rPr>
+          <w:delText>:</w:delText>
+        </w:r>
+      </w:del>
     </w:p>
     <w:p>
       <w:pPr>
         <w:pStyle w:val="BodyText"/>
         <w:rPr>
+          <w:del w:id="125" w:author="Ramin Miraftabi" w:date="2026-07-07T11:59:00Z" w16du:dateUtc="2026-07-07T09:59:00Z"/>
+          <w:lang w:val="en-US"/>
+        </w:rPr>
+        <w:pPrChange w:id="126" w:author="Ramin Miraftabi" w:date="2026-07-07T11:59:00Z" w16du:dateUtc="2026-07-07T09:59:00Z">
+          <w:pPr>
+            <w:pStyle w:val="Bullet1"/>
+          </w:pPr>
+        </w:pPrChange>
+      </w:pPr>
+      <w:del w:id="127" w:author="Ramin Miraftabi" w:date="2026-07-07T11:59:00Z" w16du:dateUtc="2026-07-07T09:59:00Z">
+        <w:r>
+          <w:rPr>
+            <w:lang w:val="en-US"/>
+          </w:rPr>
+          <w:delText>Planned route is sent from vessel</w:delText>
+        </w:r>
+      </w:del>
+    </w:p>
+    <w:p>
+      <w:pPr>
+        <w:pStyle w:val="BodyText"/>
+        <w:rPr>
+          <w:del w:id="128" w:author="Ramin Miraftabi" w:date="2026-07-07T11:59:00Z" w16du:dateUtc="2026-07-07T09:59:00Z"/>
+          <w:lang w:val="en-US"/>
+        </w:rPr>
+        <w:pPrChange w:id="129" w:author="Ramin Miraftabi" w:date="2026-07-07T11:59:00Z" w16du:dateUtc="2026-07-07T09:59:00Z">
+          <w:pPr>
+            <w:pStyle w:val="Bullet1"/>
+          </w:pPr>
+        </w:pPrChange>
+      </w:pPr>
+      <w:del w:id="130" w:author="Ramin Miraftabi" w:date="2026-07-07T11:59:00Z" w16du:dateUtc="2026-07-07T09:59:00Z">
+        <w:r>
+          <w:rPr>
+            <w:lang w:val="en-US"/>
+          </w:rPr>
+          <w:delText>Planned route is moved to status monitoring</w:delText>
+        </w:r>
+      </w:del>
+    </w:p>
+    <w:p>
+      <w:pPr>
+        <w:pStyle w:val="BodyText"/>
+        <w:rPr>
+          <w:lang w:val="en-US"/>
+        </w:rPr>
+        <w:pPrChange w:id="131" w:author="Ramin Miraftabi" w:date="2026-07-07T11:59:00Z" w16du:dateUtc="2026-07-07T09:59:00Z">
+          <w:pPr>
+            <w:pStyle w:val="Bullet1"/>
+          </w:pPr>
+        </w:pPrChange>
+      </w:pPr>
+      <w:del w:id="132" w:author="Ramin Miraftabi" w:date="2026-07-07T11:59:00Z" w16du:dateUtc="2026-07-07T09:59:00Z">
+        <w:r>
+          <w:rPr>
+            <w:lang w:val="en-US"/>
+          </w:rPr>
+          <w:delText>VTS (or other shore operator) creates a new route recommendation</w:delText>
+        </w:r>
+      </w:del>
+    </w:p>
+    <w:p>
+      <w:pPr>
+        <w:pStyle w:val="BodyText"/>
+        <w:rPr>
           <w:lang w:val="en-US"/>
         </w:rPr>
       </w:pPr>
@@ -22529,14 +22654,14 @@
           <w:lang w:val="en-US"/>
         </w:rPr>
       </w:pPr>
-      <w:bookmarkStart w:id="105" w:name="_Toc196502226"/>
+      <w:bookmarkStart w:id="133" w:name="_Toc196502226"/>
       <w:r>
         <w:rPr>
           <w:lang w:val="en-US"/>
         </w:rPr>
         <w:t>Coordinate systems</w:t>
       </w:r>
-      <w:bookmarkEnd w:id="105"/>
+      <w:bookmarkEnd w:id="133"/>
     </w:p>
     <w:p>
       <w:pPr>
@@ -22581,14 +22706,14 @@
           <w:lang w:val="en-US"/>
         </w:rPr>
       </w:pPr>
-      <w:bookmarkStart w:id="106" w:name="_Toc196502227"/>
+      <w:bookmarkStart w:id="134" w:name="_Toc196502227"/>
       <w:r>
         <w:rPr>
           <w:lang w:val="en-US"/>
         </w:rPr>
         <w:t>Route status</w:t>
       </w:r>
-      <w:bookmarkEnd w:id="106"/>
+      <w:bookmarkEnd w:id="134"/>
     </w:p>
     <w:p>
       <w:pPr>
@@ -22677,11 +22802,11 @@
       <w:pPr>
         <w:pStyle w:val="Heading2"/>
         <w:rPr>
-          <w:ins w:id="107" w:author="Ramin Miraftabi" w:date="2026-02-24T09:00:00Z" w16du:dateUtc="2026-02-24T07:00:00Z"/>
-        </w:rPr>
-      </w:pPr>
-      <w:bookmarkStart w:id="108" w:name="_Toc196502228"/>
-      <w:ins w:id="109" w:author="Ramin Miraftabi" w:date="2026-02-24T09:00:00Z" w16du:dateUtc="2026-02-24T07:00:00Z">
+          <w:ins w:id="135" w:author="Ramin Miraftabi" w:date="2026-02-24T09:00:00Z" w16du:dateUtc="2026-02-24T07:00:00Z"/>
+        </w:rPr>
+      </w:pPr>
+      <w:bookmarkStart w:id="136" w:name="_Toc196502228"/>
+      <w:ins w:id="137" w:author="Ramin Miraftabi" w:date="2026-02-24T09:00:00Z" w16du:dateUtc="2026-02-24T07:00:00Z">
         <w:r>
           <w:t>Fixed route waypoints</w:t>
         </w:r>
@@ -22691,42 +22816,42 @@
       <w:pPr>
         <w:pStyle w:val="Heading2separationline"/>
         <w:rPr>
-          <w:ins w:id="110" w:author="Ramin Miraftabi" w:date="2026-02-24T09:00:00Z" w16du:dateUtc="2026-02-24T07:00:00Z"/>
-        </w:rPr>
-      </w:pPr>
-    </w:p>
-    <w:p>
-      <w:pPr>
-        <w:rPr>
-          <w:ins w:id="111" w:author="Ramin Miraftabi" w:date="2026-02-24T09:00:00Z" w16du:dateUtc="2026-02-24T07:00:00Z"/>
-        </w:rPr>
-        <w:pPrChange w:id="112" w:author="Ramin Miraftabi" w:date="2026-02-24T09:01:00Z" w16du:dateUtc="2026-02-24T07:01:00Z">
+          <w:ins w:id="138" w:author="Ramin Miraftabi" w:date="2026-02-24T09:00:00Z" w16du:dateUtc="2026-02-24T07:00:00Z"/>
+        </w:rPr>
+      </w:pPr>
+    </w:p>
+    <w:p>
+      <w:pPr>
+        <w:rPr>
+          <w:ins w:id="139" w:author="Ramin Miraftabi" w:date="2026-02-24T09:00:00Z" w16du:dateUtc="2026-02-24T07:00:00Z"/>
+        </w:rPr>
+        <w:pPrChange w:id="140" w:author="Ramin Miraftabi" w:date="2026-02-24T09:01:00Z" w16du:dateUtc="2026-02-24T07:01:00Z">
           <w:pPr>
             <w:pStyle w:val="Heading2"/>
           </w:pPr>
         </w:pPrChange>
       </w:pPr>
-      <w:ins w:id="113" w:author="Ramin Miraftabi" w:date="2026-02-24T10:33:00Z" w16du:dateUtc="2026-02-24T08:33:00Z">
+      <w:ins w:id="141" w:author="Ramin Miraftabi" w:date="2026-02-24T10:33:00Z" w16du:dateUtc="2026-02-24T08:33:00Z">
         <w:r>
           <w:t xml:space="preserve">Setting a waypoint as fixed is used by both ship and shore to signify that the waypoint should not be moved. </w:t>
         </w:r>
       </w:ins>
-      <w:ins w:id="114" w:author="Ramin Miraftabi" w:date="2026-02-24T10:36:00Z" w16du:dateUtc="2026-02-24T08:36:00Z">
+      <w:ins w:id="142" w:author="Ramin Miraftabi" w:date="2026-02-24T10:36:00Z" w16du:dateUtc="2026-02-24T08:36:00Z">
         <w:r>
           <w:t xml:space="preserve">This can be used to denote a position that is required for some reason, e.g. ice navigation or pilot boarding point. Setting the waypoint as fixed applies to the position of the waypoint and not any of the other </w:t>
         </w:r>
       </w:ins>
-      <w:ins w:id="115" w:author="Ramin Miraftabi" w:date="2026-02-24T10:37:00Z" w16du:dateUtc="2026-02-24T08:37:00Z">
+      <w:ins w:id="143" w:author="Ramin Miraftabi" w:date="2026-02-24T10:37:00Z" w16du:dateUtc="2026-02-24T08:37:00Z">
         <w:r>
           <w:t>attributes</w:t>
         </w:r>
       </w:ins>
-      <w:ins w:id="116" w:author="Ramin Miraftabi" w:date="2026-02-24T10:36:00Z" w16du:dateUtc="2026-02-24T08:36:00Z">
+      <w:ins w:id="144" w:author="Ramin Miraftabi" w:date="2026-02-24T10:36:00Z" w16du:dateUtc="2026-02-24T08:36:00Z">
         <w:r>
           <w:t xml:space="preserve"> of the waypoint. </w:t>
         </w:r>
       </w:ins>
-      <w:ins w:id="117" w:author="Ramin Miraftabi" w:date="2026-02-24T10:37:00Z" w16du:dateUtc="2026-02-24T08:37:00Z">
+      <w:ins w:id="145" w:author="Ramin Miraftabi" w:date="2026-02-24T10:37:00Z" w16du:dateUtc="2026-02-24T08:37:00Z">
         <w:r>
           <w:t>Changing the location of a fixed waypoint should require a manual step from the user.</w:t>
         </w:r>
@@ -22736,10 +22861,10 @@
       <w:pPr>
         <w:pStyle w:val="Heading2"/>
         <w:rPr>
-          <w:ins w:id="118" w:author="Ramin Miraftabi" w:date="2026-02-27T09:38:00Z" w16du:dateUtc="2026-02-27T07:38:00Z"/>
-        </w:rPr>
-      </w:pPr>
-      <w:ins w:id="119" w:author="Ramin Miraftabi" w:date="2026-02-27T09:38:00Z" w16du:dateUtc="2026-02-27T07:38:00Z">
+          <w:ins w:id="146" w:author="Ramin Miraftabi" w:date="2026-02-27T09:38:00Z" w16du:dateUtc="2026-02-27T07:38:00Z"/>
+        </w:rPr>
+      </w:pPr>
+      <w:ins w:id="147" w:author="Ramin Miraftabi" w:date="2026-02-27T09:38:00Z" w16du:dateUtc="2026-02-27T07:38:00Z">
         <w:r>
           <w:t>Action Points</w:t>
         </w:r>
@@ -22749,7 +22874,7 @@
       <w:pPr>
         <w:pStyle w:val="Heading2separationline"/>
         <w:rPr>
-          <w:ins w:id="120" w:author="Ramin Miraftabi" w:date="2026-02-27T09:38:00Z" w16du:dateUtc="2026-02-27T07:38:00Z"/>
+          <w:ins w:id="148" w:author="Ramin Miraftabi" w:date="2026-02-27T09:38:00Z" w16du:dateUtc="2026-02-27T07:38:00Z"/>
         </w:rPr>
       </w:pPr>
     </w:p>
@@ -22757,45 +22882,45 @@
       <w:pPr>
         <w:pStyle w:val="BodyText"/>
         <w:rPr>
-          <w:ins w:id="121" w:author="Ramin Miraftabi" w:date="2026-02-27T09:38:00Z" w16du:dateUtc="2026-02-27T07:38:00Z"/>
-        </w:rPr>
-        <w:pPrChange w:id="122" w:author="Ramin Miraftabi" w:date="2026-02-27T09:38:00Z" w16du:dateUtc="2026-02-27T07:38:00Z">
+          <w:ins w:id="149" w:author="Ramin Miraftabi" w:date="2026-02-27T09:38:00Z" w16du:dateUtc="2026-02-27T07:38:00Z"/>
+        </w:rPr>
+        <w:pPrChange w:id="150" w:author="Ramin Miraftabi" w:date="2026-02-27T09:38:00Z" w16du:dateUtc="2026-02-27T07:38:00Z">
           <w:pPr>
             <w:pStyle w:val="Heading2"/>
           </w:pPr>
         </w:pPrChange>
       </w:pPr>
-      <w:ins w:id="123" w:author="Ramin Miraftabi" w:date="2026-02-27T09:38:00Z" w16du:dateUtc="2026-02-27T07:38:00Z">
+      <w:ins w:id="151" w:author="Ramin Miraftabi" w:date="2026-02-27T09:38:00Z" w16du:dateUtc="2026-02-27T07:38:00Z">
         <w:r>
           <w:t xml:space="preserve">While the data model at a schema level allows the positioning of action points in all possible coordinates, </w:t>
         </w:r>
       </w:ins>
-      <w:ins w:id="124" w:author="Ramin Miraftabi" w:date="2026-02-27T09:39:00Z" w16du:dateUtc="2026-02-27T07:39:00Z">
+      <w:ins w:id="152" w:author="Ramin Miraftabi" w:date="2026-02-27T09:39:00Z" w16du:dateUtc="2026-02-27T07:39:00Z">
         <w:r>
           <w:t>to ensure the relevance of action points they should be placed on the route centerline. Action points that are outside of the route crossche</w:t>
         </w:r>
       </w:ins>
-      <w:ins w:id="125" w:author="Ramin Miraftabi" w:date="2026-02-27T09:40:00Z" w16du:dateUtc="2026-02-27T07:40:00Z">
+      <w:ins w:id="153" w:author="Ramin Miraftabi" w:date="2026-02-27T09:40:00Z" w16du:dateUtc="2026-02-27T07:40:00Z">
         <w:r>
           <w:t xml:space="preserve">ck area </w:t>
         </w:r>
       </w:ins>
-      <w:ins w:id="126" w:author="Ramin Miraftabi" w:date="2026-07-07T11:33:00Z" w16du:dateUtc="2026-07-07T09:33:00Z">
+      <w:ins w:id="154" w:author="Ramin Miraftabi" w:date="2026-07-07T11:33:00Z" w16du:dateUtc="2026-07-07T09:33:00Z">
         <w:r>
           <w:t xml:space="preserve">(between port and starboard </w:t>
         </w:r>
       </w:ins>
-      <w:ins w:id="127" w:author="Ramin Miraftabi" w:date="2026-07-07T11:36:00Z" w16du:dateUtc="2026-07-07T09:36:00Z">
+      <w:ins w:id="155" w:author="Ramin Miraftabi" w:date="2026-07-07T11:36:00Z" w16du:dateUtc="2026-07-07T09:36:00Z">
         <w:r>
           <w:t>crosstrack check limit</w:t>
         </w:r>
       </w:ins>
-      <w:ins w:id="128" w:author="Ramin Miraftabi" w:date="2026-07-07T11:33:00Z" w16du:dateUtc="2026-07-07T09:33:00Z">
+      <w:ins w:id="156" w:author="Ramin Miraftabi" w:date="2026-07-07T11:33:00Z" w16du:dateUtc="2026-07-07T09:33:00Z">
         <w:r>
           <w:t xml:space="preserve">) </w:t>
         </w:r>
       </w:ins>
-      <w:ins w:id="129" w:author="Ramin Miraftabi" w:date="2026-02-27T09:40:00Z" w16du:dateUtc="2026-02-27T07:40:00Z">
+      <w:ins w:id="157" w:author="Ramin Miraftabi" w:date="2026-02-27T09:40:00Z" w16du:dateUtc="2026-02-27T07:40:00Z">
         <w:r>
           <w:t>may be ignored by recipients of the route.</w:t>
         </w:r>
@@ -22808,7 +22933,7 @@
       <w:r>
         <w:t>Handling extensions</w:t>
       </w:r>
-      <w:bookmarkEnd w:id="108"/>
+      <w:bookmarkEnd w:id="136"/>
     </w:p>
     <w:p>
       <w:pPr>
@@ -22841,12 +22966,12 @@
       <w:pPr>
         <w:pStyle w:val="Heading1"/>
       </w:pPr>
-      <w:bookmarkStart w:id="130" w:name="_Toc196502229"/>
+      <w:bookmarkStart w:id="158" w:name="_Toc196502229"/>
       <w:r>
         <w:lastRenderedPageBreak/>
         <w:t>Service Dynamic Behaviour</w:t>
       </w:r>
-      <w:bookmarkEnd w:id="130"/>
+      <w:bookmarkEnd w:id="158"/>
     </w:p>
     <w:p>
       <w:pPr>
@@ -23002,14 +23127,14 @@
           <w:lang w:val="en-US"/>
         </w:rPr>
       </w:pPr>
-      <w:bookmarkStart w:id="131" w:name="_Toc196502230"/>
+      <w:bookmarkStart w:id="159" w:name="_Toc196502230"/>
       <w:r>
         <w:rPr>
           <w:lang w:val="en-US"/>
         </w:rPr>
         <w:t>Acknowledgement messages</w:t>
       </w:r>
-      <w:bookmarkEnd w:id="131"/>
+      <w:bookmarkEnd w:id="159"/>
     </w:p>
     <w:p>
       <w:pPr>
@@ -23054,16 +23179,16 @@
           <w:lang w:val="en-US"/>
         </w:rPr>
       </w:pPr>
-      <w:bookmarkStart w:id="132" w:name="_Toc196502231"/>
-      <w:bookmarkStart w:id="133" w:name="_Ref222907664"/>
+      <w:bookmarkStart w:id="160" w:name="_Toc196502231"/>
+      <w:bookmarkStart w:id="161" w:name="_Ref222907664"/>
       <w:r>
         <w:rPr>
           <w:lang w:val="en-US"/>
         </w:rPr>
         <w:t>Sharing of route</w:t>
       </w:r>
-      <w:bookmarkEnd w:id="132"/>
-      <w:bookmarkEnd w:id="133"/>
+      <w:bookmarkEnd w:id="160"/>
+      <w:bookmarkEnd w:id="161"/>
     </w:p>
     <w:p>
       <w:pPr>
@@ -23130,7 +23255,7 @@
                     <pic:cNvPicPr/>
                   </pic:nvPicPr>
                   <pic:blipFill>
-                    <a:blip r:embed="rId32">
+                    <a:blip r:embed="rId29">
                       <a:extLst>
                         <a:ext uri="{28A0092B-C50C-407E-A947-70E740481C1C}">
                           <a14:useLocalDpi xmlns:a14="http://schemas.microsoft.com/office/drawing/2010/main" val="0"/>
@@ -23161,7 +23286,7 @@
       <w:pPr>
         <w:pStyle w:val="Caption"/>
       </w:pPr>
-      <w:bookmarkStart w:id="134" w:name="_Toc196500263"/>
+      <w:bookmarkStart w:id="162" w:name="_Toc196500263"/>
       <w:r>
         <w:t xml:space="preserve">Figure </w:t>
       </w:r>
@@ -23176,7 +23301,7 @@
       <w:r>
         <w:t xml:space="preserve"> Initial sharing of route</w:t>
       </w:r>
-      <w:bookmarkEnd w:id="134"/>
+      <w:bookmarkEnd w:id="162"/>
     </w:p>
     <w:p>
       <w:pPr>
@@ -23432,7 +23557,7 @@
                     <pic:cNvPicPr/>
                   </pic:nvPicPr>
                   <pic:blipFill>
-                    <a:blip r:embed="rId33">
+                    <a:blip r:embed="rId30">
                       <a:extLst>
                         <a:ext uri="{28A0092B-C50C-407E-A947-70E740481C1C}">
                           <a14:useLocalDpi xmlns:a14="http://schemas.microsoft.com/office/drawing/2010/main" val="0"/>
@@ -23463,7 +23588,7 @@
       <w:pPr>
         <w:pStyle w:val="Caption"/>
       </w:pPr>
-      <w:bookmarkStart w:id="135" w:name="_Toc196500264"/>
+      <w:bookmarkStart w:id="163" w:name="_Toc196500264"/>
       <w:r>
         <w:t xml:space="preserve">Figure </w:t>
       </w:r>
@@ -23478,7 +23603,7 @@
       <w:r>
         <w:t xml:space="preserve"> Requesting updates to route upon changes</w:t>
       </w:r>
-      <w:bookmarkEnd w:id="135"/>
+      <w:bookmarkEnd w:id="163"/>
     </w:p>
     <w:p>
       <w:pPr>
@@ -23521,10 +23646,10 @@
                     <pic:cNvPicPr/>
                   </pic:nvPicPr>
                   <pic:blipFill>
-                    <a:blip r:embed="rId34">
+                    <a:blip r:embed="rId31">
                       <a:extLst>
                         <a:ext uri="{96DAC541-7B7A-43D3-8B79-37D633B846F1}">
-                          <asvg:svgBlip xmlns:asvg="http://schemas.microsoft.com/office/drawing/2016/SVG/main" r:embed="rId35"/>
+                          <asvg:svgBlip xmlns:asvg="http://schemas.microsoft.com/office/drawing/2016/SVG/main" r:embed="rId32"/>
                         </a:ext>
                       </a:extLst>
                     </a:blip>
@@ -23552,7 +23677,7 @@
       <w:pPr>
         <w:pStyle w:val="Caption"/>
       </w:pPr>
-      <w:bookmarkStart w:id="136" w:name="_Toc196500265"/>
+      <w:bookmarkStart w:id="164" w:name="_Toc196500265"/>
       <w:r>
         <w:t xml:space="preserve">Figure </w:t>
       </w:r>
@@ -23567,7 +23692,7 @@
       <w:r>
         <w:t xml:space="preserve"> Moving route to monitoring</w:t>
       </w:r>
-      <w:bookmarkEnd w:id="136"/>
+      <w:bookmarkEnd w:id="164"/>
     </w:p>
     <w:p>
       <w:pPr>
@@ -23656,7 +23781,7 @@
                     <pic:cNvPicPr/>
                   </pic:nvPicPr>
                   <pic:blipFill>
-                    <a:blip r:embed="rId36">
+                    <a:blip r:embed="rId33">
                       <a:extLst>
                         <a:ext uri="{28A0092B-C50C-407E-A947-70E740481C1C}">
                           <a14:useLocalDpi xmlns:a14="http://schemas.microsoft.com/office/drawing/2010/main" val="0"/>
@@ -23687,7 +23812,7 @@
       <w:pPr>
         <w:pStyle w:val="Caption"/>
       </w:pPr>
-      <w:bookmarkStart w:id="137" w:name="_Toc196500266"/>
+      <w:bookmarkStart w:id="165" w:name="_Toc196500266"/>
       <w:r>
         <w:lastRenderedPageBreak/>
         <w:t xml:space="preserve">Figure </w:t>
@@ -23703,7 +23828,7 @@
       <w:r>
         <w:t xml:space="preserve"> Sharing route with multiple VTS</w:t>
       </w:r>
-      <w:bookmarkEnd w:id="137"/>
+      <w:bookmarkEnd w:id="165"/>
     </w:p>
     <w:p>
       <w:pPr>
@@ -23747,7 +23872,7 @@
                     <pic:cNvPicPr/>
                   </pic:nvPicPr>
                   <pic:blipFill>
-                    <a:blip r:embed="rId37" cstate="print">
+                    <a:blip r:embed="rId34" cstate="print">
                       <a:extLst>
                         <a:ext uri="{28A0092B-C50C-407E-A947-70E740481C1C}">
                           <a14:useLocalDpi xmlns:a14="http://schemas.microsoft.com/office/drawing/2010/main" val="0"/>
@@ -23778,7 +23903,7 @@
       <w:pPr>
         <w:pStyle w:val="Caption"/>
       </w:pPr>
-      <w:bookmarkStart w:id="138" w:name="_Toc196500267"/>
+      <w:bookmarkStart w:id="166" w:name="_Toc196500267"/>
       <w:r>
         <w:t xml:space="preserve">Figure </w:t>
       </w:r>
@@ -23793,7 +23918,7 @@
       <w:r>
         <w:t xml:space="preserve"> Changing route</w:t>
       </w:r>
-      <w:bookmarkEnd w:id="138"/>
+      <w:bookmarkEnd w:id="166"/>
     </w:p>
     <w:p>
       <w:pPr>
@@ -23852,7 +23977,7 @@
                     <pic:cNvPicPr/>
                   </pic:nvPicPr>
                   <pic:blipFill>
-                    <a:blip r:embed="rId38">
+                    <a:blip r:embed="rId35">
                       <a:extLst>
                         <a:ext uri="{28A0092B-C50C-407E-A947-70E740481C1C}">
                           <a14:useLocalDpi xmlns:a14="http://schemas.microsoft.com/office/drawing/2010/main" val="0"/>
@@ -23883,7 +24008,7 @@
       <w:pPr>
         <w:pStyle w:val="Caption"/>
       </w:pPr>
-      <w:bookmarkStart w:id="139" w:name="_Toc196500268"/>
+      <w:bookmarkStart w:id="167" w:name="_Toc196500268"/>
       <w:r>
         <w:t xml:space="preserve">Figure </w:t>
       </w:r>
@@ -23898,7 +24023,7 @@
       <w:r>
         <w:t xml:space="preserve"> Route cancellation</w:t>
       </w:r>
-      <w:bookmarkEnd w:id="139"/>
+      <w:bookmarkEnd w:id="167"/>
     </w:p>
     <w:p>
       <w:pPr>
@@ -24027,12 +24152,12 @@
       <w:pPr>
         <w:pStyle w:val="Heading2"/>
       </w:pPr>
-      <w:bookmarkStart w:id="140" w:name="_Toc196502232"/>
+      <w:bookmarkStart w:id="168" w:name="_Toc196502232"/>
       <w:r>
         <w:lastRenderedPageBreak/>
         <w:t>Route responses from VTS to vessel</w:t>
       </w:r>
-      <w:bookmarkEnd w:id="140"/>
+      <w:bookmarkEnd w:id="168"/>
     </w:p>
     <w:p>
       <w:pPr>
@@ -24281,7 +24406,7 @@
         </w:numPr>
         <w:ind w:left="851" w:hanging="425"/>
         <w:rPr>
-          <w:ins w:id="141" w:author="Ramin Miraftabi" w:date="2026-02-25T10:26:00Z" w16du:dateUtc="2026-02-25T08:26:00Z"/>
+          <w:ins w:id="169" w:author="Ramin Miraftabi" w:date="2026-02-25T10:26:00Z" w16du:dateUtc="2026-02-25T08:26:00Z"/>
         </w:rPr>
       </w:pPr>
       <w:r>
@@ -24306,12 +24431,12 @@
         </w:numPr>
         <w:ind w:left="851" w:hanging="425"/>
       </w:pPr>
-      <w:ins w:id="142" w:author="Ramin Miraftabi" w:date="2026-02-25T10:26:00Z" w16du:dateUtc="2026-02-25T08:26:00Z">
+      <w:ins w:id="170" w:author="Ramin Miraftabi" w:date="2026-02-25T10:26:00Z" w16du:dateUtc="2026-02-25T08:26:00Z">
         <w:r>
           <w:t xml:space="preserve">If the mariner sends an updated route </w:t>
         </w:r>
       </w:ins>
-      <w:ins w:id="143" w:author="Ramin Miraftabi" w:date="2026-02-25T10:27:00Z" w16du:dateUtc="2026-02-25T08:27:00Z">
+      <w:ins w:id="171" w:author="Ramin Miraftabi" w:date="2026-02-25T10:27:00Z" w16du:dateUtc="2026-02-25T08:27:00Z">
         <w:r>
           <w:t xml:space="preserve">the dynamic behavior is as defined in </w:t>
         </w:r>
@@ -24322,7 +24447,7 @@
           <w:instrText xml:space="preserve"> REF _Ref222907664 \r \h </w:instrText>
         </w:r>
       </w:ins>
-      <w:ins w:id="144" w:author="Ramin Miraftabi" w:date="2026-02-25T10:27:00Z" w16du:dateUtc="2026-02-25T08:27:00Z">
+      <w:ins w:id="172" w:author="Ramin Miraftabi" w:date="2026-02-25T10:27:00Z" w16du:dateUtc="2026-02-25T08:27:00Z">
         <w:r>
           <w:fldChar w:fldCharType="separate"/>
         </w:r>
@@ -24363,7 +24488,7 @@
                     <pic:cNvPicPr/>
                   </pic:nvPicPr>
                   <pic:blipFill>
-                    <a:blip r:embed="rId39">
+                    <a:blip r:embed="rId36">
                       <a:extLst>
                         <a:ext uri="{28A0092B-C50C-407E-A947-70E740481C1C}">
                           <a14:useLocalDpi xmlns:a14="http://schemas.microsoft.com/office/drawing/2010/main" val="0"/>
@@ -24394,7 +24519,7 @@
       <w:pPr>
         <w:pStyle w:val="Caption"/>
       </w:pPr>
-      <w:bookmarkStart w:id="145" w:name="_Toc196500269"/>
+      <w:bookmarkStart w:id="173" w:name="_Toc196500269"/>
       <w:r>
         <w:t xml:space="preserve">Figure </w:t>
       </w:r>
@@ -24409,7 +24534,7 @@
       <w:r>
         <w:t xml:space="preserve"> Route recommendation from VTS to vessel</w:t>
       </w:r>
-      <w:bookmarkEnd w:id="145"/>
+      <w:bookmarkEnd w:id="173"/>
     </w:p>
     <w:p>
       <w:pPr>
@@ -24502,10 +24627,10 @@
                     <pic:cNvPicPr/>
                   </pic:nvPicPr>
                   <pic:blipFill>
-                    <a:blip r:embed="rId40">
+                    <a:blip r:embed="rId37">
                       <a:extLst>
                         <a:ext uri="{96DAC541-7B7A-43D3-8B79-37D633B846F1}">
-                          <asvg:svgBlip xmlns:asvg="http://schemas.microsoft.com/office/drawing/2016/SVG/main" r:embed="rId41"/>
+                          <asvg:svgBlip xmlns:asvg="http://schemas.microsoft.com/office/drawing/2016/SVG/main" r:embed="rId38"/>
                         </a:ext>
                       </a:extLst>
                     </a:blip>
@@ -24533,7 +24658,7 @@
       <w:pPr>
         <w:pStyle w:val="Caption"/>
       </w:pPr>
-      <w:bookmarkStart w:id="146" w:name="_Toc196500270"/>
+      <w:bookmarkStart w:id="174" w:name="_Toc196500270"/>
       <w:r>
         <w:t xml:space="preserve">Figure </w:t>
       </w:r>
@@ -24548,7 +24673,7 @@
       <w:r>
         <w:t xml:space="preserve"> Route acknowledgement by VTS</w:t>
       </w:r>
-      <w:bookmarkEnd w:id="146"/>
+      <w:bookmarkEnd w:id="174"/>
     </w:p>
     <w:p>
       <w:pPr>
@@ -24701,7 +24826,7 @@
                     <pic:cNvPicPr/>
                   </pic:nvPicPr>
                   <pic:blipFill>
-                    <a:blip r:embed="rId42">
+                    <a:blip r:embed="rId39">
                       <a:extLst>
                         <a:ext uri="{28A0092B-C50C-407E-A947-70E740481C1C}">
                           <a14:useLocalDpi xmlns:a14="http://schemas.microsoft.com/office/drawing/2010/main" val="0"/>
@@ -24732,7 +24857,7 @@
       <w:pPr>
         <w:pStyle w:val="Caption"/>
       </w:pPr>
-      <w:bookmarkStart w:id="147" w:name="_Toc196500271"/>
+      <w:bookmarkStart w:id="175" w:name="_Toc196500271"/>
       <w:r>
         <w:t xml:space="preserve">Figure </w:t>
       </w:r>
@@ -24747,7 +24872,7 @@
       <w:r>
         <w:t xml:space="preserve"> Route response from VTS to vessel with open issues</w:t>
       </w:r>
-      <w:bookmarkEnd w:id="147"/>
+      <w:bookmarkEnd w:id="175"/>
     </w:p>
     <w:p>
       <w:pPr>
@@ -24756,14 +24881,14 @@
           <w:lang w:val="en-US"/>
         </w:rPr>
       </w:pPr>
-      <w:bookmarkStart w:id="148" w:name="_Toc196502233"/>
+      <w:bookmarkStart w:id="176" w:name="_Toc196502233"/>
       <w:r>
         <w:rPr>
           <w:lang w:val="en-US"/>
         </w:rPr>
         <w:t>Route request from VTS without a shared route</w:t>
       </w:r>
-      <w:bookmarkEnd w:id="148"/>
+      <w:bookmarkEnd w:id="176"/>
     </w:p>
     <w:p>
       <w:pPr>
@@ -24960,7 +25085,7 @@
                     <pic:cNvPicPr/>
                   </pic:nvPicPr>
                   <pic:blipFill>
-                    <a:blip r:embed="rId43">
+                    <a:blip r:embed="rId40">
                       <a:extLst>
                         <a:ext uri="{28A0092B-C50C-407E-A947-70E740481C1C}">
                           <a14:useLocalDpi xmlns:a14="http://schemas.microsoft.com/office/drawing/2010/main" val="0"/>
@@ -24991,7 +25116,7 @@
       <w:pPr>
         <w:pStyle w:val="Caption"/>
       </w:pPr>
-      <w:bookmarkStart w:id="149" w:name="_Toc196500272"/>
+      <w:bookmarkStart w:id="177" w:name="_Toc196500272"/>
       <w:r>
         <w:t xml:space="preserve">Figure </w:t>
       </w:r>
@@ -25006,7 +25131,7 @@
       <w:r>
         <w:t xml:space="preserve"> Requesting route from vessel</w:t>
       </w:r>
-      <w:bookmarkEnd w:id="149"/>
+      <w:bookmarkEnd w:id="177"/>
     </w:p>
     <w:p>
       <w:pPr>
@@ -25015,14 +25140,14 @@
           <w:lang w:val="en-US"/>
         </w:rPr>
       </w:pPr>
-      <w:bookmarkStart w:id="150" w:name="_Toc196502234"/>
+      <w:bookmarkStart w:id="178" w:name="_Toc196502234"/>
       <w:r>
         <w:rPr>
           <w:lang w:val="en-US"/>
         </w:rPr>
         <w:t>Route request from VTS after route has been shared</w:t>
       </w:r>
-      <w:bookmarkEnd w:id="150"/>
+      <w:bookmarkEnd w:id="178"/>
     </w:p>
     <w:p>
       <w:pPr>
@@ -25051,7 +25176,7 @@
         </w:rPr>
         <w:t xml:space="preserve">ECDIS </w:t>
       </w:r>
-      <w:del w:id="151" w:author="Ramin Miraftabi" w:date="2026-02-25T11:55:00Z" w16du:dateUtc="2026-02-25T09:55:00Z">
+      <w:del w:id="179" w:author="Ramin Miraftabi" w:date="2026-02-25T11:55:00Z" w16du:dateUtc="2026-02-25T09:55:00Z">
         <w:r>
           <w:rPr>
             <w:lang w:val="en-US"/>
@@ -25059,7 +25184,7 @@
           <w:delText xml:space="preserve">must </w:delText>
         </w:r>
       </w:del>
-      <w:ins w:id="152" w:author="Ramin Miraftabi" w:date="2026-02-25T11:55:00Z" w16du:dateUtc="2026-02-25T09:55:00Z">
+      <w:ins w:id="180" w:author="Ramin Miraftabi" w:date="2026-02-25T11:55:00Z" w16du:dateUtc="2026-02-25T09:55:00Z">
         <w:r>
           <w:rPr>
             <w:lang w:val="en-US"/>
@@ -25133,7 +25258,7 @@
                     <pic:cNvPicPr/>
                   </pic:nvPicPr>
                   <pic:blipFill>
-                    <a:blip r:embed="rId44">
+                    <a:blip r:embed="rId41">
                       <a:extLst>
                         <a:ext uri="{28A0092B-C50C-407E-A947-70E740481C1C}">
                           <a14:useLocalDpi xmlns:a14="http://schemas.microsoft.com/office/drawing/2010/main" val="0"/>
@@ -25164,7 +25289,7 @@
       <w:pPr>
         <w:pStyle w:val="Caption"/>
       </w:pPr>
-      <w:bookmarkStart w:id="153" w:name="_Toc196500273"/>
+      <w:bookmarkStart w:id="181" w:name="_Toc196500273"/>
       <w:r>
         <w:t xml:space="preserve">Figure </w:t>
       </w:r>
@@ -25179,7 +25304,7 @@
       <w:r>
         <w:t xml:space="preserve"> Requesting updated route from vessel</w:t>
       </w:r>
-      <w:bookmarkEnd w:id="153"/>
+      <w:bookmarkEnd w:id="181"/>
     </w:p>
     <w:p>
       <w:pPr>
@@ -25188,14 +25313,14 @@
           <w:lang w:val="en-US"/>
         </w:rPr>
       </w:pPr>
-      <w:bookmarkStart w:id="154" w:name="_Toc196502235"/>
+      <w:bookmarkStart w:id="182" w:name="_Toc196502235"/>
       <w:r>
         <w:rPr>
           <w:lang w:val="en-US"/>
         </w:rPr>
         <w:t>Using a route reference library</w:t>
       </w:r>
-      <w:bookmarkEnd w:id="154"/>
+      <w:bookmarkEnd w:id="182"/>
     </w:p>
     <w:p>
       <w:pPr>
@@ -25321,7 +25446,7 @@
                     <pic:cNvPicPr/>
                   </pic:nvPicPr>
                   <pic:blipFill>
-                    <a:blip r:embed="rId45">
+                    <a:blip r:embed="rId42">
                       <a:extLst>
                         <a:ext uri="{28A0092B-C50C-407E-A947-70E740481C1C}">
                           <a14:useLocalDpi xmlns:a14="http://schemas.microsoft.com/office/drawing/2010/main" val="0"/>
@@ -25352,7 +25477,7 @@
       <w:pPr>
         <w:pStyle w:val="Caption"/>
       </w:pPr>
-      <w:bookmarkStart w:id="155" w:name="_Toc196500274"/>
+      <w:bookmarkStart w:id="183" w:name="_Toc196500274"/>
       <w:r>
         <w:t xml:space="preserve">Figure </w:t>
       </w:r>
@@ -25367,7 +25492,7 @@
       <w:r>
         <w:t xml:space="preserve"> Route library usage flow</w:t>
       </w:r>
-      <w:bookmarkEnd w:id="155"/>
+      <w:bookmarkEnd w:id="183"/>
     </w:p>
     <w:p>
       <w:pPr>
@@ -25376,14 +25501,14 @@
           <w:lang w:val="en-US"/>
         </w:rPr>
       </w:pPr>
-      <w:bookmarkStart w:id="156" w:name="_Toc196502236"/>
+      <w:bookmarkStart w:id="184" w:name="_Toc196502236"/>
       <w:r>
         <w:rPr>
           <w:lang w:val="en-US"/>
         </w:rPr>
         <w:t>Service discovery</w:t>
       </w:r>
-      <w:bookmarkEnd w:id="156"/>
+      <w:bookmarkEnd w:id="184"/>
     </w:p>
     <w:p>
       <w:pPr>
@@ -25493,7 +25618,7 @@
                     <pic:cNvPicPr/>
                   </pic:nvPicPr>
                   <pic:blipFill>
-                    <a:blip r:embed="rId46">
+                    <a:blip r:embed="rId43">
                       <a:extLst>
                         <a:ext uri="{28A0092B-C50C-407E-A947-70E740481C1C}">
                           <a14:useLocalDpi xmlns:a14="http://schemas.microsoft.com/office/drawing/2010/main" val="0"/>
@@ -25524,7 +25649,7 @@
       <w:pPr>
         <w:pStyle w:val="Caption"/>
       </w:pPr>
-      <w:bookmarkStart w:id="157" w:name="_Toc196500275"/>
+      <w:bookmarkStart w:id="185" w:name="_Toc196500275"/>
       <w:r>
         <w:t xml:space="preserve">Figure </w:t>
       </w:r>
@@ -25539,7 +25664,7 @@
       <w:r>
         <w:t xml:space="preserve"> Service discovery flow</w:t>
       </w:r>
-      <w:bookmarkEnd w:id="157"/>
+      <w:bookmarkEnd w:id="185"/>
     </w:p>
     <w:p>
       <w:pPr>
@@ -25561,12 +25686,12 @@
       <w:pPr>
         <w:pStyle w:val="Heading1"/>
       </w:pPr>
-      <w:bookmarkStart w:id="158" w:name="_Toc196502237"/>
+      <w:bookmarkStart w:id="186" w:name="_Toc196502237"/>
       <w:r>
         <w:lastRenderedPageBreak/>
         <w:t>Definitions</w:t>
       </w:r>
-      <w:bookmarkEnd w:id="158"/>
+      <w:bookmarkEnd w:id="186"/>
     </w:p>
     <w:p>
       <w:pPr>
@@ -25801,12 +25926,12 @@
       <w:pPr>
         <w:pStyle w:val="Heading1"/>
       </w:pPr>
-      <w:bookmarkStart w:id="159" w:name="_Toc196502238"/>
+      <w:bookmarkStart w:id="187" w:name="_Toc196502238"/>
       <w:r>
         <w:lastRenderedPageBreak/>
         <w:t>Abbreviations</w:t>
       </w:r>
-      <w:bookmarkEnd w:id="159"/>
+      <w:bookmarkEnd w:id="187"/>
     </w:p>
     <w:p>
       <w:pPr>
@@ -26152,12 +26277,12 @@
       <w:pPr>
         <w:pStyle w:val="Heading1"/>
       </w:pPr>
-      <w:bookmarkStart w:id="160" w:name="_Toc196502239"/>
+      <w:bookmarkStart w:id="188" w:name="_Toc196502239"/>
       <w:r>
         <w:lastRenderedPageBreak/>
         <w:t>References</w:t>
       </w:r>
-      <w:bookmarkEnd w:id="160"/>
+      <w:bookmarkEnd w:id="188"/>
     </w:p>
     <w:p>
       <w:pPr>
@@ -26174,7 +26299,7 @@
           <w:lang w:val="en-US"/>
         </w:rPr>
       </w:pPr>
-      <w:bookmarkStart w:id="161" w:name="_Ref196500408"/>
+      <w:bookmarkStart w:id="189" w:name="_Ref196500408"/>
       <w:r>
         <w:rPr>
           <w:lang w:val="en-US"/>
@@ -26199,7 +26324,7 @@
         </w:rPr>
         <w:t>Navigation Technical Services</w:t>
       </w:r>
-      <w:bookmarkEnd w:id="161"/>
+      <w:bookmarkEnd w:id="189"/>
     </w:p>
     <w:p>
       <w:pPr>
@@ -26234,7 +26359,7 @@
           <w:lang w:val="en-US"/>
         </w:rPr>
       </w:pPr>
-      <w:bookmarkStart w:id="162" w:name="_Ref196501240"/>
+      <w:bookmarkStart w:id="190" w:name="_Ref196501240"/>
       <w:r>
         <w:rPr>
           <w:lang w:val="en-US"/>
@@ -26247,7 +26372,7 @@
         </w:rPr>
         <w:t>2022. Guideline G1183 Provision of MCP Identities</w:t>
       </w:r>
-      <w:bookmarkEnd w:id="162"/>
+      <w:bookmarkEnd w:id="190"/>
     </w:p>
     <w:p>
       <w:pPr>
@@ -26288,7 +26413,7 @@
           <w:lang w:val="en-US"/>
         </w:rPr>
       </w:pPr>
-      <w:bookmarkStart w:id="163" w:name="_Ref196500527"/>
+      <w:bookmarkStart w:id="191" w:name="_Ref196500527"/>
       <w:r>
         <w:rPr>
           <w:lang w:val="en-US"/>
@@ -26355,7 +26480,7 @@
         </w:rPr>
         <w:t>PCC</w:t>
       </w:r>
-      <w:bookmarkEnd w:id="163"/>
+      <w:bookmarkEnd w:id="191"/>
     </w:p>
     <w:p>
       <w:pPr>
@@ -26365,7 +26490,7 @@
           <w:lang w:val="en-US"/>
         </w:rPr>
       </w:pPr>
-      <w:bookmarkStart w:id="164" w:name="_Ref196500518"/>
+      <w:bookmarkStart w:id="192" w:name="_Ref196500518"/>
       <w:r>
         <w:rPr>
           <w:lang w:val="en-US"/>
@@ -26420,7 +26545,7 @@
         </w:rPr>
         <w:t>PCC</w:t>
       </w:r>
-      <w:bookmarkEnd w:id="164"/>
+      <w:bookmarkEnd w:id="192"/>
     </w:p>
     <w:p>
       <w:pPr>
@@ -26430,7 +26555,7 @@
           <w:lang w:val="en-US"/>
         </w:rPr>
       </w:pPr>
-      <w:bookmarkStart w:id="165" w:name="_Ref196501273"/>
+      <w:bookmarkStart w:id="193" w:name="_Ref196501273"/>
       <w:r>
         <w:rPr>
           <w:lang w:val="en-US"/>
@@ -26467,7 +26592,7 @@
         </w:rPr>
         <w:t xml:space="preserve">International Association of Classification Societies </w:t>
       </w:r>
-      <w:hyperlink r:id="rId47" w:history="1">
+      <w:hyperlink r:id="rId44" w:history="1">
         <w:r>
           <w:rPr>
             <w:rStyle w:val="Hyperlink"/>
@@ -26476,7 +26601,7 @@
           <w:t>https://iacs.org.uk/resolutions/unified-requirements/ur-e</w:t>
         </w:r>
       </w:hyperlink>
-      <w:bookmarkEnd w:id="165"/>
+      <w:bookmarkEnd w:id="193"/>
     </w:p>
     <w:p>
       <w:pPr>
@@ -26486,7 +26611,7 @@
           <w:lang w:val="en-US"/>
         </w:rPr>
       </w:pPr>
-      <w:bookmarkStart w:id="166" w:name="_Ref196501347"/>
+      <w:bookmarkStart w:id="194" w:name="_Ref196501347"/>
       <w:r>
         <w:rPr>
           <w:lang w:val="en-US"/>
@@ -26517,7 +26642,7 @@
         </w:rPr>
         <w:t>Establishing Functional Performance Requirements</w:t>
       </w:r>
-      <w:bookmarkEnd w:id="166"/>
+      <w:bookmarkEnd w:id="194"/>
     </w:p>
     <w:p>
       <w:pPr>
@@ -26527,7 +26652,7 @@
           <w:lang w:val="en-US"/>
         </w:rPr>
       </w:pPr>
-      <w:bookmarkStart w:id="167" w:name="_Ref196500547"/>
+      <w:bookmarkStart w:id="195" w:name="_Ref196500547"/>
       <w:r>
         <w:rPr>
           <w:lang w:val="en-US"/>
@@ -26582,7 +26707,7 @@
         </w:rPr>
         <w:t>IEC TC80 MT7 December 2024 meeting outcome</w:t>
       </w:r>
-      <w:bookmarkEnd w:id="167"/>
+      <w:bookmarkEnd w:id="195"/>
     </w:p>
     <w:p>
       <w:pPr>
@@ -26659,7 +26784,7 @@
           <w:lang w:val="en-US"/>
         </w:rPr>
       </w:pPr>
-      <w:bookmarkStart w:id="168" w:name="_Ref196501667"/>
+      <w:bookmarkStart w:id="196" w:name="_Ref196501667"/>
       <w:r>
         <w:rPr>
           <w:lang w:val="en-US"/>
@@ -26738,7 +26863,7 @@
         </w:rPr>
         <w:t xml:space="preserve"> </w:t>
       </w:r>
-      <w:hyperlink r:id="rId48" w:history="1">
+      <w:hyperlink r:id="rId45" w:history="1">
         <w:r>
           <w:rPr>
             <w:rStyle w:val="Hyperlink"/>
@@ -26746,13 +26871,13 @@
           <w:t>https://docs.imo.org/Shared/Download.aspx?did=150086</w:t>
         </w:r>
       </w:hyperlink>
-      <w:bookmarkEnd w:id="168"/>
+      <w:bookmarkEnd w:id="196"/>
     </w:p>
     <w:sectPr>
-      <w:headerReference w:type="even" r:id="rId49"/>
-      <w:headerReference w:type="default" r:id="rId50"/>
-      <w:headerReference w:type="first" r:id="rId51"/>
-      <w:footerReference w:type="first" r:id="rId52"/>
+      <w:headerReference w:type="even" r:id="rId46"/>
+      <w:headerReference w:type="default" r:id="rId47"/>
+      <w:headerReference w:type="first" r:id="rId48"/>
+      <w:footerReference w:type="first" r:id="rId49"/>
       <w:pgSz w:w="11906" w:h="16838" w:code="9"/>
       <w:pgMar w:top="1276" w:right="1080" w:bottom="1440" w:left="1080" w:header="454" w:footer="313" w:gutter="0"/>
       <w:cols w:space="720"/>
@@ -26760,72 +26885,6 @@
     </w:sectPr>
   </w:body>
 </w:document>
-</file>
-
-<file path=word/comments.xml><?xml version="1.0" encoding="utf-8"?>
-<w:comments xmlns:wpc="http://schemas.microsoft.com/office/word/2010/wordprocessingCanvas" xmlns:cx="http://schemas.microsoft.com/office/drawing/2014/chartex" xmlns:cx1="http://schemas.microsoft.com/office/drawing/2015/9/8/chartex" xmlns:cx2="http://schemas.microsoft.com/office/drawing/2015/10/21/chartex" xmlns:cx3="http://schemas.microsoft.com/office/drawing/2016/5/9/chartex" xmlns:cx4="http://schemas.microsoft.com/office/drawing/2016/5/10/chartex" xmlns:cx5="http://schemas.microsoft.com/office/drawing/2016/5/11/chartex" xmlns:cx6="http://schemas.microsoft.com/office/drawing/2016/5/12/chartex" xmlns:cx7="http://schemas.microsoft.com/office/drawing/2016/5/13/chartex" xmlns:cx8="http://schemas.microsoft.com/office/drawing/2016/5/14/chartex" xmlns:mc="http://schemas.openxmlformats.org/markup-compatibility/2006" xmlns:aink="http://schemas.microsoft.com/office/drawing/2016/ink" xmlns:am3d="http://schemas.microsoft.com/office/drawing/2017/model3d" xmlns:o="urn:schemas-microsoft-com:office:office" xmlns:oel="http://schemas.microsoft.com/office/2019/extlst" xmlns:r="http://schemas.openxmlformats.org/officeDocument/2006/relationships" xmlns:m="http://schemas.openxmlformats.org/officeDocument/2006/math" xmlns:v="urn:schemas-microsoft-com:vml" xmlns:wp14="http://schemas.microsoft.com/office/word/2010/wordprocessingDrawing" xmlns:wp="http://schemas.openxmlformats.org/drawingml/2006/wordprocessingDrawing" xmlns:w10="urn:schemas-microsoft-com:office:word" xmlns:w="http://schemas.openxmlformats.org/wordprocessingml/2006/main" xmlns:w14="http://schemas.microsoft.com/office/word/2010/wordml" xmlns:w15="http://schemas.microsoft.com/office/word/2012/wordml" xmlns:w16cex="http://schemas.microsoft.com/office/word/2018/wordml/cex" xmlns:w16cid="http://schemas.microsoft.com/office/word/2016/wordml/cid" xmlns:w16="http://schemas.microsoft.com/office/word/2018/wordml" xmlns:w16du="http://schemas.microsoft.com/office/word/2023/wordml/word16du" xmlns:w16sdtdh="http://schemas.microsoft.com/office/word/2020/wordml/sdtdatahash" xmlns:w16sdtfl="http://schemas.microsoft.com/office/word/2024/wordml/sdtformatlock" xmlns:w16se="http://schemas.microsoft.com/office/word/2015/wordml/symex" xmlns:wpg="http://schemas.microsoft.com/office/word/2010/wordprocessingGroup" xmlns:wpi="http://schemas.microsoft.com/office/word/2010/wordprocessingInk" xmlns:wne="http://schemas.microsoft.com/office/word/2006/wordml" xmlns:wps="http://schemas.microsoft.com/office/word/2010/wordprocessingShape" mc:Ignorable="w14 w15 w16se w16cid w16 w16cex w16sdtdh w16sdtfl w16du wp14">
-  <w:comment w:id="23" w:author="Ramin Miraftabi" w:date="2026-03-04T13:28:00Z" w:initials="RM">
-    <w:p>
-      <w:pPr>
-        <w:jc w:val="left"/>
-      </w:pPr>
-      <w:r>
-        <w:rPr>
-          <w:rStyle w:val="CommentReference"/>
-        </w:rPr>
-        <w:annotationRef/>
-      </w:r>
-      <w:r>
-        <w:rPr>
-          <w:color w:val="000000"/>
-          <w:sz w:val="20"/>
-        </w:rPr>
-        <w:t>UC for voyage termination</w:t>
-      </w:r>
-    </w:p>
-  </w:comment>
-  <w:comment w:id="104" w:author="Ramin Miraftabi" w:date="2026-03-04T13:28:00Z" w:initials="RM">
-    <w:p>
-      <w:pPr>
-        <w:jc w:val="left"/>
-      </w:pPr>
-      <w:r>
-        <w:rPr>
-          <w:rStyle w:val="CommentReference"/>
-        </w:rPr>
-        <w:annotationRef/>
-      </w:r>
-      <w:r>
-        <w:rPr>
-          <w:color w:val="000000"/>
-          <w:sz w:val="20"/>
-        </w:rPr>
-        <w:t>How to handle duplicate / smaller edition numbers</w:t>
-      </w:r>
-    </w:p>
-  </w:comment>
-</w:comments>
-</file>
-
-<file path=word/commentsExtended.xml><?xml version="1.0" encoding="utf-8"?>
-<w15:commentsEx xmlns:wpc="http://schemas.microsoft.com/office/word/2010/wordprocessingCanvas" xmlns:cx="http://schemas.microsoft.com/office/drawing/2014/chartex" xmlns:cx1="http://schemas.microsoft.com/office/drawing/2015/9/8/chartex" xmlns:cx2="http://schemas.microsoft.com/office/drawing/2015/10/21/chartex" xmlns:cx3="http://schemas.microsoft.com/office/drawing/2016/5/9/chartex" xmlns:cx4="http://schemas.microsoft.com/office/drawing/2016/5/10/chartex" xmlns:cx5="http://schemas.microsoft.com/office/drawing/2016/5/11/chartex" xmlns:cx6="http://schemas.microsoft.com/office/drawing/2016/5/12/chartex" xmlns:cx7="http://schemas.microsoft.com/office/drawing/2016/5/13/chartex" xmlns:cx8="http://schemas.microsoft.com/office/drawing/2016/5/14/chartex" xmlns:mc="http://schemas.openxmlformats.org/markup-compatibility/2006" xmlns:aink="http://schemas.microsoft.com/office/drawing/2016/ink" xmlns:am3d="http://schemas.microsoft.com/office/drawing/2017/model3d" xmlns:o="urn:schemas-microsoft-com:office:office" xmlns:oel="http://schemas.microsoft.com/office/2019/extlst" xmlns:r="http://schemas.openxmlformats.org/officeDocument/2006/relationships" xmlns:m="http://schemas.openxmlformats.org/officeDocument/2006/math" xmlns:v="urn:schemas-microsoft-com:vml" xmlns:wp14="http://schemas.microsoft.com/office/word/2010/wordprocessingDrawing" xmlns:wp="http://schemas.openxmlformats.org/drawingml/2006/wordprocessingDrawing" xmlns:w10="urn:schemas-microsoft-com:office:word" xmlns:w="http://schemas.openxmlformats.org/wordprocessingml/2006/main" xmlns:w14="http://schemas.microsoft.com/office/word/2010/wordml" xmlns:w15="http://schemas.microsoft.com/office/word/2012/wordml" xmlns:w16cex="http://schemas.microsoft.com/office/word/2018/wordml/cex" xmlns:w16cid="http://schemas.microsoft.com/office/word/2016/wordml/cid" xmlns:w16="http://schemas.microsoft.com/office/word/2018/wordml" xmlns:w16du="http://schemas.microsoft.com/office/word/2023/wordml/word16du" xmlns:w16sdtdh="http://schemas.microsoft.com/office/word/2020/wordml/sdtdatahash" xmlns:w16sdtfl="http://schemas.microsoft.com/office/word/2024/wordml/sdtformatlock" xmlns:w16se="http://schemas.microsoft.com/office/word/2015/wordml/symex" xmlns:wpg="http://schemas.microsoft.com/office/word/2010/wordprocessingGroup" xmlns:wpi="http://schemas.microsoft.com/office/word/2010/wordprocessingInk" xmlns:wne="http://schemas.microsoft.com/office/word/2006/wordml" xmlns:wps="http://schemas.microsoft.com/office/word/2010/wordprocessingShape" mc:Ignorable="w14 w15 w16se w16cid w16 w16cex w16sdtdh w16sdtfl w16du wp14">
-  <w15:commentEx w15:paraId="26E8F832" w15:done="0"/>
-  <w15:commentEx w15:paraId="592F13CC" w15:done="0"/>
-</w15:commentsEx>
-</file>
-
-<file path=word/commentsExtensible.xml><?xml version="1.0" encoding="utf-8"?>
-<w16cex:commentsExtensible xmlns:wpc="http://schemas.microsoft.com/office/word/2010/wordprocessingCanvas" xmlns:cx="http://schemas.microsoft.com/office/drawing/2014/chartex" xmlns:cx1="http://schemas.microsoft.com/office/drawing/2015/9/8/chartex" xmlns:cx2="http://schemas.microsoft.com/office/drawing/2015/10/21/chartex" xmlns:cx3="http://schemas.microsoft.com/office/drawing/2016/5/9/chartex" xmlns:cx4="http://schemas.microsoft.com/office/drawing/2016/5/10/chartex" xmlns:cx5="http://schemas.microsoft.com/office/drawing/2016/5/11/chartex" xmlns:cx6="http://schemas.microsoft.com/office/drawing/2016/5/12/chartex" xmlns:cx7="http://schemas.microsoft.com/office/drawing/2016/5/13/chartex" xmlns:cx8="http://schemas.microsoft.com/office/drawing/2016/5/14/chartex" xmlns:cr="http://schemas.microsoft.com/office/comments/2020/reactions" xmlns:mc="http://schemas.openxmlformats.org/markup-compatibility/2006" xmlns:aink="http://schemas.microsoft.com/office/drawing/2016/ink" xmlns:am3d="http://schemas.microsoft.com/office/drawing/2017/model3d" xmlns:o="urn:schemas-microsoft-com:office:office" xmlns:oel="http://schemas.microsoft.com/office/2019/extlst" xmlns:r="http://schemas.openxmlformats.org/officeDocument/2006/relationships" xmlns:m="http://schemas.openxmlformats.org/officeDocument/2006/math" xmlns:v="urn:schemas-microsoft-com:vml" xmlns:wp14="http://schemas.microsoft.com/office/word/2010/wordprocessingDrawing" xmlns:wp="http://schemas.openxmlformats.org/drawingml/2006/wordprocessingDrawing" xmlns:w10="urn:schemas-microsoft-com:office:word" xmlns:w="http://schemas.openxmlformats.org/wordprocessingml/2006/main" xmlns:w14="http://schemas.microsoft.com/office/word/2010/wordml" xmlns:w15="http://schemas.microsoft.com/office/word/2012/wordml" xmlns:w16cex="http://schemas.microsoft.com/office/word/2018/wordml/cex" xmlns:w16cid="http://schemas.microsoft.com/office/word/2016/wordml/cid" xmlns:w16="http://schemas.microsoft.com/office/word/2018/wordml" xmlns:w16du="http://schemas.microsoft.com/office/word/2023/wordml/word16du" xmlns:w16sdtdh="http://schemas.microsoft.com/office/word/2020/wordml/sdtdatahash" xmlns:w16sdtfl="http://schemas.microsoft.com/office/word/2024/wordml/sdtformatlock" xmlns:w16se="http://schemas.microsoft.com/office/word/2015/wordml/symex" xmlns:wpg="http://schemas.microsoft.com/office/word/2010/wordprocessingGroup" xmlns:wpi="http://schemas.microsoft.com/office/word/2010/wordprocessingInk" xmlns:wne="http://schemas.microsoft.com/office/word/2006/wordml" xmlns:wps="http://schemas.microsoft.com/office/word/2010/wordprocessingShape" mc:Ignorable="w14 w15 w16se w16cid w16 w16cex w16sdtdh w16sdtfl cr w16du wp14">
-  <w16cex:commentExtensible w16cex:durableId="035C08E0" w16cex:dateUtc="2026-03-04T12:28:00Z"/>
-  <w16cex:commentExtensible w16cex:durableId="25523D2B" w16cex:dateUtc="2026-03-04T12:28:00Z"/>
-</w16cex:commentsExtensible>
-</file>
-
-<file path=word/commentsIds.xml><?xml version="1.0" encoding="utf-8"?>
-<w16cid:commentsIds xmlns:wpc="http://schemas.microsoft.com/office/word/2010/wordprocessingCanvas" xmlns:cx="http://schemas.microsoft.com/office/drawing/2014/chartex" xmlns:cx1="http://schemas.microsoft.com/office/drawing/2015/9/8/chartex" xmlns:cx2="http://schemas.microsoft.com/office/drawing/2015/10/21/chartex" xmlns:cx3="http://schemas.microsoft.com/office/drawing/2016/5/9/chartex" xmlns:cx4="http://schemas.microsoft.com/office/drawing/2016/5/10/chartex" xmlns:cx5="http://schemas.microsoft.com/office/drawing/2016/5/11/chartex" xmlns:cx6="http://schemas.microsoft.com/office/drawing/2016/5/12/chartex" xmlns:cx7="http://schemas.microsoft.com/office/drawing/2016/5/13/chartex" xmlns:cx8="http://schemas.microsoft.com/office/drawing/2016/5/14/chartex" xmlns:mc="http://schemas.openxmlformats.org/markup-compatibility/2006" xmlns:aink="http://schemas.microsoft.com/office/drawing/2016/ink" xmlns:am3d="http://schemas.microsoft.com/office/drawing/2017/model3d" xmlns:o="urn:schemas-microsoft-com:office:office" xmlns:oel="http://schemas.microsoft.com/office/2019/extlst" xmlns:r="http://schemas.openxmlformats.org/officeDocument/2006/relationships" xmlns:m="http://schemas.openxmlformats.org/officeDocument/2006/math" xmlns:v="urn:schemas-microsoft-com:vml" xmlns:wp14="http://schemas.microsoft.com/office/word/2010/wordprocessingDrawing" xmlns:wp="http://schemas.openxmlformats.org/drawingml/2006/wordprocessingDrawing" xmlns:w10="urn:schemas-microsoft-com:office:word" xmlns:w="http://schemas.openxmlformats.org/wordprocessingml/2006/main" xmlns:w14="http://schemas.microsoft.com/office/word/2010/wordml" xmlns:w15="http://schemas.microsoft.com/office/word/2012/wordml" xmlns:w16cex="http://schemas.microsoft.com/office/word/2018/wordml/cex" xmlns:w16cid="http://schemas.microsoft.com/office/word/2016/wordml/cid" xmlns:w16="http://schemas.microsoft.com/office/word/2018/wordml" xmlns:w16du="http://schemas.microsoft.com/office/word/2023/wordml/word16du" xmlns:w16sdtdh="http://schemas.microsoft.com/office/word/2020/wordml/sdtdatahash" xmlns:w16sdtfl="http://schemas.microsoft.com/office/word/2024/wordml/sdtformatlock" xmlns:w16se="http://schemas.microsoft.com/office/word/2015/wordml/symex" xmlns:wpg="http://schemas.microsoft.com/office/word/2010/wordprocessingGroup" xmlns:wpi="http://schemas.microsoft.com/office/word/2010/wordprocessingInk" xmlns:wne="http://schemas.microsoft.com/office/word/2006/wordml" xmlns:wps="http://schemas.microsoft.com/office/word/2010/wordprocessingShape" mc:Ignorable="w14 w15 w16se w16cid w16 w16cex w16sdtdh w16sdtfl w16du wp14">
-  <w16cid:commentId w16cid:paraId="26E8F832" w16cid:durableId="035C08E0"/>
-  <w16cid:commentId w16cid:paraId="592F13CC" w16cid:durableId="25523D2B"/>
-</w16cid:commentsIds>
 </file>
 
 <file path=word/endnotes.xml><?xml version="1.0" encoding="utf-8"?>
@@ -27288,14 +27347,26 @@
       </w:rPr>
       <w:t>:ed1.</w:t>
     </w:r>
-    <w:r>
-      <w:rPr>
-        <w:rFonts w:eastAsiaTheme="minorEastAsia" w:hint="eastAsia"/>
-        <w:noProof w:val="0"/>
-        <w:lang w:val="en-GB" w:eastAsia="ko-KR"/>
-      </w:rPr>
-      <w:t>1</w:t>
-    </w:r>
+    <w:ins w:id="16" w:author="Ramin Miraftabi" w:date="2026-07-08T10:27:00Z" w16du:dateUtc="2026-07-08T08:27:00Z">
+      <w:r>
+        <w:rPr>
+          <w:rFonts w:eastAsiaTheme="minorEastAsia"/>
+          <w:noProof w:val="0"/>
+          <w:lang w:val="en-GB" w:eastAsia="ko-KR"/>
+        </w:rPr>
+        <w:t>2</w:t>
+      </w:r>
+    </w:ins>
+    <w:del w:id="17" w:author="Ramin Miraftabi" w:date="2026-07-08T10:27:00Z" w16du:dateUtc="2026-07-08T08:27:00Z">
+      <w:r>
+        <w:rPr>
+          <w:rFonts w:eastAsiaTheme="minorEastAsia" w:hint="eastAsia"/>
+          <w:noProof w:val="0"/>
+          <w:lang w:val="en-GB" w:eastAsia="ko-KR"/>
+        </w:rPr>
+        <w:delText>1</w:delText>
+      </w:r>
+    </w:del>
   </w:p>
   <w:p>
     <w:pPr>
@@ -28005,7 +28076,7 @@
       <w:rPr>
         <w:noProof/>
       </w:rPr>
-      <w:pict w14:anchorId="1EF6E445">
+      <w:pict w14:anchorId="4D5ACF5A">
         <v:shapetype id="_x0000_t136" coordsize="21600,21600" o:spt="136" adj="10800" path="m@7,l@8,m@5,21600l@6,21600e">
           <v:formulas>
             <v:f eqn="sum #0 0 10800"/>
@@ -28105,7 +28176,7 @@
         <w:noProof/>
         <w:lang w:val="en-GB"/>
       </w:rPr>
-      <w:pict w14:anchorId="73BE4884">
+      <w:pict w14:anchorId="6E401C8A">
         <v:shape id="_x0000_s1025" type="#_x0000_t136" alt="" style="position:absolute;left:0;text-align:left;margin-left:0;margin-top:0;width:429.4pt;height:257.6pt;rotation:315;z-index:-251658220;mso-wrap-edited:f;mso-width-percent:0;mso-height-percent:0;mso-position-horizontal:center;mso-position-horizontal-relative:margin;mso-position-vertical:center;mso-position-vertical-relative:margin;mso-width-percent:0;mso-height-percent:0" o:allowincell="f" fillcolor="silver" stroked="f">
           <v:fill opacity=".5"/>
           <v:textpath style="font-family:&quot;Calibri&quot;;font-size:1pt" string="DRAFT"/>
@@ -28140,8 +28211,8 @@
         <w:lang w:val="en-GB"/>
       </w:rPr>
     </w:pPr>
-    <w:bookmarkStart w:id="12" w:name="_Hlk196499351"/>
-    <w:bookmarkStart w:id="13" w:name="_Hlk196499352"/>
+    <w:bookmarkStart w:id="14" w:name="_Hlk196499351"/>
+    <w:bookmarkStart w:id="15" w:name="_Hlk196499352"/>
     <w:r>
       <w:rPr>
         <w:noProof/>
@@ -28251,8 +28322,8 @@
       <w:t>CONTENTS</w:t>
     </w:r>
   </w:p>
-  <w:bookmarkEnd w:id="12"/>
-  <w:bookmarkEnd w:id="13"/>
+  <w:bookmarkEnd w:id="14"/>
+  <w:bookmarkEnd w:id="15"/>
   <w:p>
     <w:pPr>
       <w:pStyle w:val="Header"/>
